--- a/pentru-editori/04-aparat-cardiovascular/04-aparat-cardiovascular.docx
+++ b/pentru-editori/04-aparat-cardiovascular/04-aparat-cardiovascular.docx
@@ -276,7 +276,7 @@
         <w:rPr>
           <w:color w:val="1C5D8C"/>
         </w:rPr>
-        <w:t>3. Rânduri noi propuse</w:t>
+        <w:t>3. Propuneri noi</w:t>
       </w:r>
     </w:p>
     <w:p>

--- a/pentru-editori/04-aparat-cardiovascular/04-aparat-cardiovascular.docx
+++ b/pentru-editori/04-aparat-cardiovascular/04-aparat-cardiovascular.docx
@@ -18,7 +18,15 @@
         <w:rPr>
           <w:i/>
         </w:rPr>
-        <w:t>Vă rugăm să completați coloanele „Decizie” și „Comentariu” direct în tabele (Aprobat / Respins / Amânat), fără să modificați structura lor. Alăturat: GHID.csv, conținutul integral al ghidului.</w:t>
+        <w:t>Vă rugăm să completați coloanele „Decizie” și „Comentariu” direct în tabele (Aprobat / Respins / Amânat), fără să modificați structura lor.</w:t>
+      </w:r>
+    </w:p>
+    <w:p>
+      <w:r>
+        <w:rPr>
+          <w:i/>
+        </w:rPr>
+        <w:t>Alăturat: GHID.csv, conținutul integral al ghidului, și „Decizii structurale comune”.</w:t>
       </w:r>
     </w:p>
     <w:p>
@@ -88,24 +96,25 @@
         <w:rPr>
           <w:color w:val="1C5D8C"/>
         </w:rPr>
-        <w:t>2. Chestiuni de decis</w:t>
+        <w:t>2. Probleme de decis</w:t>
       </w:r>
     </w:p>
     <w:tbl>
       <w:tblPr>
         <w:tblStyle w:val="LightGrid-Accent1"/>
         <w:tblW w:type="auto" w:w="0"/>
+        <w:tblLayout w:type="fixed"/>
         <w:tblLook w:firstColumn="1" w:firstRow="1" w:lastColumn="0" w:lastRow="0" w:noHBand="0" w:noVBand="1" w:val="04A0"/>
       </w:tblPr>
       <w:tblGrid>
-        <w:gridCol w:w="6400"/>
-        <w:gridCol w:w="2880"/>
-        <w:gridCol w:w="2880"/>
+        <w:gridCol w:w="4713"/>
+        <w:gridCol w:w="4713"/>
+        <w:gridCol w:w="4713"/>
       </w:tblGrid>
       <w:tr>
         <w:tc>
           <w:tcPr>
-            <w:tcW w:type="dxa" w:w="2880"/>
+            <w:tcW w:type="dxa" w:w="8400"/>
           </w:tcPr>
           <w:p>
             <w:r/>
@@ -114,13 +123,13 @@
                 <w:b/>
                 <w:i w:val="0"/>
               </w:rPr>
-              <w:t>Chestiune</w:t>
+              <w:t>Problemă</w:t>
             </w:r>
           </w:p>
         </w:tc>
         <w:tc>
           <w:tcPr>
-            <w:tcW w:type="dxa" w:w="2880"/>
+            <w:tcW w:type="dxa" w:w="2700"/>
           </w:tcPr>
           <w:p>
             <w:r/>
@@ -135,7 +144,7 @@
         </w:tc>
         <w:tc>
           <w:tcPr>
-            <w:tcW w:type="dxa" w:w="2880"/>
+            <w:tcW w:type="dxa" w:w="2700"/>
           </w:tcPr>
           <w:p>
             <w:r/>
@@ -152,7 +161,7 @@
       <w:tr>
         <w:tc>
           <w:tcPr>
-            <w:tcW w:type="dxa" w:w="6400"/>
+            <w:tcW w:type="dxa" w:w="8400"/>
           </w:tcPr>
           <w:p>
             <w:r/>
@@ -181,7 +190,7 @@
         </w:tc>
         <w:tc>
           <w:tcPr>
-            <w:tcW w:type="dxa" w:w="2880"/>
+            <w:tcW w:type="dxa" w:w="2700"/>
           </w:tcPr>
           <w:p>
             <w:r/>
@@ -195,7 +204,7 @@
         </w:tc>
         <w:tc>
           <w:tcPr>
-            <w:tcW w:type="dxa" w:w="2880"/>
+            <w:tcW w:type="dxa" w:w="2700"/>
           </w:tcPr>
           <w:p>
             <w:r/>
@@ -211,7 +220,7 @@
       <w:tr>
         <w:tc>
           <w:tcPr>
-            <w:tcW w:type="dxa" w:w="6400"/>
+            <w:tcW w:type="dxa" w:w="8400"/>
           </w:tcPr>
           <w:p>
             <w:r/>
@@ -240,7 +249,7 @@
         </w:tc>
         <w:tc>
           <w:tcPr>
-            <w:tcW w:type="dxa" w:w="2880"/>
+            <w:tcW w:type="dxa" w:w="2700"/>
           </w:tcPr>
           <w:p>
             <w:r/>
@@ -254,7 +263,7 @@
         </w:tc>
         <w:tc>
           <w:tcPr>
-            <w:tcW w:type="dxa" w:w="2880"/>
+            <w:tcW w:type="dxa" w:w="2700"/>
           </w:tcPr>
           <w:p>
             <w:r/>
@@ -307,22 +316,23 @@
       <w:tblPr>
         <w:tblStyle w:val="LightGrid-Accent1"/>
         <w:tblW w:type="auto" w:w="0"/>
+        <w:tblLayout w:type="fixed"/>
         <w:tblLook w:firstColumn="1" w:firstRow="1" w:lastColumn="0" w:lastRow="0" w:noHBand="0" w:noVBand="1" w:val="04A0"/>
       </w:tblPr>
       <w:tblGrid>
-        <w:gridCol w:w="1080"/>
-        <w:gridCol w:w="1080"/>
-        <w:gridCol w:w="1080"/>
-        <w:gridCol w:w="1080"/>
-        <w:gridCol w:w="1080"/>
-        <w:gridCol w:w="1080"/>
-        <w:gridCol w:w="1080"/>
-        <w:gridCol w:w="1080"/>
+        <w:gridCol w:w="1767"/>
+        <w:gridCol w:w="1767"/>
+        <w:gridCol w:w="1767"/>
+        <w:gridCol w:w="1767"/>
+        <w:gridCol w:w="1767"/>
+        <w:gridCol w:w="1767"/>
+        <w:gridCol w:w="1767"/>
+        <w:gridCol w:w="1767"/>
       </w:tblGrid>
       <w:tr>
         <w:tc>
           <w:tcPr>
-            <w:tcW w:type="dxa" w:w="1080"/>
+            <w:tcW w:type="dxa" w:w="800"/>
           </w:tcPr>
           <w:p>
             <w:r/>
@@ -337,7 +347,7 @@
         </w:tc>
         <w:tc>
           <w:tcPr>
-            <w:tcW w:type="dxa" w:w="1080"/>
+            <w:tcW w:type="dxa" w:w="1800"/>
           </w:tcPr>
           <w:p>
             <w:r/>
@@ -352,7 +362,7 @@
         </w:tc>
         <w:tc>
           <w:tcPr>
-            <w:tcW w:type="dxa" w:w="1080"/>
+            <w:tcW w:type="dxa" w:w="3000"/>
           </w:tcPr>
           <w:p>
             <w:r/>
@@ -367,7 +377,7 @@
         </w:tc>
         <w:tc>
           <w:tcPr>
-            <w:tcW w:type="dxa" w:w="1080"/>
+            <w:tcW w:type="dxa" w:w="900"/>
           </w:tcPr>
           <w:p>
             <w:r/>
@@ -382,7 +392,7 @@
         </w:tc>
         <w:tc>
           <w:tcPr>
-            <w:tcW w:type="dxa" w:w="1080"/>
+            <w:tcW w:type="dxa" w:w="1100"/>
           </w:tcPr>
           <w:p>
             <w:r/>
@@ -397,7 +407,7 @@
         </w:tc>
         <w:tc>
           <w:tcPr>
-            <w:tcW w:type="dxa" w:w="1080"/>
+            <w:tcW w:type="dxa" w:w="3000"/>
           </w:tcPr>
           <w:p>
             <w:r/>
@@ -412,7 +422,7 @@
         </w:tc>
         <w:tc>
           <w:tcPr>
-            <w:tcW w:type="dxa" w:w="1080"/>
+            <w:tcW w:type="dxa" w:w="1500"/>
           </w:tcPr>
           <w:p>
             <w:r/>
@@ -427,7 +437,7 @@
         </w:tc>
         <w:tc>
           <w:tcPr>
-            <w:tcW w:type="dxa" w:w="1080"/>
+            <w:tcW w:type="dxa" w:w="1800"/>
           </w:tcPr>
           <w:p>
             <w:r/>
@@ -444,7 +454,7 @@
       <w:tr>
         <w:tc>
           <w:tcPr>
-            <w:tcW w:type="dxa" w:w="1080"/>
+            <w:tcW w:type="dxa" w:w="800"/>
           </w:tcPr>
           <w:p>
             <w:r/>
@@ -459,7 +469,7 @@
         </w:tc>
         <w:tc>
           <w:tcPr>
-            <w:tcW w:type="dxa" w:w="1080"/>
+            <w:tcW w:type="dxa" w:w="1800"/>
           </w:tcPr>
           <w:p>
             <w:r/>
@@ -474,7 +484,7 @@
         </w:tc>
         <w:tc>
           <w:tcPr>
-            <w:tcW w:type="dxa" w:w="1080"/>
+            <w:tcW w:type="dxa" w:w="3000"/>
           </w:tcPr>
           <w:p>
             <w:r/>
@@ -489,7 +499,7 @@
         </w:tc>
         <w:tc>
           <w:tcPr>
-            <w:tcW w:type="dxa" w:w="1080"/>
+            <w:tcW w:type="dxa" w:w="900"/>
           </w:tcPr>
           <w:p>
             <w:r/>
@@ -504,7 +514,7 @@
         </w:tc>
         <w:tc>
           <w:tcPr>
-            <w:tcW w:type="dxa" w:w="1080"/>
+            <w:tcW w:type="dxa" w:w="1100"/>
           </w:tcPr>
           <w:p>
             <w:r/>
@@ -519,7 +529,7 @@
         </w:tc>
         <w:tc>
           <w:tcPr>
-            <w:tcW w:type="dxa" w:w="1080"/>
+            <w:tcW w:type="dxa" w:w="3000"/>
           </w:tcPr>
           <w:p>
             <w:r/>
@@ -534,7 +544,7 @@
         </w:tc>
         <w:tc>
           <w:tcPr>
-            <w:tcW w:type="dxa" w:w="1080"/>
+            <w:tcW w:type="dxa" w:w="1500"/>
           </w:tcPr>
           <w:p>
             <w:r/>
@@ -548,7 +558,7 @@
         </w:tc>
         <w:tc>
           <w:tcPr>
-            <w:tcW w:type="dxa" w:w="1080"/>
+            <w:tcW w:type="dxa" w:w="1800"/>
           </w:tcPr>
           <w:p>
             <w:r/>
@@ -564,7 +574,7 @@
       <w:tr>
         <w:tc>
           <w:tcPr>
-            <w:tcW w:type="dxa" w:w="1080"/>
+            <w:tcW w:type="dxa" w:w="800"/>
           </w:tcPr>
           <w:p>
             <w:r/>
@@ -579,7 +589,7 @@
         </w:tc>
         <w:tc>
           <w:tcPr>
-            <w:tcW w:type="dxa" w:w="1080"/>
+            <w:tcW w:type="dxa" w:w="1800"/>
           </w:tcPr>
           <w:p>
             <w:r/>
@@ -594,7 +604,7 @@
         </w:tc>
         <w:tc>
           <w:tcPr>
-            <w:tcW w:type="dxa" w:w="1080"/>
+            <w:tcW w:type="dxa" w:w="3000"/>
           </w:tcPr>
           <w:p>
             <w:r/>
@@ -609,7 +619,7 @@
         </w:tc>
         <w:tc>
           <w:tcPr>
-            <w:tcW w:type="dxa" w:w="1080"/>
+            <w:tcW w:type="dxa" w:w="900"/>
           </w:tcPr>
           <w:p>
             <w:r/>
@@ -624,7 +634,7 @@
         </w:tc>
         <w:tc>
           <w:tcPr>
-            <w:tcW w:type="dxa" w:w="1080"/>
+            <w:tcW w:type="dxa" w:w="1100"/>
           </w:tcPr>
           <w:p>
             <w:r/>
@@ -639,7 +649,7 @@
         </w:tc>
         <w:tc>
           <w:tcPr>
-            <w:tcW w:type="dxa" w:w="1080"/>
+            <w:tcW w:type="dxa" w:w="3000"/>
           </w:tcPr>
           <w:p>
             <w:r/>
@@ -654,7 +664,7 @@
         </w:tc>
         <w:tc>
           <w:tcPr>
-            <w:tcW w:type="dxa" w:w="1080"/>
+            <w:tcW w:type="dxa" w:w="1500"/>
           </w:tcPr>
           <w:p>
             <w:r/>
@@ -668,7 +678,7 @@
         </w:tc>
         <w:tc>
           <w:tcPr>
-            <w:tcW w:type="dxa" w:w="1080"/>
+            <w:tcW w:type="dxa" w:w="1800"/>
           </w:tcPr>
           <w:p>
             <w:r/>
@@ -706,22 +716,23 @@
       <w:tblPr>
         <w:tblStyle w:val="LightGrid-Accent1"/>
         <w:tblW w:type="auto" w:w="0"/>
+        <w:tblLayout w:type="fixed"/>
         <w:tblLook w:firstColumn="1" w:firstRow="1" w:lastColumn="0" w:lastRow="0" w:noHBand="0" w:noVBand="1" w:val="04A0"/>
       </w:tblPr>
       <w:tblGrid>
-        <w:gridCol w:w="1080"/>
-        <w:gridCol w:w="1080"/>
-        <w:gridCol w:w="1080"/>
-        <w:gridCol w:w="1080"/>
-        <w:gridCol w:w="1080"/>
-        <w:gridCol w:w="1080"/>
-        <w:gridCol w:w="1080"/>
-        <w:gridCol w:w="1080"/>
+        <w:gridCol w:w="1767"/>
+        <w:gridCol w:w="1767"/>
+        <w:gridCol w:w="1767"/>
+        <w:gridCol w:w="1767"/>
+        <w:gridCol w:w="1767"/>
+        <w:gridCol w:w="1767"/>
+        <w:gridCol w:w="1767"/>
+        <w:gridCol w:w="1767"/>
       </w:tblGrid>
       <w:tr>
         <w:tc>
           <w:tcPr>
-            <w:tcW w:type="dxa" w:w="1080"/>
+            <w:tcW w:type="dxa" w:w="800"/>
           </w:tcPr>
           <w:p>
             <w:r/>
@@ -736,7 +747,7 @@
         </w:tc>
         <w:tc>
           <w:tcPr>
-            <w:tcW w:type="dxa" w:w="1080"/>
+            <w:tcW w:type="dxa" w:w="1800"/>
           </w:tcPr>
           <w:p>
             <w:r/>
@@ -751,7 +762,7 @@
         </w:tc>
         <w:tc>
           <w:tcPr>
-            <w:tcW w:type="dxa" w:w="1080"/>
+            <w:tcW w:type="dxa" w:w="3000"/>
           </w:tcPr>
           <w:p>
             <w:r/>
@@ -766,7 +777,7 @@
         </w:tc>
         <w:tc>
           <w:tcPr>
-            <w:tcW w:type="dxa" w:w="1080"/>
+            <w:tcW w:type="dxa" w:w="900"/>
           </w:tcPr>
           <w:p>
             <w:r/>
@@ -781,7 +792,7 @@
         </w:tc>
         <w:tc>
           <w:tcPr>
-            <w:tcW w:type="dxa" w:w="1080"/>
+            <w:tcW w:type="dxa" w:w="1100"/>
           </w:tcPr>
           <w:p>
             <w:r/>
@@ -796,7 +807,7 @@
         </w:tc>
         <w:tc>
           <w:tcPr>
-            <w:tcW w:type="dxa" w:w="1080"/>
+            <w:tcW w:type="dxa" w:w="3000"/>
           </w:tcPr>
           <w:p>
             <w:r/>
@@ -811,7 +822,7 @@
         </w:tc>
         <w:tc>
           <w:tcPr>
-            <w:tcW w:type="dxa" w:w="1080"/>
+            <w:tcW w:type="dxa" w:w="1500"/>
           </w:tcPr>
           <w:p>
             <w:r/>
@@ -826,7 +837,7 @@
         </w:tc>
         <w:tc>
           <w:tcPr>
-            <w:tcW w:type="dxa" w:w="1080"/>
+            <w:tcW w:type="dxa" w:w="1800"/>
           </w:tcPr>
           <w:p>
             <w:r/>
@@ -843,7 +854,7 @@
       <w:tr>
         <w:tc>
           <w:tcPr>
-            <w:tcW w:type="dxa" w:w="1080"/>
+            <w:tcW w:type="dxa" w:w="800"/>
           </w:tcPr>
           <w:p>
             <w:r/>
@@ -858,7 +869,7 @@
         </w:tc>
         <w:tc>
           <w:tcPr>
-            <w:tcW w:type="dxa" w:w="1080"/>
+            <w:tcW w:type="dxa" w:w="1800"/>
           </w:tcPr>
           <w:p>
             <w:r/>
@@ -873,7 +884,7 @@
         </w:tc>
         <w:tc>
           <w:tcPr>
-            <w:tcW w:type="dxa" w:w="1080"/>
+            <w:tcW w:type="dxa" w:w="3000"/>
           </w:tcPr>
           <w:p>
             <w:r/>
@@ -888,7 +899,7 @@
         </w:tc>
         <w:tc>
           <w:tcPr>
-            <w:tcW w:type="dxa" w:w="1080"/>
+            <w:tcW w:type="dxa" w:w="900"/>
           </w:tcPr>
           <w:p>
             <w:r/>
@@ -903,7 +914,7 @@
         </w:tc>
         <w:tc>
           <w:tcPr>
-            <w:tcW w:type="dxa" w:w="1080"/>
+            <w:tcW w:type="dxa" w:w="1100"/>
           </w:tcPr>
           <w:p>
             <w:r/>
@@ -918,7 +929,7 @@
         </w:tc>
         <w:tc>
           <w:tcPr>
-            <w:tcW w:type="dxa" w:w="1080"/>
+            <w:tcW w:type="dxa" w:w="3000"/>
           </w:tcPr>
           <w:p>
             <w:r/>
@@ -933,7 +944,7 @@
         </w:tc>
         <w:tc>
           <w:tcPr>
-            <w:tcW w:type="dxa" w:w="1080"/>
+            <w:tcW w:type="dxa" w:w="1500"/>
           </w:tcPr>
           <w:p>
             <w:r/>
@@ -947,7 +958,7 @@
         </w:tc>
         <w:tc>
           <w:tcPr>
-            <w:tcW w:type="dxa" w:w="1080"/>
+            <w:tcW w:type="dxa" w:w="1800"/>
           </w:tcPr>
           <w:p>
             <w:r/>
@@ -963,7 +974,7 @@
       <w:tr>
         <w:tc>
           <w:tcPr>
-            <w:tcW w:type="dxa" w:w="1080"/>
+            <w:tcW w:type="dxa" w:w="800"/>
           </w:tcPr>
           <w:p>
             <w:r/>
@@ -978,7 +989,7 @@
         </w:tc>
         <w:tc>
           <w:tcPr>
-            <w:tcW w:type="dxa" w:w="1080"/>
+            <w:tcW w:type="dxa" w:w="1800"/>
           </w:tcPr>
           <w:p>
             <w:r/>
@@ -993,7 +1004,7 @@
         </w:tc>
         <w:tc>
           <w:tcPr>
-            <w:tcW w:type="dxa" w:w="1080"/>
+            <w:tcW w:type="dxa" w:w="3000"/>
           </w:tcPr>
           <w:p>
             <w:r/>
@@ -1008,7 +1019,7 @@
         </w:tc>
         <w:tc>
           <w:tcPr>
-            <w:tcW w:type="dxa" w:w="1080"/>
+            <w:tcW w:type="dxa" w:w="900"/>
           </w:tcPr>
           <w:p>
             <w:r/>
@@ -1023,7 +1034,7 @@
         </w:tc>
         <w:tc>
           <w:tcPr>
-            <w:tcW w:type="dxa" w:w="1080"/>
+            <w:tcW w:type="dxa" w:w="1100"/>
           </w:tcPr>
           <w:p>
             <w:r/>
@@ -1038,7 +1049,7 @@
         </w:tc>
         <w:tc>
           <w:tcPr>
-            <w:tcW w:type="dxa" w:w="1080"/>
+            <w:tcW w:type="dxa" w:w="3000"/>
           </w:tcPr>
           <w:p>
             <w:r/>
@@ -1053,7 +1064,7 @@
         </w:tc>
         <w:tc>
           <w:tcPr>
-            <w:tcW w:type="dxa" w:w="1080"/>
+            <w:tcW w:type="dxa" w:w="1500"/>
           </w:tcPr>
           <w:p>
             <w:r/>
@@ -1067,7 +1078,7 @@
         </w:tc>
         <w:tc>
           <w:tcPr>
-            <w:tcW w:type="dxa" w:w="1080"/>
+            <w:tcW w:type="dxa" w:w="1800"/>
           </w:tcPr>
           <w:p>
             <w:r/>
@@ -1083,7 +1094,7 @@
       <w:tr>
         <w:tc>
           <w:tcPr>
-            <w:tcW w:type="dxa" w:w="1080"/>
+            <w:tcW w:type="dxa" w:w="800"/>
           </w:tcPr>
           <w:p>
             <w:r/>
@@ -1098,7 +1109,7 @@
         </w:tc>
         <w:tc>
           <w:tcPr>
-            <w:tcW w:type="dxa" w:w="1080"/>
+            <w:tcW w:type="dxa" w:w="1800"/>
           </w:tcPr>
           <w:p>
             <w:r/>
@@ -1113,7 +1124,7 @@
         </w:tc>
         <w:tc>
           <w:tcPr>
-            <w:tcW w:type="dxa" w:w="1080"/>
+            <w:tcW w:type="dxa" w:w="3000"/>
           </w:tcPr>
           <w:p>
             <w:r/>
@@ -1128,7 +1139,7 @@
         </w:tc>
         <w:tc>
           <w:tcPr>
-            <w:tcW w:type="dxa" w:w="1080"/>
+            <w:tcW w:type="dxa" w:w="900"/>
           </w:tcPr>
           <w:p>
             <w:r/>
@@ -1143,7 +1154,7 @@
         </w:tc>
         <w:tc>
           <w:tcPr>
-            <w:tcW w:type="dxa" w:w="1080"/>
+            <w:tcW w:type="dxa" w:w="1100"/>
           </w:tcPr>
           <w:p>
             <w:r/>
@@ -1158,7 +1169,7 @@
         </w:tc>
         <w:tc>
           <w:tcPr>
-            <w:tcW w:type="dxa" w:w="1080"/>
+            <w:tcW w:type="dxa" w:w="3000"/>
           </w:tcPr>
           <w:p>
             <w:r/>
@@ -1173,7 +1184,7 @@
         </w:tc>
         <w:tc>
           <w:tcPr>
-            <w:tcW w:type="dxa" w:w="1080"/>
+            <w:tcW w:type="dxa" w:w="1500"/>
           </w:tcPr>
           <w:p>
             <w:r/>
@@ -1187,7 +1198,7 @@
         </w:tc>
         <w:tc>
           <w:tcPr>
-            <w:tcW w:type="dxa" w:w="1080"/>
+            <w:tcW w:type="dxa" w:w="1800"/>
           </w:tcPr>
           <w:p>
             <w:r/>
@@ -1203,7 +1214,7 @@
       <w:tr>
         <w:tc>
           <w:tcPr>
-            <w:tcW w:type="dxa" w:w="1080"/>
+            <w:tcW w:type="dxa" w:w="800"/>
           </w:tcPr>
           <w:p>
             <w:r/>
@@ -1218,7 +1229,7 @@
         </w:tc>
         <w:tc>
           <w:tcPr>
-            <w:tcW w:type="dxa" w:w="1080"/>
+            <w:tcW w:type="dxa" w:w="1800"/>
           </w:tcPr>
           <w:p>
             <w:r/>
@@ -1233,7 +1244,7 @@
         </w:tc>
         <w:tc>
           <w:tcPr>
-            <w:tcW w:type="dxa" w:w="1080"/>
+            <w:tcW w:type="dxa" w:w="3000"/>
           </w:tcPr>
           <w:p>
             <w:r/>
@@ -1248,7 +1259,7 @@
         </w:tc>
         <w:tc>
           <w:tcPr>
-            <w:tcW w:type="dxa" w:w="1080"/>
+            <w:tcW w:type="dxa" w:w="900"/>
           </w:tcPr>
           <w:p>
             <w:r/>
@@ -1263,7 +1274,7 @@
         </w:tc>
         <w:tc>
           <w:tcPr>
-            <w:tcW w:type="dxa" w:w="1080"/>
+            <w:tcW w:type="dxa" w:w="1100"/>
           </w:tcPr>
           <w:p>
             <w:r/>
@@ -1278,7 +1289,7 @@
         </w:tc>
         <w:tc>
           <w:tcPr>
-            <w:tcW w:type="dxa" w:w="1080"/>
+            <w:tcW w:type="dxa" w:w="3000"/>
           </w:tcPr>
           <w:p>
             <w:r/>
@@ -1293,7 +1304,7 @@
         </w:tc>
         <w:tc>
           <w:tcPr>
-            <w:tcW w:type="dxa" w:w="1080"/>
+            <w:tcW w:type="dxa" w:w="1500"/>
           </w:tcPr>
           <w:p>
             <w:r/>
@@ -1307,7 +1318,7 @@
         </w:tc>
         <w:tc>
           <w:tcPr>
-            <w:tcW w:type="dxa" w:w="1080"/>
+            <w:tcW w:type="dxa" w:w="1800"/>
           </w:tcPr>
           <w:p>
             <w:r/>
@@ -1345,22 +1356,23 @@
       <w:tblPr>
         <w:tblStyle w:val="LightGrid-Accent1"/>
         <w:tblW w:type="auto" w:w="0"/>
+        <w:tblLayout w:type="fixed"/>
         <w:tblLook w:firstColumn="1" w:firstRow="1" w:lastColumn="0" w:lastRow="0" w:noHBand="0" w:noVBand="1" w:val="04A0"/>
       </w:tblPr>
       <w:tblGrid>
-        <w:gridCol w:w="1080"/>
-        <w:gridCol w:w="1080"/>
-        <w:gridCol w:w="1080"/>
-        <w:gridCol w:w="1080"/>
-        <w:gridCol w:w="1080"/>
-        <w:gridCol w:w="1080"/>
-        <w:gridCol w:w="1080"/>
-        <w:gridCol w:w="1080"/>
+        <w:gridCol w:w="1767"/>
+        <w:gridCol w:w="1767"/>
+        <w:gridCol w:w="1767"/>
+        <w:gridCol w:w="1767"/>
+        <w:gridCol w:w="1767"/>
+        <w:gridCol w:w="1767"/>
+        <w:gridCol w:w="1767"/>
+        <w:gridCol w:w="1767"/>
       </w:tblGrid>
       <w:tr>
         <w:tc>
           <w:tcPr>
-            <w:tcW w:type="dxa" w:w="1080"/>
+            <w:tcW w:type="dxa" w:w="800"/>
           </w:tcPr>
           <w:p>
             <w:r/>
@@ -1375,7 +1387,7 @@
         </w:tc>
         <w:tc>
           <w:tcPr>
-            <w:tcW w:type="dxa" w:w="1080"/>
+            <w:tcW w:type="dxa" w:w="1800"/>
           </w:tcPr>
           <w:p>
             <w:r/>
@@ -1390,7 +1402,7 @@
         </w:tc>
         <w:tc>
           <w:tcPr>
-            <w:tcW w:type="dxa" w:w="1080"/>
+            <w:tcW w:type="dxa" w:w="3000"/>
           </w:tcPr>
           <w:p>
             <w:r/>
@@ -1405,7 +1417,7 @@
         </w:tc>
         <w:tc>
           <w:tcPr>
-            <w:tcW w:type="dxa" w:w="1080"/>
+            <w:tcW w:type="dxa" w:w="900"/>
           </w:tcPr>
           <w:p>
             <w:r/>
@@ -1420,7 +1432,7 @@
         </w:tc>
         <w:tc>
           <w:tcPr>
-            <w:tcW w:type="dxa" w:w="1080"/>
+            <w:tcW w:type="dxa" w:w="1100"/>
           </w:tcPr>
           <w:p>
             <w:r/>
@@ -1435,7 +1447,7 @@
         </w:tc>
         <w:tc>
           <w:tcPr>
-            <w:tcW w:type="dxa" w:w="1080"/>
+            <w:tcW w:type="dxa" w:w="3000"/>
           </w:tcPr>
           <w:p>
             <w:r/>
@@ -1450,7 +1462,7 @@
         </w:tc>
         <w:tc>
           <w:tcPr>
-            <w:tcW w:type="dxa" w:w="1080"/>
+            <w:tcW w:type="dxa" w:w="1500"/>
           </w:tcPr>
           <w:p>
             <w:r/>
@@ -1465,7 +1477,7 @@
         </w:tc>
         <w:tc>
           <w:tcPr>
-            <w:tcW w:type="dxa" w:w="1080"/>
+            <w:tcW w:type="dxa" w:w="1800"/>
           </w:tcPr>
           <w:p>
             <w:r/>
@@ -1482,7 +1494,7 @@
       <w:tr>
         <w:tc>
           <w:tcPr>
-            <w:tcW w:type="dxa" w:w="1080"/>
+            <w:tcW w:type="dxa" w:w="800"/>
           </w:tcPr>
           <w:p>
             <w:r/>
@@ -1497,7 +1509,7 @@
         </w:tc>
         <w:tc>
           <w:tcPr>
-            <w:tcW w:type="dxa" w:w="1080"/>
+            <w:tcW w:type="dxa" w:w="1800"/>
           </w:tcPr>
           <w:p>
             <w:r/>
@@ -1512,7 +1524,7 @@
         </w:tc>
         <w:tc>
           <w:tcPr>
-            <w:tcW w:type="dxa" w:w="1080"/>
+            <w:tcW w:type="dxa" w:w="3000"/>
           </w:tcPr>
           <w:p>
             <w:r/>
@@ -1527,7 +1539,7 @@
         </w:tc>
         <w:tc>
           <w:tcPr>
-            <w:tcW w:type="dxa" w:w="1080"/>
+            <w:tcW w:type="dxa" w:w="900"/>
           </w:tcPr>
           <w:p>
             <w:r/>
@@ -1542,7 +1554,7 @@
         </w:tc>
         <w:tc>
           <w:tcPr>
-            <w:tcW w:type="dxa" w:w="1080"/>
+            <w:tcW w:type="dxa" w:w="1100"/>
           </w:tcPr>
           <w:p>
             <w:r/>
@@ -1557,7 +1569,7 @@
         </w:tc>
         <w:tc>
           <w:tcPr>
-            <w:tcW w:type="dxa" w:w="1080"/>
+            <w:tcW w:type="dxa" w:w="3000"/>
           </w:tcPr>
           <w:p>
             <w:r/>
@@ -1572,7 +1584,7 @@
         </w:tc>
         <w:tc>
           <w:tcPr>
-            <w:tcW w:type="dxa" w:w="1080"/>
+            <w:tcW w:type="dxa" w:w="1500"/>
           </w:tcPr>
           <w:p>
             <w:r/>
@@ -1586,7 +1598,7 @@
         </w:tc>
         <w:tc>
           <w:tcPr>
-            <w:tcW w:type="dxa" w:w="1080"/>
+            <w:tcW w:type="dxa" w:w="1800"/>
           </w:tcPr>
           <w:p>
             <w:r/>
@@ -1602,7 +1614,7 @@
       <w:tr>
         <w:tc>
           <w:tcPr>
-            <w:tcW w:type="dxa" w:w="1080"/>
+            <w:tcW w:type="dxa" w:w="800"/>
           </w:tcPr>
           <w:p>
             <w:r/>
@@ -1617,7 +1629,7 @@
         </w:tc>
         <w:tc>
           <w:tcPr>
-            <w:tcW w:type="dxa" w:w="1080"/>
+            <w:tcW w:type="dxa" w:w="1800"/>
           </w:tcPr>
           <w:p>
             <w:r/>
@@ -1632,7 +1644,7 @@
         </w:tc>
         <w:tc>
           <w:tcPr>
-            <w:tcW w:type="dxa" w:w="1080"/>
+            <w:tcW w:type="dxa" w:w="3000"/>
           </w:tcPr>
           <w:p>
             <w:r/>
@@ -1647,7 +1659,7 @@
         </w:tc>
         <w:tc>
           <w:tcPr>
-            <w:tcW w:type="dxa" w:w="1080"/>
+            <w:tcW w:type="dxa" w:w="900"/>
           </w:tcPr>
           <w:p>
             <w:r/>
@@ -1662,7 +1674,7 @@
         </w:tc>
         <w:tc>
           <w:tcPr>
-            <w:tcW w:type="dxa" w:w="1080"/>
+            <w:tcW w:type="dxa" w:w="1100"/>
           </w:tcPr>
           <w:p>
             <w:r/>
@@ -1677,7 +1689,7 @@
         </w:tc>
         <w:tc>
           <w:tcPr>
-            <w:tcW w:type="dxa" w:w="1080"/>
+            <w:tcW w:type="dxa" w:w="3000"/>
           </w:tcPr>
           <w:p>
             <w:r/>
@@ -1692,7 +1704,7 @@
         </w:tc>
         <w:tc>
           <w:tcPr>
-            <w:tcW w:type="dxa" w:w="1080"/>
+            <w:tcW w:type="dxa" w:w="1500"/>
           </w:tcPr>
           <w:p>
             <w:r/>
@@ -1706,7 +1718,7 @@
         </w:tc>
         <w:tc>
           <w:tcPr>
-            <w:tcW w:type="dxa" w:w="1080"/>
+            <w:tcW w:type="dxa" w:w="1800"/>
           </w:tcPr>
           <w:p>
             <w:r/>
@@ -1744,22 +1756,23 @@
       <w:tblPr>
         <w:tblStyle w:val="LightGrid-Accent1"/>
         <w:tblW w:type="auto" w:w="0"/>
+        <w:tblLayout w:type="fixed"/>
         <w:tblLook w:firstColumn="1" w:firstRow="1" w:lastColumn="0" w:lastRow="0" w:noHBand="0" w:noVBand="1" w:val="04A0"/>
       </w:tblPr>
       <w:tblGrid>
-        <w:gridCol w:w="1080"/>
-        <w:gridCol w:w="1080"/>
-        <w:gridCol w:w="1080"/>
-        <w:gridCol w:w="1080"/>
-        <w:gridCol w:w="1080"/>
-        <w:gridCol w:w="1080"/>
-        <w:gridCol w:w="1080"/>
-        <w:gridCol w:w="1080"/>
+        <w:gridCol w:w="1767"/>
+        <w:gridCol w:w="1767"/>
+        <w:gridCol w:w="1767"/>
+        <w:gridCol w:w="1767"/>
+        <w:gridCol w:w="1767"/>
+        <w:gridCol w:w="1767"/>
+        <w:gridCol w:w="1767"/>
+        <w:gridCol w:w="1767"/>
       </w:tblGrid>
       <w:tr>
         <w:tc>
           <w:tcPr>
-            <w:tcW w:type="dxa" w:w="1080"/>
+            <w:tcW w:type="dxa" w:w="800"/>
           </w:tcPr>
           <w:p>
             <w:r/>
@@ -1774,7 +1787,7 @@
         </w:tc>
         <w:tc>
           <w:tcPr>
-            <w:tcW w:type="dxa" w:w="1080"/>
+            <w:tcW w:type="dxa" w:w="1800"/>
           </w:tcPr>
           <w:p>
             <w:r/>
@@ -1789,7 +1802,7 @@
         </w:tc>
         <w:tc>
           <w:tcPr>
-            <w:tcW w:type="dxa" w:w="1080"/>
+            <w:tcW w:type="dxa" w:w="3000"/>
           </w:tcPr>
           <w:p>
             <w:r/>
@@ -1804,7 +1817,7 @@
         </w:tc>
         <w:tc>
           <w:tcPr>
-            <w:tcW w:type="dxa" w:w="1080"/>
+            <w:tcW w:type="dxa" w:w="900"/>
           </w:tcPr>
           <w:p>
             <w:r/>
@@ -1819,7 +1832,7 @@
         </w:tc>
         <w:tc>
           <w:tcPr>
-            <w:tcW w:type="dxa" w:w="1080"/>
+            <w:tcW w:type="dxa" w:w="1100"/>
           </w:tcPr>
           <w:p>
             <w:r/>
@@ -1834,7 +1847,7 @@
         </w:tc>
         <w:tc>
           <w:tcPr>
-            <w:tcW w:type="dxa" w:w="1080"/>
+            <w:tcW w:type="dxa" w:w="3000"/>
           </w:tcPr>
           <w:p>
             <w:r/>
@@ -1849,7 +1862,7 @@
         </w:tc>
         <w:tc>
           <w:tcPr>
-            <w:tcW w:type="dxa" w:w="1080"/>
+            <w:tcW w:type="dxa" w:w="1500"/>
           </w:tcPr>
           <w:p>
             <w:r/>
@@ -1864,7 +1877,7 @@
         </w:tc>
         <w:tc>
           <w:tcPr>
-            <w:tcW w:type="dxa" w:w="1080"/>
+            <w:tcW w:type="dxa" w:w="1800"/>
           </w:tcPr>
           <w:p>
             <w:r/>
@@ -1881,7 +1894,7 @@
       <w:tr>
         <w:tc>
           <w:tcPr>
-            <w:tcW w:type="dxa" w:w="1080"/>
+            <w:tcW w:type="dxa" w:w="800"/>
           </w:tcPr>
           <w:p>
             <w:r/>
@@ -1896,7 +1909,7 @@
         </w:tc>
         <w:tc>
           <w:tcPr>
-            <w:tcW w:type="dxa" w:w="1080"/>
+            <w:tcW w:type="dxa" w:w="1800"/>
           </w:tcPr>
           <w:p>
             <w:r/>
@@ -1911,7 +1924,7 @@
         </w:tc>
         <w:tc>
           <w:tcPr>
-            <w:tcW w:type="dxa" w:w="1080"/>
+            <w:tcW w:type="dxa" w:w="3000"/>
           </w:tcPr>
           <w:p>
             <w:r/>
@@ -1926,7 +1939,7 @@
         </w:tc>
         <w:tc>
           <w:tcPr>
-            <w:tcW w:type="dxa" w:w="1080"/>
+            <w:tcW w:type="dxa" w:w="900"/>
           </w:tcPr>
           <w:p>
             <w:r/>
@@ -1941,7 +1954,7 @@
         </w:tc>
         <w:tc>
           <w:tcPr>
-            <w:tcW w:type="dxa" w:w="1080"/>
+            <w:tcW w:type="dxa" w:w="1100"/>
           </w:tcPr>
           <w:p>
             <w:r/>
@@ -1956,7 +1969,7 @@
         </w:tc>
         <w:tc>
           <w:tcPr>
-            <w:tcW w:type="dxa" w:w="1080"/>
+            <w:tcW w:type="dxa" w:w="3000"/>
           </w:tcPr>
           <w:p>
             <w:r/>
@@ -1971,7 +1984,7 @@
         </w:tc>
         <w:tc>
           <w:tcPr>
-            <w:tcW w:type="dxa" w:w="1080"/>
+            <w:tcW w:type="dxa" w:w="1500"/>
           </w:tcPr>
           <w:p>
             <w:r/>
@@ -1985,7 +1998,7 @@
         </w:tc>
         <w:tc>
           <w:tcPr>
-            <w:tcW w:type="dxa" w:w="1080"/>
+            <w:tcW w:type="dxa" w:w="1800"/>
           </w:tcPr>
           <w:p>
             <w:r/>
@@ -2001,7 +2014,7 @@
       <w:tr>
         <w:tc>
           <w:tcPr>
-            <w:tcW w:type="dxa" w:w="1080"/>
+            <w:tcW w:type="dxa" w:w="800"/>
           </w:tcPr>
           <w:p>
             <w:r/>
@@ -2016,7 +2029,7 @@
         </w:tc>
         <w:tc>
           <w:tcPr>
-            <w:tcW w:type="dxa" w:w="1080"/>
+            <w:tcW w:type="dxa" w:w="1800"/>
           </w:tcPr>
           <w:p>
             <w:r/>
@@ -2031,7 +2044,7 @@
         </w:tc>
         <w:tc>
           <w:tcPr>
-            <w:tcW w:type="dxa" w:w="1080"/>
+            <w:tcW w:type="dxa" w:w="3000"/>
           </w:tcPr>
           <w:p>
             <w:r/>
@@ -2046,7 +2059,7 @@
         </w:tc>
         <w:tc>
           <w:tcPr>
-            <w:tcW w:type="dxa" w:w="1080"/>
+            <w:tcW w:type="dxa" w:w="900"/>
           </w:tcPr>
           <w:p>
             <w:r/>
@@ -2061,7 +2074,7 @@
         </w:tc>
         <w:tc>
           <w:tcPr>
-            <w:tcW w:type="dxa" w:w="1080"/>
+            <w:tcW w:type="dxa" w:w="1100"/>
           </w:tcPr>
           <w:p>
             <w:r/>
@@ -2076,7 +2089,7 @@
         </w:tc>
         <w:tc>
           <w:tcPr>
-            <w:tcW w:type="dxa" w:w="1080"/>
+            <w:tcW w:type="dxa" w:w="3000"/>
           </w:tcPr>
           <w:p>
             <w:r/>
@@ -2091,7 +2104,7 @@
         </w:tc>
         <w:tc>
           <w:tcPr>
-            <w:tcW w:type="dxa" w:w="1080"/>
+            <w:tcW w:type="dxa" w:w="1500"/>
           </w:tcPr>
           <w:p>
             <w:r/>
@@ -2105,7 +2118,7 @@
         </w:tc>
         <w:tc>
           <w:tcPr>
-            <w:tcW w:type="dxa" w:w="1080"/>
+            <w:tcW w:type="dxa" w:w="1800"/>
           </w:tcPr>
           <w:p>
             <w:r/>
@@ -2143,22 +2156,23 @@
       <w:tblPr>
         <w:tblStyle w:val="LightGrid-Accent1"/>
         <w:tblW w:type="auto" w:w="0"/>
+        <w:tblLayout w:type="fixed"/>
         <w:tblLook w:firstColumn="1" w:firstRow="1" w:lastColumn="0" w:lastRow="0" w:noHBand="0" w:noVBand="1" w:val="04A0"/>
       </w:tblPr>
       <w:tblGrid>
-        <w:gridCol w:w="1080"/>
-        <w:gridCol w:w="1080"/>
-        <w:gridCol w:w="1080"/>
-        <w:gridCol w:w="1080"/>
-        <w:gridCol w:w="1080"/>
-        <w:gridCol w:w="1080"/>
-        <w:gridCol w:w="1080"/>
-        <w:gridCol w:w="1080"/>
+        <w:gridCol w:w="1767"/>
+        <w:gridCol w:w="1767"/>
+        <w:gridCol w:w="1767"/>
+        <w:gridCol w:w="1767"/>
+        <w:gridCol w:w="1767"/>
+        <w:gridCol w:w="1767"/>
+        <w:gridCol w:w="1767"/>
+        <w:gridCol w:w="1767"/>
       </w:tblGrid>
       <w:tr>
         <w:tc>
           <w:tcPr>
-            <w:tcW w:type="dxa" w:w="1080"/>
+            <w:tcW w:type="dxa" w:w="800"/>
           </w:tcPr>
           <w:p>
             <w:r/>
@@ -2173,7 +2187,7 @@
         </w:tc>
         <w:tc>
           <w:tcPr>
-            <w:tcW w:type="dxa" w:w="1080"/>
+            <w:tcW w:type="dxa" w:w="1800"/>
           </w:tcPr>
           <w:p>
             <w:r/>
@@ -2188,7 +2202,7 @@
         </w:tc>
         <w:tc>
           <w:tcPr>
-            <w:tcW w:type="dxa" w:w="1080"/>
+            <w:tcW w:type="dxa" w:w="3000"/>
           </w:tcPr>
           <w:p>
             <w:r/>
@@ -2203,7 +2217,7 @@
         </w:tc>
         <w:tc>
           <w:tcPr>
-            <w:tcW w:type="dxa" w:w="1080"/>
+            <w:tcW w:type="dxa" w:w="900"/>
           </w:tcPr>
           <w:p>
             <w:r/>
@@ -2218,7 +2232,7 @@
         </w:tc>
         <w:tc>
           <w:tcPr>
-            <w:tcW w:type="dxa" w:w="1080"/>
+            <w:tcW w:type="dxa" w:w="1100"/>
           </w:tcPr>
           <w:p>
             <w:r/>
@@ -2233,7 +2247,7 @@
         </w:tc>
         <w:tc>
           <w:tcPr>
-            <w:tcW w:type="dxa" w:w="1080"/>
+            <w:tcW w:type="dxa" w:w="3000"/>
           </w:tcPr>
           <w:p>
             <w:r/>
@@ -2248,7 +2262,7 @@
         </w:tc>
         <w:tc>
           <w:tcPr>
-            <w:tcW w:type="dxa" w:w="1080"/>
+            <w:tcW w:type="dxa" w:w="1500"/>
           </w:tcPr>
           <w:p>
             <w:r/>
@@ -2263,7 +2277,7 @@
         </w:tc>
         <w:tc>
           <w:tcPr>
-            <w:tcW w:type="dxa" w:w="1080"/>
+            <w:tcW w:type="dxa" w:w="1800"/>
           </w:tcPr>
           <w:p>
             <w:r/>
@@ -2280,7 +2294,7 @@
       <w:tr>
         <w:tc>
           <w:tcPr>
-            <w:tcW w:type="dxa" w:w="1080"/>
+            <w:tcW w:type="dxa" w:w="800"/>
           </w:tcPr>
           <w:p>
             <w:r/>
@@ -2295,7 +2309,7 @@
         </w:tc>
         <w:tc>
           <w:tcPr>
-            <w:tcW w:type="dxa" w:w="1080"/>
+            <w:tcW w:type="dxa" w:w="1800"/>
           </w:tcPr>
           <w:p>
             <w:r/>
@@ -2310,7 +2324,7 @@
         </w:tc>
         <w:tc>
           <w:tcPr>
-            <w:tcW w:type="dxa" w:w="1080"/>
+            <w:tcW w:type="dxa" w:w="3000"/>
           </w:tcPr>
           <w:p>
             <w:r/>
@@ -2325,7 +2339,7 @@
         </w:tc>
         <w:tc>
           <w:tcPr>
-            <w:tcW w:type="dxa" w:w="1080"/>
+            <w:tcW w:type="dxa" w:w="900"/>
           </w:tcPr>
           <w:p>
             <w:r/>
@@ -2340,7 +2354,7 @@
         </w:tc>
         <w:tc>
           <w:tcPr>
-            <w:tcW w:type="dxa" w:w="1080"/>
+            <w:tcW w:type="dxa" w:w="1100"/>
           </w:tcPr>
           <w:p>
             <w:r/>
@@ -2355,7 +2369,7 @@
         </w:tc>
         <w:tc>
           <w:tcPr>
-            <w:tcW w:type="dxa" w:w="1080"/>
+            <w:tcW w:type="dxa" w:w="3000"/>
           </w:tcPr>
           <w:p>
             <w:r/>
@@ -2370,7 +2384,7 @@
         </w:tc>
         <w:tc>
           <w:tcPr>
-            <w:tcW w:type="dxa" w:w="1080"/>
+            <w:tcW w:type="dxa" w:w="1500"/>
           </w:tcPr>
           <w:p>
             <w:r/>
@@ -2384,7 +2398,7 @@
         </w:tc>
         <w:tc>
           <w:tcPr>
-            <w:tcW w:type="dxa" w:w="1080"/>
+            <w:tcW w:type="dxa" w:w="1800"/>
           </w:tcPr>
           <w:p>
             <w:r/>
@@ -2422,22 +2436,23 @@
       <w:tblPr>
         <w:tblStyle w:val="LightGrid-Accent1"/>
         <w:tblW w:type="auto" w:w="0"/>
+        <w:tblLayout w:type="fixed"/>
         <w:tblLook w:firstColumn="1" w:firstRow="1" w:lastColumn="0" w:lastRow="0" w:noHBand="0" w:noVBand="1" w:val="04A0"/>
       </w:tblPr>
       <w:tblGrid>
-        <w:gridCol w:w="1080"/>
-        <w:gridCol w:w="1080"/>
-        <w:gridCol w:w="1080"/>
-        <w:gridCol w:w="1080"/>
-        <w:gridCol w:w="1080"/>
-        <w:gridCol w:w="1080"/>
-        <w:gridCol w:w="1080"/>
-        <w:gridCol w:w="1080"/>
+        <w:gridCol w:w="1767"/>
+        <w:gridCol w:w="1767"/>
+        <w:gridCol w:w="1767"/>
+        <w:gridCol w:w="1767"/>
+        <w:gridCol w:w="1767"/>
+        <w:gridCol w:w="1767"/>
+        <w:gridCol w:w="1767"/>
+        <w:gridCol w:w="1767"/>
       </w:tblGrid>
       <w:tr>
         <w:tc>
           <w:tcPr>
-            <w:tcW w:type="dxa" w:w="1080"/>
+            <w:tcW w:type="dxa" w:w="800"/>
           </w:tcPr>
           <w:p>
             <w:r/>
@@ -2452,7 +2467,7 @@
         </w:tc>
         <w:tc>
           <w:tcPr>
-            <w:tcW w:type="dxa" w:w="1080"/>
+            <w:tcW w:type="dxa" w:w="1800"/>
           </w:tcPr>
           <w:p>
             <w:r/>
@@ -2467,7 +2482,7 @@
         </w:tc>
         <w:tc>
           <w:tcPr>
-            <w:tcW w:type="dxa" w:w="1080"/>
+            <w:tcW w:type="dxa" w:w="3000"/>
           </w:tcPr>
           <w:p>
             <w:r/>
@@ -2482,7 +2497,7 @@
         </w:tc>
         <w:tc>
           <w:tcPr>
-            <w:tcW w:type="dxa" w:w="1080"/>
+            <w:tcW w:type="dxa" w:w="900"/>
           </w:tcPr>
           <w:p>
             <w:r/>
@@ -2497,7 +2512,7 @@
         </w:tc>
         <w:tc>
           <w:tcPr>
-            <w:tcW w:type="dxa" w:w="1080"/>
+            <w:tcW w:type="dxa" w:w="1100"/>
           </w:tcPr>
           <w:p>
             <w:r/>
@@ -2512,7 +2527,7 @@
         </w:tc>
         <w:tc>
           <w:tcPr>
-            <w:tcW w:type="dxa" w:w="1080"/>
+            <w:tcW w:type="dxa" w:w="3000"/>
           </w:tcPr>
           <w:p>
             <w:r/>
@@ -2527,7 +2542,7 @@
         </w:tc>
         <w:tc>
           <w:tcPr>
-            <w:tcW w:type="dxa" w:w="1080"/>
+            <w:tcW w:type="dxa" w:w="1500"/>
           </w:tcPr>
           <w:p>
             <w:r/>
@@ -2542,7 +2557,7 @@
         </w:tc>
         <w:tc>
           <w:tcPr>
-            <w:tcW w:type="dxa" w:w="1080"/>
+            <w:tcW w:type="dxa" w:w="1800"/>
           </w:tcPr>
           <w:p>
             <w:r/>
@@ -2559,7 +2574,7 @@
       <w:tr>
         <w:tc>
           <w:tcPr>
-            <w:tcW w:type="dxa" w:w="1080"/>
+            <w:tcW w:type="dxa" w:w="800"/>
           </w:tcPr>
           <w:p>
             <w:r/>
@@ -2574,7 +2589,7 @@
         </w:tc>
         <w:tc>
           <w:tcPr>
-            <w:tcW w:type="dxa" w:w="1080"/>
+            <w:tcW w:type="dxa" w:w="1800"/>
           </w:tcPr>
           <w:p>
             <w:r/>
@@ -2589,7 +2604,7 @@
         </w:tc>
         <w:tc>
           <w:tcPr>
-            <w:tcW w:type="dxa" w:w="1080"/>
+            <w:tcW w:type="dxa" w:w="3000"/>
           </w:tcPr>
           <w:p>
             <w:r/>
@@ -2604,7 +2619,7 @@
         </w:tc>
         <w:tc>
           <w:tcPr>
-            <w:tcW w:type="dxa" w:w="1080"/>
+            <w:tcW w:type="dxa" w:w="900"/>
           </w:tcPr>
           <w:p>
             <w:r/>
@@ -2619,7 +2634,7 @@
         </w:tc>
         <w:tc>
           <w:tcPr>
-            <w:tcW w:type="dxa" w:w="1080"/>
+            <w:tcW w:type="dxa" w:w="1100"/>
           </w:tcPr>
           <w:p>
             <w:r/>
@@ -2634,7 +2649,7 @@
         </w:tc>
         <w:tc>
           <w:tcPr>
-            <w:tcW w:type="dxa" w:w="1080"/>
+            <w:tcW w:type="dxa" w:w="3000"/>
           </w:tcPr>
           <w:p>
             <w:r/>
@@ -2649,7 +2664,7 @@
         </w:tc>
         <w:tc>
           <w:tcPr>
-            <w:tcW w:type="dxa" w:w="1080"/>
+            <w:tcW w:type="dxa" w:w="1500"/>
           </w:tcPr>
           <w:p>
             <w:r/>
@@ -2663,7 +2678,7 @@
         </w:tc>
         <w:tc>
           <w:tcPr>
-            <w:tcW w:type="dxa" w:w="1080"/>
+            <w:tcW w:type="dxa" w:w="1800"/>
           </w:tcPr>
           <w:p>
             <w:r/>
@@ -2679,7 +2694,7 @@
       <w:tr>
         <w:tc>
           <w:tcPr>
-            <w:tcW w:type="dxa" w:w="1080"/>
+            <w:tcW w:type="dxa" w:w="800"/>
           </w:tcPr>
           <w:p>
             <w:r/>
@@ -2694,7 +2709,7 @@
         </w:tc>
         <w:tc>
           <w:tcPr>
-            <w:tcW w:type="dxa" w:w="1080"/>
+            <w:tcW w:type="dxa" w:w="1800"/>
           </w:tcPr>
           <w:p>
             <w:r/>
@@ -2709,7 +2724,7 @@
         </w:tc>
         <w:tc>
           <w:tcPr>
-            <w:tcW w:type="dxa" w:w="1080"/>
+            <w:tcW w:type="dxa" w:w="3000"/>
           </w:tcPr>
           <w:p>
             <w:r/>
@@ -2724,7 +2739,7 @@
         </w:tc>
         <w:tc>
           <w:tcPr>
-            <w:tcW w:type="dxa" w:w="1080"/>
+            <w:tcW w:type="dxa" w:w="900"/>
           </w:tcPr>
           <w:p>
             <w:r/>
@@ -2739,7 +2754,7 @@
         </w:tc>
         <w:tc>
           <w:tcPr>
-            <w:tcW w:type="dxa" w:w="1080"/>
+            <w:tcW w:type="dxa" w:w="1100"/>
           </w:tcPr>
           <w:p>
             <w:r/>
@@ -2754,7 +2769,7 @@
         </w:tc>
         <w:tc>
           <w:tcPr>
-            <w:tcW w:type="dxa" w:w="1080"/>
+            <w:tcW w:type="dxa" w:w="3000"/>
           </w:tcPr>
           <w:p>
             <w:r/>
@@ -2769,7 +2784,7 @@
         </w:tc>
         <w:tc>
           <w:tcPr>
-            <w:tcW w:type="dxa" w:w="1080"/>
+            <w:tcW w:type="dxa" w:w="1500"/>
           </w:tcPr>
           <w:p>
             <w:r/>
@@ -2783,7 +2798,7 @@
         </w:tc>
         <w:tc>
           <w:tcPr>
-            <w:tcW w:type="dxa" w:w="1080"/>
+            <w:tcW w:type="dxa" w:w="1800"/>
           </w:tcPr>
           <w:p>
             <w:r/>
@@ -2799,7 +2814,7 @@
       <w:tr>
         <w:tc>
           <w:tcPr>
-            <w:tcW w:type="dxa" w:w="1080"/>
+            <w:tcW w:type="dxa" w:w="800"/>
           </w:tcPr>
           <w:p>
             <w:r/>
@@ -2814,7 +2829,7 @@
         </w:tc>
         <w:tc>
           <w:tcPr>
-            <w:tcW w:type="dxa" w:w="1080"/>
+            <w:tcW w:type="dxa" w:w="1800"/>
           </w:tcPr>
           <w:p>
             <w:r/>
@@ -2829,7 +2844,7 @@
         </w:tc>
         <w:tc>
           <w:tcPr>
-            <w:tcW w:type="dxa" w:w="1080"/>
+            <w:tcW w:type="dxa" w:w="3000"/>
           </w:tcPr>
           <w:p>
             <w:r/>
@@ -2844,7 +2859,7 @@
         </w:tc>
         <w:tc>
           <w:tcPr>
-            <w:tcW w:type="dxa" w:w="1080"/>
+            <w:tcW w:type="dxa" w:w="900"/>
           </w:tcPr>
           <w:p>
             <w:r/>
@@ -2859,7 +2874,7 @@
         </w:tc>
         <w:tc>
           <w:tcPr>
-            <w:tcW w:type="dxa" w:w="1080"/>
+            <w:tcW w:type="dxa" w:w="1100"/>
           </w:tcPr>
           <w:p>
             <w:r/>
@@ -2874,7 +2889,7 @@
         </w:tc>
         <w:tc>
           <w:tcPr>
-            <w:tcW w:type="dxa" w:w="1080"/>
+            <w:tcW w:type="dxa" w:w="3000"/>
           </w:tcPr>
           <w:p>
             <w:r/>
@@ -2889,7 +2904,7 @@
         </w:tc>
         <w:tc>
           <w:tcPr>
-            <w:tcW w:type="dxa" w:w="1080"/>
+            <w:tcW w:type="dxa" w:w="1500"/>
           </w:tcPr>
           <w:p>
             <w:r/>
@@ -2903,7 +2918,7 @@
         </w:tc>
         <w:tc>
           <w:tcPr>
-            <w:tcW w:type="dxa" w:w="1080"/>
+            <w:tcW w:type="dxa" w:w="1800"/>
           </w:tcPr>
           <w:p>
             <w:r/>
@@ -2941,22 +2956,23 @@
       <w:tblPr>
         <w:tblStyle w:val="LightGrid-Accent1"/>
         <w:tblW w:type="auto" w:w="0"/>
+        <w:tblLayout w:type="fixed"/>
         <w:tblLook w:firstColumn="1" w:firstRow="1" w:lastColumn="0" w:lastRow="0" w:noHBand="0" w:noVBand="1" w:val="04A0"/>
       </w:tblPr>
       <w:tblGrid>
-        <w:gridCol w:w="1080"/>
-        <w:gridCol w:w="1080"/>
-        <w:gridCol w:w="1080"/>
-        <w:gridCol w:w="1080"/>
-        <w:gridCol w:w="1080"/>
-        <w:gridCol w:w="1080"/>
-        <w:gridCol w:w="1080"/>
-        <w:gridCol w:w="1080"/>
+        <w:gridCol w:w="1767"/>
+        <w:gridCol w:w="1767"/>
+        <w:gridCol w:w="1767"/>
+        <w:gridCol w:w="1767"/>
+        <w:gridCol w:w="1767"/>
+        <w:gridCol w:w="1767"/>
+        <w:gridCol w:w="1767"/>
+        <w:gridCol w:w="1767"/>
       </w:tblGrid>
       <w:tr>
         <w:tc>
           <w:tcPr>
-            <w:tcW w:type="dxa" w:w="1080"/>
+            <w:tcW w:type="dxa" w:w="800"/>
           </w:tcPr>
           <w:p>
             <w:r/>
@@ -2971,7 +2987,7 @@
         </w:tc>
         <w:tc>
           <w:tcPr>
-            <w:tcW w:type="dxa" w:w="1080"/>
+            <w:tcW w:type="dxa" w:w="1800"/>
           </w:tcPr>
           <w:p>
             <w:r/>
@@ -2986,7 +3002,7 @@
         </w:tc>
         <w:tc>
           <w:tcPr>
-            <w:tcW w:type="dxa" w:w="1080"/>
+            <w:tcW w:type="dxa" w:w="3000"/>
           </w:tcPr>
           <w:p>
             <w:r/>
@@ -3001,7 +3017,7 @@
         </w:tc>
         <w:tc>
           <w:tcPr>
-            <w:tcW w:type="dxa" w:w="1080"/>
+            <w:tcW w:type="dxa" w:w="900"/>
           </w:tcPr>
           <w:p>
             <w:r/>
@@ -3016,7 +3032,7 @@
         </w:tc>
         <w:tc>
           <w:tcPr>
-            <w:tcW w:type="dxa" w:w="1080"/>
+            <w:tcW w:type="dxa" w:w="1100"/>
           </w:tcPr>
           <w:p>
             <w:r/>
@@ -3031,7 +3047,7 @@
         </w:tc>
         <w:tc>
           <w:tcPr>
-            <w:tcW w:type="dxa" w:w="1080"/>
+            <w:tcW w:type="dxa" w:w="3000"/>
           </w:tcPr>
           <w:p>
             <w:r/>
@@ -3046,7 +3062,7 @@
         </w:tc>
         <w:tc>
           <w:tcPr>
-            <w:tcW w:type="dxa" w:w="1080"/>
+            <w:tcW w:type="dxa" w:w="1500"/>
           </w:tcPr>
           <w:p>
             <w:r/>
@@ -3061,7 +3077,7 @@
         </w:tc>
         <w:tc>
           <w:tcPr>
-            <w:tcW w:type="dxa" w:w="1080"/>
+            <w:tcW w:type="dxa" w:w="1800"/>
           </w:tcPr>
           <w:p>
             <w:r/>
@@ -3078,7 +3094,7 @@
       <w:tr>
         <w:tc>
           <w:tcPr>
-            <w:tcW w:type="dxa" w:w="1080"/>
+            <w:tcW w:type="dxa" w:w="800"/>
           </w:tcPr>
           <w:p>
             <w:r/>
@@ -3093,7 +3109,7 @@
         </w:tc>
         <w:tc>
           <w:tcPr>
-            <w:tcW w:type="dxa" w:w="1080"/>
+            <w:tcW w:type="dxa" w:w="1800"/>
           </w:tcPr>
           <w:p>
             <w:r/>
@@ -3108,7 +3124,7 @@
         </w:tc>
         <w:tc>
           <w:tcPr>
-            <w:tcW w:type="dxa" w:w="1080"/>
+            <w:tcW w:type="dxa" w:w="3000"/>
           </w:tcPr>
           <w:p>
             <w:r/>
@@ -3123,7 +3139,7 @@
         </w:tc>
         <w:tc>
           <w:tcPr>
-            <w:tcW w:type="dxa" w:w="1080"/>
+            <w:tcW w:type="dxa" w:w="900"/>
           </w:tcPr>
           <w:p>
             <w:r/>
@@ -3138,7 +3154,7 @@
         </w:tc>
         <w:tc>
           <w:tcPr>
-            <w:tcW w:type="dxa" w:w="1080"/>
+            <w:tcW w:type="dxa" w:w="1100"/>
           </w:tcPr>
           <w:p>
             <w:r/>
@@ -3153,7 +3169,7 @@
         </w:tc>
         <w:tc>
           <w:tcPr>
-            <w:tcW w:type="dxa" w:w="1080"/>
+            <w:tcW w:type="dxa" w:w="3000"/>
           </w:tcPr>
           <w:p>
             <w:r/>
@@ -3168,7 +3184,7 @@
         </w:tc>
         <w:tc>
           <w:tcPr>
-            <w:tcW w:type="dxa" w:w="1080"/>
+            <w:tcW w:type="dxa" w:w="1500"/>
           </w:tcPr>
           <w:p>
             <w:r/>
@@ -3182,7 +3198,7 @@
         </w:tc>
         <w:tc>
           <w:tcPr>
-            <w:tcW w:type="dxa" w:w="1080"/>
+            <w:tcW w:type="dxa" w:w="1800"/>
           </w:tcPr>
           <w:p>
             <w:r/>
@@ -3198,7 +3214,7 @@
       <w:tr>
         <w:tc>
           <w:tcPr>
-            <w:tcW w:type="dxa" w:w="1080"/>
+            <w:tcW w:type="dxa" w:w="800"/>
           </w:tcPr>
           <w:p>
             <w:r/>
@@ -3213,7 +3229,7 @@
         </w:tc>
         <w:tc>
           <w:tcPr>
-            <w:tcW w:type="dxa" w:w="1080"/>
+            <w:tcW w:type="dxa" w:w="1800"/>
           </w:tcPr>
           <w:p>
             <w:r/>
@@ -3228,7 +3244,7 @@
         </w:tc>
         <w:tc>
           <w:tcPr>
-            <w:tcW w:type="dxa" w:w="1080"/>
+            <w:tcW w:type="dxa" w:w="3000"/>
           </w:tcPr>
           <w:p>
             <w:r/>
@@ -3243,7 +3259,7 @@
         </w:tc>
         <w:tc>
           <w:tcPr>
-            <w:tcW w:type="dxa" w:w="1080"/>
+            <w:tcW w:type="dxa" w:w="900"/>
           </w:tcPr>
           <w:p>
             <w:r/>
@@ -3258,7 +3274,7 @@
         </w:tc>
         <w:tc>
           <w:tcPr>
-            <w:tcW w:type="dxa" w:w="1080"/>
+            <w:tcW w:type="dxa" w:w="1100"/>
           </w:tcPr>
           <w:p>
             <w:r/>
@@ -3273,7 +3289,7 @@
         </w:tc>
         <w:tc>
           <w:tcPr>
-            <w:tcW w:type="dxa" w:w="1080"/>
+            <w:tcW w:type="dxa" w:w="3000"/>
           </w:tcPr>
           <w:p>
             <w:r/>
@@ -3288,7 +3304,7 @@
         </w:tc>
         <w:tc>
           <w:tcPr>
-            <w:tcW w:type="dxa" w:w="1080"/>
+            <w:tcW w:type="dxa" w:w="1500"/>
           </w:tcPr>
           <w:p>
             <w:r/>
@@ -3302,7 +3318,7 @@
         </w:tc>
         <w:tc>
           <w:tcPr>
-            <w:tcW w:type="dxa" w:w="1080"/>
+            <w:tcW w:type="dxa" w:w="1800"/>
           </w:tcPr>
           <w:p>
             <w:r/>
@@ -3318,7 +3334,7 @@
       <w:tr>
         <w:tc>
           <w:tcPr>
-            <w:tcW w:type="dxa" w:w="1080"/>
+            <w:tcW w:type="dxa" w:w="800"/>
           </w:tcPr>
           <w:p>
             <w:r/>
@@ -3333,7 +3349,7 @@
         </w:tc>
         <w:tc>
           <w:tcPr>
-            <w:tcW w:type="dxa" w:w="1080"/>
+            <w:tcW w:type="dxa" w:w="1800"/>
           </w:tcPr>
           <w:p>
             <w:r/>
@@ -3348,7 +3364,7 @@
         </w:tc>
         <w:tc>
           <w:tcPr>
-            <w:tcW w:type="dxa" w:w="1080"/>
+            <w:tcW w:type="dxa" w:w="3000"/>
           </w:tcPr>
           <w:p>
             <w:r/>
@@ -3363,7 +3379,7 @@
         </w:tc>
         <w:tc>
           <w:tcPr>
-            <w:tcW w:type="dxa" w:w="1080"/>
+            <w:tcW w:type="dxa" w:w="900"/>
           </w:tcPr>
           <w:p>
             <w:r/>
@@ -3378,7 +3394,7 @@
         </w:tc>
         <w:tc>
           <w:tcPr>
-            <w:tcW w:type="dxa" w:w="1080"/>
+            <w:tcW w:type="dxa" w:w="1100"/>
           </w:tcPr>
           <w:p>
             <w:r/>
@@ -3393,7 +3409,7 @@
         </w:tc>
         <w:tc>
           <w:tcPr>
-            <w:tcW w:type="dxa" w:w="1080"/>
+            <w:tcW w:type="dxa" w:w="3000"/>
           </w:tcPr>
           <w:p>
             <w:r/>
@@ -3408,7 +3424,7 @@
         </w:tc>
         <w:tc>
           <w:tcPr>
-            <w:tcW w:type="dxa" w:w="1080"/>
+            <w:tcW w:type="dxa" w:w="1500"/>
           </w:tcPr>
           <w:p>
             <w:r/>
@@ -3422,7 +3438,7 @@
         </w:tc>
         <w:tc>
           <w:tcPr>
-            <w:tcW w:type="dxa" w:w="1080"/>
+            <w:tcW w:type="dxa" w:w="1800"/>
           </w:tcPr>
           <w:p>
             <w:r/>
@@ -3438,7 +3454,7 @@
       <w:tr>
         <w:tc>
           <w:tcPr>
-            <w:tcW w:type="dxa" w:w="1080"/>
+            <w:tcW w:type="dxa" w:w="800"/>
           </w:tcPr>
           <w:p>
             <w:r/>
@@ -3453,7 +3469,7 @@
         </w:tc>
         <w:tc>
           <w:tcPr>
-            <w:tcW w:type="dxa" w:w="1080"/>
+            <w:tcW w:type="dxa" w:w="1800"/>
           </w:tcPr>
           <w:p>
             <w:r/>
@@ -3468,7 +3484,7 @@
         </w:tc>
         <w:tc>
           <w:tcPr>
-            <w:tcW w:type="dxa" w:w="1080"/>
+            <w:tcW w:type="dxa" w:w="3000"/>
           </w:tcPr>
           <w:p>
             <w:r/>
@@ -3483,7 +3499,7 @@
         </w:tc>
         <w:tc>
           <w:tcPr>
-            <w:tcW w:type="dxa" w:w="1080"/>
+            <w:tcW w:type="dxa" w:w="900"/>
           </w:tcPr>
           <w:p>
             <w:r/>
@@ -3498,7 +3514,7 @@
         </w:tc>
         <w:tc>
           <w:tcPr>
-            <w:tcW w:type="dxa" w:w="1080"/>
+            <w:tcW w:type="dxa" w:w="1100"/>
           </w:tcPr>
           <w:p>
             <w:r/>
@@ -3513,7 +3529,7 @@
         </w:tc>
         <w:tc>
           <w:tcPr>
-            <w:tcW w:type="dxa" w:w="1080"/>
+            <w:tcW w:type="dxa" w:w="3000"/>
           </w:tcPr>
           <w:p>
             <w:r/>
@@ -3528,7 +3544,7 @@
         </w:tc>
         <w:tc>
           <w:tcPr>
-            <w:tcW w:type="dxa" w:w="1080"/>
+            <w:tcW w:type="dxa" w:w="1500"/>
           </w:tcPr>
           <w:p>
             <w:r/>
@@ -3542,7 +3558,7 @@
         </w:tc>
         <w:tc>
           <w:tcPr>
-            <w:tcW w:type="dxa" w:w="1080"/>
+            <w:tcW w:type="dxa" w:w="1800"/>
           </w:tcPr>
           <w:p>
             <w:r/>
@@ -3580,22 +3596,23 @@
       <w:tblPr>
         <w:tblStyle w:val="LightGrid-Accent1"/>
         <w:tblW w:type="auto" w:w="0"/>
+        <w:tblLayout w:type="fixed"/>
         <w:tblLook w:firstColumn="1" w:firstRow="1" w:lastColumn="0" w:lastRow="0" w:noHBand="0" w:noVBand="1" w:val="04A0"/>
       </w:tblPr>
       <w:tblGrid>
-        <w:gridCol w:w="1080"/>
-        <w:gridCol w:w="1080"/>
-        <w:gridCol w:w="1080"/>
-        <w:gridCol w:w="1080"/>
-        <w:gridCol w:w="1080"/>
-        <w:gridCol w:w="1080"/>
-        <w:gridCol w:w="1080"/>
-        <w:gridCol w:w="1080"/>
+        <w:gridCol w:w="1767"/>
+        <w:gridCol w:w="1767"/>
+        <w:gridCol w:w="1767"/>
+        <w:gridCol w:w="1767"/>
+        <w:gridCol w:w="1767"/>
+        <w:gridCol w:w="1767"/>
+        <w:gridCol w:w="1767"/>
+        <w:gridCol w:w="1767"/>
       </w:tblGrid>
       <w:tr>
         <w:tc>
           <w:tcPr>
-            <w:tcW w:type="dxa" w:w="1080"/>
+            <w:tcW w:type="dxa" w:w="800"/>
           </w:tcPr>
           <w:p>
             <w:r/>
@@ -3610,7 +3627,7 @@
         </w:tc>
         <w:tc>
           <w:tcPr>
-            <w:tcW w:type="dxa" w:w="1080"/>
+            <w:tcW w:type="dxa" w:w="1800"/>
           </w:tcPr>
           <w:p>
             <w:r/>
@@ -3625,7 +3642,7 @@
         </w:tc>
         <w:tc>
           <w:tcPr>
-            <w:tcW w:type="dxa" w:w="1080"/>
+            <w:tcW w:type="dxa" w:w="3000"/>
           </w:tcPr>
           <w:p>
             <w:r/>
@@ -3640,7 +3657,7 @@
         </w:tc>
         <w:tc>
           <w:tcPr>
-            <w:tcW w:type="dxa" w:w="1080"/>
+            <w:tcW w:type="dxa" w:w="900"/>
           </w:tcPr>
           <w:p>
             <w:r/>
@@ -3655,7 +3672,7 @@
         </w:tc>
         <w:tc>
           <w:tcPr>
-            <w:tcW w:type="dxa" w:w="1080"/>
+            <w:tcW w:type="dxa" w:w="1100"/>
           </w:tcPr>
           <w:p>
             <w:r/>
@@ -3670,7 +3687,7 @@
         </w:tc>
         <w:tc>
           <w:tcPr>
-            <w:tcW w:type="dxa" w:w="1080"/>
+            <w:tcW w:type="dxa" w:w="3000"/>
           </w:tcPr>
           <w:p>
             <w:r/>
@@ -3685,7 +3702,7 @@
         </w:tc>
         <w:tc>
           <w:tcPr>
-            <w:tcW w:type="dxa" w:w="1080"/>
+            <w:tcW w:type="dxa" w:w="1500"/>
           </w:tcPr>
           <w:p>
             <w:r/>
@@ -3700,7 +3717,7 @@
         </w:tc>
         <w:tc>
           <w:tcPr>
-            <w:tcW w:type="dxa" w:w="1080"/>
+            <w:tcW w:type="dxa" w:w="1800"/>
           </w:tcPr>
           <w:p>
             <w:r/>
@@ -3717,7 +3734,7 @@
       <w:tr>
         <w:tc>
           <w:tcPr>
-            <w:tcW w:type="dxa" w:w="1080"/>
+            <w:tcW w:type="dxa" w:w="800"/>
           </w:tcPr>
           <w:p>
             <w:r/>
@@ -3732,7 +3749,7 @@
         </w:tc>
         <w:tc>
           <w:tcPr>
-            <w:tcW w:type="dxa" w:w="1080"/>
+            <w:tcW w:type="dxa" w:w="1800"/>
           </w:tcPr>
           <w:p>
             <w:r/>
@@ -3747,7 +3764,7 @@
         </w:tc>
         <w:tc>
           <w:tcPr>
-            <w:tcW w:type="dxa" w:w="1080"/>
+            <w:tcW w:type="dxa" w:w="3000"/>
           </w:tcPr>
           <w:p>
             <w:r/>
@@ -3762,7 +3779,7 @@
         </w:tc>
         <w:tc>
           <w:tcPr>
-            <w:tcW w:type="dxa" w:w="1080"/>
+            <w:tcW w:type="dxa" w:w="900"/>
           </w:tcPr>
           <w:p>
             <w:r/>
@@ -3777,7 +3794,7 @@
         </w:tc>
         <w:tc>
           <w:tcPr>
-            <w:tcW w:type="dxa" w:w="1080"/>
+            <w:tcW w:type="dxa" w:w="1100"/>
           </w:tcPr>
           <w:p>
             <w:r/>
@@ -3792,7 +3809,7 @@
         </w:tc>
         <w:tc>
           <w:tcPr>
-            <w:tcW w:type="dxa" w:w="1080"/>
+            <w:tcW w:type="dxa" w:w="3000"/>
           </w:tcPr>
           <w:p>
             <w:r/>
@@ -3807,7 +3824,7 @@
         </w:tc>
         <w:tc>
           <w:tcPr>
-            <w:tcW w:type="dxa" w:w="1080"/>
+            <w:tcW w:type="dxa" w:w="1500"/>
           </w:tcPr>
           <w:p>
             <w:r/>
@@ -3821,7 +3838,7 @@
         </w:tc>
         <w:tc>
           <w:tcPr>
-            <w:tcW w:type="dxa" w:w="1080"/>
+            <w:tcW w:type="dxa" w:w="1800"/>
           </w:tcPr>
           <w:p>
             <w:r/>
@@ -3837,7 +3854,7 @@
       <w:tr>
         <w:tc>
           <w:tcPr>
-            <w:tcW w:type="dxa" w:w="1080"/>
+            <w:tcW w:type="dxa" w:w="800"/>
           </w:tcPr>
           <w:p>
             <w:r/>
@@ -3852,7 +3869,7 @@
         </w:tc>
         <w:tc>
           <w:tcPr>
-            <w:tcW w:type="dxa" w:w="1080"/>
+            <w:tcW w:type="dxa" w:w="1800"/>
           </w:tcPr>
           <w:p>
             <w:r/>
@@ -3867,7 +3884,7 @@
         </w:tc>
         <w:tc>
           <w:tcPr>
-            <w:tcW w:type="dxa" w:w="1080"/>
+            <w:tcW w:type="dxa" w:w="3000"/>
           </w:tcPr>
           <w:p>
             <w:r/>
@@ -3882,7 +3899,7 @@
         </w:tc>
         <w:tc>
           <w:tcPr>
-            <w:tcW w:type="dxa" w:w="1080"/>
+            <w:tcW w:type="dxa" w:w="900"/>
           </w:tcPr>
           <w:p>
             <w:r/>
@@ -3897,7 +3914,7 @@
         </w:tc>
         <w:tc>
           <w:tcPr>
-            <w:tcW w:type="dxa" w:w="1080"/>
+            <w:tcW w:type="dxa" w:w="1100"/>
           </w:tcPr>
           <w:p>
             <w:r/>
@@ -3912,7 +3929,7 @@
         </w:tc>
         <w:tc>
           <w:tcPr>
-            <w:tcW w:type="dxa" w:w="1080"/>
+            <w:tcW w:type="dxa" w:w="3000"/>
           </w:tcPr>
           <w:p>
             <w:r/>
@@ -3927,7 +3944,7 @@
         </w:tc>
         <w:tc>
           <w:tcPr>
-            <w:tcW w:type="dxa" w:w="1080"/>
+            <w:tcW w:type="dxa" w:w="1500"/>
           </w:tcPr>
           <w:p>
             <w:r/>
@@ -3941,7 +3958,7 @@
         </w:tc>
         <w:tc>
           <w:tcPr>
-            <w:tcW w:type="dxa" w:w="1080"/>
+            <w:tcW w:type="dxa" w:w="1800"/>
           </w:tcPr>
           <w:p>
             <w:r/>
@@ -3957,7 +3974,7 @@
       <w:tr>
         <w:tc>
           <w:tcPr>
-            <w:tcW w:type="dxa" w:w="1080"/>
+            <w:tcW w:type="dxa" w:w="800"/>
           </w:tcPr>
           <w:p>
             <w:r/>
@@ -3972,7 +3989,7 @@
         </w:tc>
         <w:tc>
           <w:tcPr>
-            <w:tcW w:type="dxa" w:w="1080"/>
+            <w:tcW w:type="dxa" w:w="1800"/>
           </w:tcPr>
           <w:p>
             <w:r/>
@@ -3987,7 +4004,7 @@
         </w:tc>
         <w:tc>
           <w:tcPr>
-            <w:tcW w:type="dxa" w:w="1080"/>
+            <w:tcW w:type="dxa" w:w="3000"/>
           </w:tcPr>
           <w:p>
             <w:r/>
@@ -4002,7 +4019,7 @@
         </w:tc>
         <w:tc>
           <w:tcPr>
-            <w:tcW w:type="dxa" w:w="1080"/>
+            <w:tcW w:type="dxa" w:w="900"/>
           </w:tcPr>
           <w:p>
             <w:r/>
@@ -4017,7 +4034,7 @@
         </w:tc>
         <w:tc>
           <w:tcPr>
-            <w:tcW w:type="dxa" w:w="1080"/>
+            <w:tcW w:type="dxa" w:w="1100"/>
           </w:tcPr>
           <w:p>
             <w:r/>
@@ -4032,7 +4049,7 @@
         </w:tc>
         <w:tc>
           <w:tcPr>
-            <w:tcW w:type="dxa" w:w="1080"/>
+            <w:tcW w:type="dxa" w:w="3000"/>
           </w:tcPr>
           <w:p>
             <w:r/>
@@ -4047,7 +4064,7 @@
         </w:tc>
         <w:tc>
           <w:tcPr>
-            <w:tcW w:type="dxa" w:w="1080"/>
+            <w:tcW w:type="dxa" w:w="1500"/>
           </w:tcPr>
           <w:p>
             <w:r/>
@@ -4061,7 +4078,7 @@
         </w:tc>
         <w:tc>
           <w:tcPr>
-            <w:tcW w:type="dxa" w:w="1080"/>
+            <w:tcW w:type="dxa" w:w="1800"/>
           </w:tcPr>
           <w:p>
             <w:r/>
@@ -4093,8 +4110,8 @@
       </w:r>
     </w:p>
     <w:sectPr>
-      <w:pgSz w:w="12240" w:h="15840"/>
-      <w:pgMar w:top="1440" w:right="1800" w:bottom="1440" w:left="1800" w:header="720" w:footer="720" w:gutter="0"/>
+      <w:pgSz w:w="15840" w:h="12240" w:orient="landscape"/>
+      <w:pgMar w:top="1440" w:right="850" w:bottom="1440" w:left="850" w:header="720" w:footer="720" w:gutter="0"/>
       <w:cols w:space="720"/>
       <w:docGrid w:linePitch="360"/>
     </w:sectPr>

--- a/pentru-editori/04-aparat-cardiovascular/04-aparat-cardiovascular.docx
+++ b/pentru-editori/04-aparat-cardiovascular/04-aparat-cardiovascular.docx
@@ -7,26 +7,47 @@
         <w:pStyle w:val="Heading1"/>
       </w:pPr>
       <w:r>
+        <w:t>Aparat cardiovascular — pachet de review</w:t>
+      </w:r>
+    </w:p>
+    <w:p>
+      <w:pPr>
+        <w:spacing w:after="40"/>
+      </w:pPr>
+      <w:r>
         <w:rPr>
-          <w:color w:val="1C5D8C"/>
+          <w:b/>
+          <w:color w:val="555555"/>
+          <w:sz w:val="21"/>
         </w:rPr>
-        <w:t>Aparat cardiovascular</w:t>
+        <w:t>Revizia ghidului de indicații radioimagistice aprobat în 2021 · document de lucru pentru editorul de capitol</w:t>
+      </w:r>
+    </w:p>
+    <w:p>
+      <w:pPr>
+        <w:spacing w:before="40" w:after="200"/>
+        <w:pBdr>
+          <w:bottom w:val="single" w:sz="6" w:space="1" w:color="1C5D8C"/>
+        </w:pBdr>
+      </w:pPr>
+    </w:p>
+    <w:p>
+      <w:r>
+        <w:t>Documentul cuprinde, pentru capitolul dumneavoastră: modificările deja aplicate (informativ), problemele rămase de decis, propunerile de conținut nou și duplicatele de rezolvat. Conținutul actual al capitolului nu este reprodus aici — vine din fișierul GHID.csv, transmis alături.</w:t>
+      </w:r>
+    </w:p>
+    <w:p>
+      <w:r>
+        <w:t>Vă rugăm să completați coloanele „Decizie” (Aprobat / Respins / Amânat) și „Comentariu” direct în tabele, fără să le modificați structura. Acolo unde o problemă are variante enumerate, este suficient să indicați varianta aleasă.</w:t>
       </w:r>
     </w:p>
     <w:p>
       <w:r>
         <w:rPr>
           <w:i/>
+          <w:color w:val="555555"/>
         </w:rPr>
-        <w:t>Vă rugăm să completați coloanele „Decizie” și „Comentariu” direct în tabele (Aprobat / Respins / Amânat), fără să modificați structura lor.</w:t>
-      </w:r>
-    </w:p>
-    <w:p>
-      <w:r>
-        <w:rPr>
-          <w:i/>
-        </w:rPr>
-        <w:t>Alăturat: GHID.csv, conținutul integral al ghidului, și „Decizii structurale comune”.</w:t>
+        <w:t>Transmise alături: GHID.csv — conținutul integral al ghidului — și memoul „Decizii structurale comune”, de citit înaintea acestui pachet.</w:t>
       </w:r>
     </w:p>
     <w:p>
@@ -34,10 +55,12 @@
         <w:pStyle w:val="Heading2"/>
       </w:pPr>
       <w:r>
-        <w:rPr>
-          <w:color w:val="1C5D8C"/>
-        </w:rPr>
-        <w:t>1. Modificări aplicate (informativ)</w:t>
+        <w:t>1. Modificări deja aplicate (informativ)</w:t>
+      </w:r>
+    </w:p>
+    <w:p>
+      <w:r>
+        <w:t>Nu necesită decizie; sunt listate pentru ca revizuirea capitolului să pornească de la starea curentă.</w:t>
       </w:r>
     </w:p>
     <w:p>
@@ -93,35 +116,45 @@
         <w:pStyle w:val="Heading2"/>
       </w:pPr>
       <w:r>
-        <w:rPr>
-          <w:color w:val="1C5D8C"/>
-        </w:rPr>
         <w:t>2. Probleme de decis</w:t>
       </w:r>
     </w:p>
     <w:tbl>
       <w:tblPr>
-        <w:tblStyle w:val="LightGrid-Accent1"/>
-        <w:tblW w:type="auto" w:w="0"/>
+        <w:tblStyle w:val="TableGrid"/>
+        <w:tblW w:type="dxa" w:w="15100"/>
         <w:tblLayout w:type="fixed"/>
         <w:tblLook w:firstColumn="1" w:firstRow="1" w:lastColumn="0" w:lastRow="0" w:noHBand="0" w:noVBand="1" w:val="04A0"/>
       </w:tblPr>
       <w:tblGrid>
-        <w:gridCol w:w="4713"/>
-        <w:gridCol w:w="4713"/>
-        <w:gridCol w:w="4713"/>
+        <w:gridCol w:w="8500"/>
+        <w:gridCol w:w="3000"/>
+        <w:gridCol w:w="3600"/>
       </w:tblGrid>
       <w:tr>
+        <w:trPr>
+          <w:tblHeader w:val="true"/>
+        </w:trPr>
         <w:tc>
           <w:tcPr>
-            <w:tcW w:type="dxa" w:w="8400"/>
+            <w:tcW w:type="dxa" w:w="8500"/>
+            <w:vAlign w:val="top"/>
+            <w:shd w:val="clear" w:fill="1C5D8C"/>
           </w:tcPr>
           <w:p>
-            <w:r/>
+            <w:pPr>
+              <w:spacing w:after="40" w:line="240" w:lineRule="auto"/>
+            </w:pPr>
+            <w:r>
+              <w:rPr>
+                <w:color w:val="FFFFFF"/>
+              </w:rPr>
+            </w:r>
             <w:r>
               <w:rPr>
                 <w:b/>
                 <w:i w:val="0"/>
+                <w:sz w:val="19"/>
               </w:rPr>
               <w:t>Problemă</w:t>
             </w:r>
@@ -129,14 +162,24 @@
         </w:tc>
         <w:tc>
           <w:tcPr>
-            <w:tcW w:type="dxa" w:w="2700"/>
+            <w:tcW w:type="dxa" w:w="3000"/>
+            <w:vAlign w:val="top"/>
+            <w:shd w:val="clear" w:fill="1C5D8C"/>
           </w:tcPr>
           <w:p>
-            <w:r/>
+            <w:pPr>
+              <w:spacing w:after="40" w:line="240" w:lineRule="auto"/>
+            </w:pPr>
+            <w:r>
+              <w:rPr>
+                <w:color w:val="FFFFFF"/>
+              </w:rPr>
+            </w:r>
             <w:r>
               <w:rPr>
                 <w:b/>
                 <w:i w:val="0"/>
+                <w:sz w:val="19"/>
               </w:rPr>
               <w:t>Decizie</w:t>
             </w:r>
@@ -144,14 +187,24 @@
         </w:tc>
         <w:tc>
           <w:tcPr>
-            <w:tcW w:type="dxa" w:w="2700"/>
+            <w:tcW w:type="dxa" w:w="3600"/>
+            <w:vAlign w:val="top"/>
+            <w:shd w:val="clear" w:fill="1C5D8C"/>
           </w:tcPr>
           <w:p>
-            <w:r/>
+            <w:pPr>
+              <w:spacing w:after="40" w:line="240" w:lineRule="auto"/>
+            </w:pPr>
+            <w:r>
+              <w:rPr>
+                <w:color w:val="FFFFFF"/>
+              </w:rPr>
+            </w:r>
             <w:r>
               <w:rPr>
                 <w:b/>
                 <w:i w:val="0"/>
+                <w:sz w:val="19"/>
               </w:rPr>
               <w:t>Comentariu</w:t>
             </w:r>
@@ -161,57 +214,91 @@
       <w:tr>
         <w:tc>
           <w:tcPr>
-            <w:tcW w:type="dxa" w:w="8400"/>
+            <w:tcW w:type="dxa" w:w="8500"/>
+            <w:vAlign w:val="top"/>
           </w:tcPr>
           <w:p>
+            <w:pPr>
+              <w:spacing w:after="60" w:line="240" w:lineRule="auto"/>
+            </w:pPr>
             <w:r/>
             <w:r>
               <w:rPr>
                 <w:b/>
+                <w:i w:val="0"/>
+                <w:sz w:val="19"/>
               </w:rPr>
               <w:t>Coronaro-CT propus la durere toracică cronică — se suprapune cu „Explorarea non-invazivă a ischemiei miocardice”</w:t>
             </w:r>
           </w:p>
           <w:p>
-            <w:r>
+            <w:pPr>
+              <w:spacing w:after="40" w:line="240" w:lineRule="auto"/>
+            </w:pPr>
+            <w:r>
+              <w:rPr>
+                <w:sz w:val="19"/>
+              </w:rPr>
               <w:t>Testele funcționale de stres sunt deja acoperite parțial de situația existentă.</w:t>
             </w:r>
           </w:p>
           <w:p>
-            <w:r>
+            <w:pPr>
+              <w:spacing w:after="40" w:line="240" w:lineRule="auto"/>
+            </w:pPr>
+            <w:r>
+              <w:rPr>
+                <w:sz w:val="19"/>
+              </w:rPr>
               <w:t>• Situație nouă, distinctă</w:t>
             </w:r>
           </w:p>
           <w:p>
-            <w:r>
+            <w:pPr>
+              <w:spacing w:after="40" w:line="240" w:lineRule="auto"/>
+            </w:pPr>
+            <w:r>
+              <w:rPr>
+                <w:sz w:val="19"/>
+              </w:rPr>
               <w:t>• Integrare în situația existentă</w:t>
             </w:r>
           </w:p>
         </w:tc>
         <w:tc>
           <w:tcPr>
-            <w:tcW w:type="dxa" w:w="2700"/>
+            <w:tcW w:type="dxa" w:w="3000"/>
+            <w:vAlign w:val="top"/>
           </w:tcPr>
           <w:p>
+            <w:pPr>
+              <w:spacing w:after="40" w:line="240" w:lineRule="auto"/>
+            </w:pPr>
             <w:r/>
             <w:r>
               <w:rPr>
                 <w:b w:val="0"/>
                 <w:i w:val="0"/>
+                <w:sz w:val="19"/>
               </w:rPr>
             </w:r>
           </w:p>
         </w:tc>
         <w:tc>
           <w:tcPr>
-            <w:tcW w:type="dxa" w:w="2700"/>
+            <w:tcW w:type="dxa" w:w="3600"/>
+            <w:vAlign w:val="top"/>
           </w:tcPr>
           <w:p>
+            <w:pPr>
+              <w:spacing w:after="40" w:line="240" w:lineRule="auto"/>
+            </w:pPr>
             <w:r/>
             <w:r>
               <w:rPr>
                 <w:b w:val="0"/>
                 <w:i w:val="0"/>
+                <w:sz w:val="19"/>
               </w:rPr>
             </w:r>
           </w:p>
@@ -220,57 +307,91 @@
       <w:tr>
         <w:tc>
           <w:tcPr>
-            <w:tcW w:type="dxa" w:w="8400"/>
+            <w:tcW w:type="dxa" w:w="8500"/>
+            <w:vAlign w:val="top"/>
           </w:tcPr>
           <w:p>
+            <w:pPr>
+              <w:spacing w:after="60" w:line="240" w:lineRule="auto"/>
+            </w:pPr>
             <w:r/>
             <w:r>
               <w:rPr>
                 <w:b/>
+                <w:i w:val="0"/>
+                <w:sz w:val="19"/>
               </w:rPr>
               <w:t>Sarcoidoză cardiacă — situație proprie sau sub-caz?</w:t>
             </w:r>
           </w:p>
           <w:p>
-            <w:r>
+            <w:pPr>
+              <w:spacing w:after="40" w:line="240" w:lineRule="auto"/>
+            </w:pPr>
+            <w:r>
+              <w:rPr>
+                <w:sz w:val="19"/>
+              </w:rPr>
               <w:t>Poate fi încadrată la „Suspiciune de cardiomiopatie sau miocardită”.</w:t>
             </w:r>
           </w:p>
           <w:p>
-            <w:r>
+            <w:pPr>
+              <w:spacing w:after="40" w:line="240" w:lineRule="auto"/>
+            </w:pPr>
+            <w:r>
+              <w:rPr>
+                <w:sz w:val="19"/>
+              </w:rPr>
               <w:t>• Situație proprie</w:t>
             </w:r>
           </w:p>
           <w:p>
-            <w:r>
+            <w:pPr>
+              <w:spacing w:after="40" w:line="240" w:lineRule="auto"/>
+            </w:pPr>
+            <w:r>
+              <w:rPr>
+                <w:sz w:val="19"/>
+              </w:rPr>
               <w:t>• Sub-caz la „Suspiciune de cardiomiopatie sau miocardită”</w:t>
             </w:r>
           </w:p>
         </w:tc>
         <w:tc>
           <w:tcPr>
-            <w:tcW w:type="dxa" w:w="2700"/>
+            <w:tcW w:type="dxa" w:w="3000"/>
+            <w:vAlign w:val="top"/>
           </w:tcPr>
           <w:p>
+            <w:pPr>
+              <w:spacing w:after="40" w:line="240" w:lineRule="auto"/>
+            </w:pPr>
             <w:r/>
             <w:r>
               <w:rPr>
                 <w:b w:val="0"/>
                 <w:i w:val="0"/>
+                <w:sz w:val="19"/>
               </w:rPr>
             </w:r>
           </w:p>
         </w:tc>
         <w:tc>
           <w:tcPr>
-            <w:tcW w:type="dxa" w:w="2700"/>
+            <w:tcW w:type="dxa" w:w="3600"/>
+            <w:vAlign w:val="top"/>
           </w:tcPr>
           <w:p>
+            <w:pPr>
+              <w:spacing w:after="40" w:line="240" w:lineRule="auto"/>
+            </w:pPr>
             <w:r/>
             <w:r>
               <w:rPr>
                 <w:b w:val="0"/>
                 <w:i w:val="0"/>
+                <w:sz w:val="19"/>
               </w:rPr>
             </w:r>
           </w:p>
@@ -282,15 +403,12 @@
         <w:pStyle w:val="Heading2"/>
       </w:pPr>
       <w:r>
-        <w:rPr>
-          <w:color w:val="1C5D8C"/>
-        </w:rPr>
-        <w:t>3. Propuneri noi</w:t>
+        <w:t>3. Propuneri de conținut nou</w:t>
       </w:r>
     </w:p>
     <w:p>
       <w:r>
-        <w:t>Grade și doze orientative — de validat clinic.</w:t>
+        <w:t>Gradele și dozele sunt orientative — se validează clinic. Fiecare rând se aprobă, se respinge sau se amână separat.</w:t>
       </w:r>
     </w:p>
     <w:p>
@@ -298,9 +416,6 @@
         <w:pStyle w:val="Heading3"/>
       </w:pPr>
       <w:r>
-        <w:rPr>
-          <w:color w:val="1C5D8C"/>
-        </w:rPr>
         <w:t>Cord — Durere toracică cronică / suspiciune de boală coronariană stabilă – evaluare inițială</w:t>
       </w:r>
     </w:p>
@@ -308,38 +423,52 @@
       <w:r>
         <w:rPr>
           <w:i/>
+          <w:color w:val="555555"/>
         </w:rPr>
         <w:t>Cf. ESC 2024 Chronic Coronary Syndromes; NICE CG95; ACR Appropriateness Criteria.</w:t>
       </w:r>
     </w:p>
     <w:tbl>
       <w:tblPr>
-        <w:tblStyle w:val="LightGrid-Accent1"/>
-        <w:tblW w:type="auto" w:w="0"/>
+        <w:tblStyle w:val="TableGrid"/>
+        <w:tblW w:type="dxa" w:w="15120"/>
         <w:tblLayout w:type="fixed"/>
         <w:tblLook w:firstColumn="1" w:firstRow="1" w:lastColumn="0" w:lastRow="0" w:noHBand="0" w:noVBand="1" w:val="04A0"/>
       </w:tblPr>
       <w:tblGrid>
-        <w:gridCol w:w="1767"/>
-        <w:gridCol w:w="1767"/>
-        <w:gridCol w:w="1767"/>
-        <w:gridCol w:w="1767"/>
-        <w:gridCol w:w="1767"/>
-        <w:gridCol w:w="1767"/>
-        <w:gridCol w:w="1767"/>
-        <w:gridCol w:w="1767"/>
+        <w:gridCol w:w="640"/>
+        <w:gridCol w:w="2360"/>
+        <w:gridCol w:w="1900"/>
+        <w:gridCol w:w="760"/>
+        <w:gridCol w:w="800"/>
+        <w:gridCol w:w="3400"/>
+        <w:gridCol w:w="2100"/>
+        <w:gridCol w:w="3160"/>
       </w:tblGrid>
       <w:tr>
+        <w:trPr>
+          <w:tblHeader w:val="true"/>
+        </w:trPr>
         <w:tc>
           <w:tcPr>
-            <w:tcW w:type="dxa" w:w="800"/>
+            <w:tcW w:type="dxa" w:w="640"/>
+            <w:vAlign w:val="top"/>
+            <w:shd w:val="clear" w:fill="1C5D8C"/>
           </w:tcPr>
           <w:p>
-            <w:r/>
+            <w:pPr>
+              <w:spacing w:after="40" w:line="240" w:lineRule="auto"/>
+            </w:pPr>
+            <w:r>
+              <w:rPr>
+                <w:color w:val="FFFFFF"/>
+              </w:rPr>
+            </w:r>
             <w:r>
               <w:rPr>
                 <w:b/>
                 <w:i w:val="0"/>
+                <w:sz w:val="19"/>
               </w:rPr>
               <w:t>Tip</w:t>
             </w:r>
@@ -347,14 +476,24 @@
         </w:tc>
         <w:tc>
           <w:tcPr>
-            <w:tcW w:type="dxa" w:w="1800"/>
+            <w:tcW w:type="dxa" w:w="2360"/>
+            <w:vAlign w:val="top"/>
+            <w:shd w:val="clear" w:fill="1C5D8C"/>
           </w:tcPr>
           <w:p>
-            <w:r/>
+            <w:pPr>
+              <w:spacing w:after="40" w:line="240" w:lineRule="auto"/>
+            </w:pPr>
+            <w:r>
+              <w:rPr>
+                <w:color w:val="FFFFFF"/>
+              </w:rPr>
+            </w:r>
             <w:r>
               <w:rPr>
                 <w:b/>
                 <w:i w:val="0"/>
+                <w:sz w:val="19"/>
               </w:rPr>
               <w:t>Examen</w:t>
             </w:r>
@@ -362,14 +501,24 @@
         </w:tc>
         <w:tc>
           <w:tcPr>
-            <w:tcW w:type="dxa" w:w="3000"/>
+            <w:tcW w:type="dxa" w:w="1900"/>
+            <w:vAlign w:val="top"/>
+            <w:shd w:val="clear" w:fill="1C5D8C"/>
           </w:tcPr>
           <w:p>
-            <w:r/>
+            <w:pPr>
+              <w:spacing w:after="40" w:line="240" w:lineRule="auto"/>
+            </w:pPr>
+            <w:r>
+              <w:rPr>
+                <w:color w:val="FFFFFF"/>
+              </w:rPr>
+            </w:r>
             <w:r>
               <w:rPr>
                 <w:b/>
                 <w:i w:val="0"/>
+                <w:sz w:val="19"/>
               </w:rPr>
               <w:t>Indicație</w:t>
             </w:r>
@@ -377,14 +526,24 @@
         </w:tc>
         <w:tc>
           <w:tcPr>
-            <w:tcW w:type="dxa" w:w="900"/>
+            <w:tcW w:type="dxa" w:w="760"/>
+            <w:vAlign w:val="top"/>
+            <w:shd w:val="clear" w:fill="1C5D8C"/>
           </w:tcPr>
           <w:p>
-            <w:r/>
+            <w:pPr>
+              <w:spacing w:after="40" w:line="240" w:lineRule="auto"/>
+            </w:pPr>
+            <w:r>
+              <w:rPr>
+                <w:color w:val="FFFFFF"/>
+              </w:rPr>
+            </w:r>
             <w:r>
               <w:rPr>
                 <w:b/>
                 <w:i w:val="0"/>
+                <w:sz w:val="19"/>
               </w:rPr>
               <w:t>Grad</w:t>
             </w:r>
@@ -392,14 +551,24 @@
         </w:tc>
         <w:tc>
           <w:tcPr>
-            <w:tcW w:type="dxa" w:w="1100"/>
+            <w:tcW w:type="dxa" w:w="800"/>
+            <w:vAlign w:val="top"/>
+            <w:shd w:val="clear" w:fill="1C5D8C"/>
           </w:tcPr>
           <w:p>
-            <w:r/>
+            <w:pPr>
+              <w:spacing w:after="40" w:line="240" w:lineRule="auto"/>
+            </w:pPr>
+            <w:r>
+              <w:rPr>
+                <w:color w:val="FFFFFF"/>
+              </w:rPr>
+            </w:r>
             <w:r>
               <w:rPr>
                 <w:b/>
                 <w:i w:val="0"/>
+                <w:sz w:val="19"/>
               </w:rPr>
               <w:t>Doză</w:t>
             </w:r>
@@ -407,14 +576,24 @@
         </w:tc>
         <w:tc>
           <w:tcPr>
-            <w:tcW w:type="dxa" w:w="3000"/>
+            <w:tcW w:type="dxa" w:w="3400"/>
+            <w:vAlign w:val="top"/>
+            <w:shd w:val="clear" w:fill="1C5D8C"/>
           </w:tcPr>
           <w:p>
-            <w:r/>
+            <w:pPr>
+              <w:spacing w:after="40" w:line="240" w:lineRule="auto"/>
+            </w:pPr>
+            <w:r>
+              <w:rPr>
+                <w:color w:val="FFFFFF"/>
+              </w:rPr>
+            </w:r>
             <w:r>
               <w:rPr>
                 <w:b/>
                 <w:i w:val="0"/>
+                <w:sz w:val="19"/>
               </w:rPr>
               <w:t>Comentarii</w:t>
             </w:r>
@@ -422,14 +601,24 @@
         </w:tc>
         <w:tc>
           <w:tcPr>
-            <w:tcW w:type="dxa" w:w="1500"/>
+            <w:tcW w:type="dxa" w:w="2100"/>
+            <w:vAlign w:val="top"/>
+            <w:shd w:val="clear" w:fill="1C5D8C"/>
           </w:tcPr>
           <w:p>
-            <w:r/>
+            <w:pPr>
+              <w:spacing w:after="40" w:line="240" w:lineRule="auto"/>
+            </w:pPr>
+            <w:r>
+              <w:rPr>
+                <w:color w:val="FFFFFF"/>
+              </w:rPr>
+            </w:r>
             <w:r>
               <w:rPr>
                 <w:b/>
                 <w:i w:val="0"/>
+                <w:sz w:val="19"/>
               </w:rPr>
               <w:t>Decizie</w:t>
             </w:r>
@@ -437,14 +626,24 @@
         </w:tc>
         <w:tc>
           <w:tcPr>
-            <w:tcW w:type="dxa" w:w="1800"/>
+            <w:tcW w:type="dxa" w:w="3160"/>
+            <w:vAlign w:val="top"/>
+            <w:shd w:val="clear" w:fill="1C5D8C"/>
           </w:tcPr>
           <w:p>
-            <w:r/>
+            <w:pPr>
+              <w:spacing w:after="40" w:line="240" w:lineRule="auto"/>
+            </w:pPr>
+            <w:r>
+              <w:rPr>
+                <w:color w:val="FFFFFF"/>
+              </w:rPr>
+            </w:r>
             <w:r>
               <w:rPr>
                 <w:b/>
                 <w:i w:val="0"/>
+                <w:sz w:val="19"/>
               </w:rPr>
               <w:t>Comentariu editor</w:t>
             </w:r>
@@ -454,14 +653,19 @@
       <w:tr>
         <w:tc>
           <w:tcPr>
-            <w:tcW w:type="dxa" w:w="800"/>
+            <w:tcW w:type="dxa" w:w="640"/>
+            <w:vAlign w:val="top"/>
           </w:tcPr>
           <w:p>
+            <w:pPr>
+              <w:spacing w:after="40" w:line="240" w:lineRule="auto"/>
+            </w:pPr>
             <w:r/>
             <w:r>
               <w:rPr>
                 <w:b w:val="0"/>
                 <w:i w:val="0"/>
+                <w:sz w:val="19"/>
               </w:rPr>
               <w:t>T</w:t>
             </w:r>
@@ -469,14 +673,19 @@
         </w:tc>
         <w:tc>
           <w:tcPr>
-            <w:tcW w:type="dxa" w:w="1800"/>
+            <w:tcW w:type="dxa" w:w="2360"/>
+            <w:vAlign w:val="top"/>
           </w:tcPr>
           <w:p>
+            <w:pPr>
+              <w:spacing w:after="40" w:line="240" w:lineRule="auto"/>
+            </w:pPr>
             <w:r/>
             <w:r>
               <w:rPr>
                 <w:b w:val="0"/>
                 <w:i w:val="0"/>
+                <w:sz w:val="19"/>
               </w:rPr>
               <w:t>Coronaro-CT</w:t>
             </w:r>
@@ -484,14 +693,19 @@
         </w:tc>
         <w:tc>
           <w:tcPr>
-            <w:tcW w:type="dxa" w:w="3000"/>
+            <w:tcW w:type="dxa" w:w="1900"/>
+            <w:vAlign w:val="top"/>
           </w:tcPr>
           <w:p>
+            <w:pPr>
+              <w:spacing w:after="40" w:line="240" w:lineRule="auto"/>
+            </w:pPr>
             <w:r/>
             <w:r>
               <w:rPr>
                 <w:b w:val="0"/>
                 <w:i w:val="0"/>
+                <w:sz w:val="19"/>
               </w:rPr>
               <w:t>Indicat</w:t>
             </w:r>
@@ -499,14 +713,19 @@
         </w:tc>
         <w:tc>
           <w:tcPr>
-            <w:tcW w:type="dxa" w:w="900"/>
+            <w:tcW w:type="dxa" w:w="760"/>
+            <w:vAlign w:val="top"/>
           </w:tcPr>
           <w:p>
+            <w:pPr>
+              <w:spacing w:after="40" w:line="240" w:lineRule="auto"/>
+            </w:pPr>
             <w:r/>
             <w:r>
               <w:rPr>
                 <w:b w:val="0"/>
                 <w:i w:val="0"/>
+                <w:sz w:val="19"/>
               </w:rPr>
               <w:t>A</w:t>
             </w:r>
@@ -514,14 +733,19 @@
         </w:tc>
         <w:tc>
           <w:tcPr>
-            <w:tcW w:type="dxa" w:w="1100"/>
+            <w:tcW w:type="dxa" w:w="800"/>
+            <w:vAlign w:val="top"/>
           </w:tcPr>
           <w:p>
+            <w:pPr>
+              <w:spacing w:after="40" w:line="240" w:lineRule="auto"/>
+            </w:pPr>
             <w:r/>
             <w:r>
               <w:rPr>
                 <w:b w:val="0"/>
                 <w:i w:val="0"/>
+                <w:sz w:val="19"/>
               </w:rPr>
               <w:t>2–3</w:t>
             </w:r>
@@ -529,14 +753,19 @@
         </w:tc>
         <w:tc>
           <w:tcPr>
-            <w:tcW w:type="dxa" w:w="3000"/>
+            <w:tcW w:type="dxa" w:w="3400"/>
+            <w:vAlign w:val="top"/>
           </w:tcPr>
           <w:p>
+            <w:pPr>
+              <w:spacing w:after="40" w:line="240" w:lineRule="auto"/>
+            </w:pPr>
             <w:r/>
             <w:r>
               <w:rPr>
                 <w:b w:val="0"/>
                 <w:i w:val="0"/>
+                <w:sz w:val="19"/>
               </w:rPr>
               <w:t>Primă linie la probabilitate pre-test joasă–intermediară.</w:t>
             </w:r>
@@ -544,28 +773,38 @@
         </w:tc>
         <w:tc>
           <w:tcPr>
-            <w:tcW w:type="dxa" w:w="1500"/>
+            <w:tcW w:type="dxa" w:w="2100"/>
+            <w:vAlign w:val="top"/>
           </w:tcPr>
           <w:p>
+            <w:pPr>
+              <w:spacing w:after="40" w:line="240" w:lineRule="auto"/>
+            </w:pPr>
             <w:r/>
             <w:r>
               <w:rPr>
                 <w:b w:val="0"/>
                 <w:i w:val="0"/>
+                <w:sz w:val="19"/>
               </w:rPr>
             </w:r>
           </w:p>
         </w:tc>
         <w:tc>
           <w:tcPr>
-            <w:tcW w:type="dxa" w:w="1800"/>
+            <w:tcW w:type="dxa" w:w="3160"/>
+            <w:vAlign w:val="top"/>
           </w:tcPr>
           <w:p>
+            <w:pPr>
+              <w:spacing w:after="40" w:line="240" w:lineRule="auto"/>
+            </w:pPr>
             <w:r/>
             <w:r>
               <w:rPr>
                 <w:b w:val="0"/>
                 <w:i w:val="0"/>
+                <w:sz w:val="19"/>
               </w:rPr>
             </w:r>
           </w:p>
@@ -574,14 +813,19 @@
       <w:tr>
         <w:tc>
           <w:tcPr>
-            <w:tcW w:type="dxa" w:w="800"/>
+            <w:tcW w:type="dxa" w:w="640"/>
+            <w:vAlign w:val="top"/>
           </w:tcPr>
           <w:p>
+            <w:pPr>
+              <w:spacing w:after="40" w:line="240" w:lineRule="auto"/>
+            </w:pPr>
             <w:r/>
             <w:r>
               <w:rPr>
                 <w:b w:val="0"/>
                 <w:i w:val="0"/>
+                <w:sz w:val="19"/>
               </w:rPr>
               <w:t>T</w:t>
             </w:r>
@@ -589,14 +833,19 @@
         </w:tc>
         <w:tc>
           <w:tcPr>
-            <w:tcW w:type="dxa" w:w="1800"/>
+            <w:tcW w:type="dxa" w:w="2360"/>
+            <w:vAlign w:val="top"/>
           </w:tcPr>
           <w:p>
+            <w:pPr>
+              <w:spacing w:after="40" w:line="240" w:lineRule="auto"/>
+            </w:pPr>
             <w:r/>
             <w:r>
               <w:rPr>
                 <w:b w:val="0"/>
                 <w:i w:val="0"/>
+                <w:sz w:val="19"/>
               </w:rPr>
               <w:t>Scor de calciu coronarian (CT)</w:t>
             </w:r>
@@ -604,14 +853,19 @@
         </w:tc>
         <w:tc>
           <w:tcPr>
-            <w:tcW w:type="dxa" w:w="3000"/>
+            <w:tcW w:type="dxa" w:w="1900"/>
+            <w:vAlign w:val="top"/>
           </w:tcPr>
           <w:p>
+            <w:pPr>
+              <w:spacing w:after="40" w:line="240" w:lineRule="auto"/>
+            </w:pPr>
             <w:r/>
             <w:r>
               <w:rPr>
                 <w:b w:val="0"/>
                 <w:i w:val="0"/>
+                <w:sz w:val="19"/>
               </w:rPr>
               <w:t>Indicat</w:t>
             </w:r>
@@ -619,14 +873,19 @@
         </w:tc>
         <w:tc>
           <w:tcPr>
-            <w:tcW w:type="dxa" w:w="900"/>
+            <w:tcW w:type="dxa" w:w="760"/>
+            <w:vAlign w:val="top"/>
           </w:tcPr>
           <w:p>
+            <w:pPr>
+              <w:spacing w:after="40" w:line="240" w:lineRule="auto"/>
+            </w:pPr>
             <w:r/>
             <w:r>
               <w:rPr>
                 <w:b w:val="0"/>
                 <w:i w:val="0"/>
+                <w:sz w:val="19"/>
               </w:rPr>
               <w:t>B</w:t>
             </w:r>
@@ -634,14 +893,19 @@
         </w:tc>
         <w:tc>
           <w:tcPr>
-            <w:tcW w:type="dxa" w:w="1100"/>
+            <w:tcW w:type="dxa" w:w="800"/>
+            <w:vAlign w:val="top"/>
           </w:tcPr>
           <w:p>
+            <w:pPr>
+              <w:spacing w:after="40" w:line="240" w:lineRule="auto"/>
+            </w:pPr>
             <w:r/>
             <w:r>
               <w:rPr>
                 <w:b w:val="0"/>
                 <w:i w:val="0"/>
+                <w:sz w:val="19"/>
               </w:rPr>
               <w:t>1</w:t>
             </w:r>
@@ -649,14 +913,19 @@
         </w:tc>
         <w:tc>
           <w:tcPr>
-            <w:tcW w:type="dxa" w:w="3000"/>
+            <w:tcW w:type="dxa" w:w="3400"/>
+            <w:vAlign w:val="top"/>
           </w:tcPr>
           <w:p>
+            <w:pPr>
+              <w:spacing w:after="40" w:line="240" w:lineRule="auto"/>
+            </w:pPr>
             <w:r/>
             <w:r>
               <w:rPr>
                 <w:b w:val="0"/>
                 <w:i w:val="0"/>
+                <w:sz w:val="19"/>
               </w:rPr>
               <w:t>Stratificare de risc la pacienți selectați.</w:t>
             </w:r>
@@ -664,28 +933,38 @@
         </w:tc>
         <w:tc>
           <w:tcPr>
-            <w:tcW w:type="dxa" w:w="1500"/>
+            <w:tcW w:type="dxa" w:w="2100"/>
+            <w:vAlign w:val="top"/>
           </w:tcPr>
           <w:p>
+            <w:pPr>
+              <w:spacing w:after="40" w:line="240" w:lineRule="auto"/>
+            </w:pPr>
             <w:r/>
             <w:r>
               <w:rPr>
                 <w:b w:val="0"/>
                 <w:i w:val="0"/>
+                <w:sz w:val="19"/>
               </w:rPr>
             </w:r>
           </w:p>
         </w:tc>
         <w:tc>
           <w:tcPr>
-            <w:tcW w:type="dxa" w:w="1800"/>
+            <w:tcW w:type="dxa" w:w="3160"/>
+            <w:vAlign w:val="top"/>
           </w:tcPr>
           <w:p>
+            <w:pPr>
+              <w:spacing w:after="40" w:line="240" w:lineRule="auto"/>
+            </w:pPr>
             <w:r/>
             <w:r>
               <w:rPr>
                 <w:b w:val="0"/>
                 <w:i w:val="0"/>
+                <w:sz w:val="19"/>
               </w:rPr>
             </w:r>
           </w:p>
@@ -698,9 +977,6 @@
         <w:pStyle w:val="Heading3"/>
       </w:pPr>
       <w:r>
-        <w:rPr>
-          <w:color w:val="1C5D8C"/>
-        </w:rPr>
         <w:t>Cord — Endocardită infecțioasă</w:t>
       </w:r>
     </w:p>
@@ -708,38 +984,52 @@
       <w:r>
         <w:rPr>
           <w:i/>
+          <w:color w:val="555555"/>
         </w:rPr>
         <w:t>Cf. ESC 2023 Guidelines – Management of Endocarditis.</w:t>
       </w:r>
     </w:p>
     <w:tbl>
       <w:tblPr>
-        <w:tblStyle w:val="LightGrid-Accent1"/>
-        <w:tblW w:type="auto" w:w="0"/>
+        <w:tblStyle w:val="TableGrid"/>
+        <w:tblW w:type="dxa" w:w="15120"/>
         <w:tblLayout w:type="fixed"/>
         <w:tblLook w:firstColumn="1" w:firstRow="1" w:lastColumn="0" w:lastRow="0" w:noHBand="0" w:noVBand="1" w:val="04A0"/>
       </w:tblPr>
       <w:tblGrid>
-        <w:gridCol w:w="1767"/>
-        <w:gridCol w:w="1767"/>
-        <w:gridCol w:w="1767"/>
-        <w:gridCol w:w="1767"/>
-        <w:gridCol w:w="1767"/>
-        <w:gridCol w:w="1767"/>
-        <w:gridCol w:w="1767"/>
-        <w:gridCol w:w="1767"/>
+        <w:gridCol w:w="640"/>
+        <w:gridCol w:w="2360"/>
+        <w:gridCol w:w="1900"/>
+        <w:gridCol w:w="760"/>
+        <w:gridCol w:w="800"/>
+        <w:gridCol w:w="3400"/>
+        <w:gridCol w:w="2100"/>
+        <w:gridCol w:w="3160"/>
       </w:tblGrid>
       <w:tr>
+        <w:trPr>
+          <w:tblHeader w:val="true"/>
+        </w:trPr>
         <w:tc>
           <w:tcPr>
-            <w:tcW w:type="dxa" w:w="800"/>
+            <w:tcW w:type="dxa" w:w="640"/>
+            <w:vAlign w:val="top"/>
+            <w:shd w:val="clear" w:fill="1C5D8C"/>
           </w:tcPr>
           <w:p>
-            <w:r/>
+            <w:pPr>
+              <w:spacing w:after="40" w:line="240" w:lineRule="auto"/>
+            </w:pPr>
+            <w:r>
+              <w:rPr>
+                <w:color w:val="FFFFFF"/>
+              </w:rPr>
+            </w:r>
             <w:r>
               <w:rPr>
                 <w:b/>
                 <w:i w:val="0"/>
+                <w:sz w:val="19"/>
               </w:rPr>
               <w:t>Tip</w:t>
             </w:r>
@@ -747,14 +1037,24 @@
         </w:tc>
         <w:tc>
           <w:tcPr>
-            <w:tcW w:type="dxa" w:w="1800"/>
+            <w:tcW w:type="dxa" w:w="2360"/>
+            <w:vAlign w:val="top"/>
+            <w:shd w:val="clear" w:fill="1C5D8C"/>
           </w:tcPr>
           <w:p>
-            <w:r/>
+            <w:pPr>
+              <w:spacing w:after="40" w:line="240" w:lineRule="auto"/>
+            </w:pPr>
+            <w:r>
+              <w:rPr>
+                <w:color w:val="FFFFFF"/>
+              </w:rPr>
+            </w:r>
             <w:r>
               <w:rPr>
                 <w:b/>
                 <w:i w:val="0"/>
+                <w:sz w:val="19"/>
               </w:rPr>
               <w:t>Examen</w:t>
             </w:r>
@@ -762,14 +1062,24 @@
         </w:tc>
         <w:tc>
           <w:tcPr>
-            <w:tcW w:type="dxa" w:w="3000"/>
+            <w:tcW w:type="dxa" w:w="1900"/>
+            <w:vAlign w:val="top"/>
+            <w:shd w:val="clear" w:fill="1C5D8C"/>
           </w:tcPr>
           <w:p>
-            <w:r/>
+            <w:pPr>
+              <w:spacing w:after="40" w:line="240" w:lineRule="auto"/>
+            </w:pPr>
+            <w:r>
+              <w:rPr>
+                <w:color w:val="FFFFFF"/>
+              </w:rPr>
+            </w:r>
             <w:r>
               <w:rPr>
                 <w:b/>
                 <w:i w:val="0"/>
+                <w:sz w:val="19"/>
               </w:rPr>
               <w:t>Indicație</w:t>
             </w:r>
@@ -777,14 +1087,24 @@
         </w:tc>
         <w:tc>
           <w:tcPr>
-            <w:tcW w:type="dxa" w:w="900"/>
+            <w:tcW w:type="dxa" w:w="760"/>
+            <w:vAlign w:val="top"/>
+            <w:shd w:val="clear" w:fill="1C5D8C"/>
           </w:tcPr>
           <w:p>
-            <w:r/>
+            <w:pPr>
+              <w:spacing w:after="40" w:line="240" w:lineRule="auto"/>
+            </w:pPr>
+            <w:r>
+              <w:rPr>
+                <w:color w:val="FFFFFF"/>
+              </w:rPr>
+            </w:r>
             <w:r>
               <w:rPr>
                 <w:b/>
                 <w:i w:val="0"/>
+                <w:sz w:val="19"/>
               </w:rPr>
               <w:t>Grad</w:t>
             </w:r>
@@ -792,14 +1112,24 @@
         </w:tc>
         <w:tc>
           <w:tcPr>
-            <w:tcW w:type="dxa" w:w="1100"/>
+            <w:tcW w:type="dxa" w:w="800"/>
+            <w:vAlign w:val="top"/>
+            <w:shd w:val="clear" w:fill="1C5D8C"/>
           </w:tcPr>
           <w:p>
-            <w:r/>
+            <w:pPr>
+              <w:spacing w:after="40" w:line="240" w:lineRule="auto"/>
+            </w:pPr>
+            <w:r>
+              <w:rPr>
+                <w:color w:val="FFFFFF"/>
+              </w:rPr>
+            </w:r>
             <w:r>
               <w:rPr>
                 <w:b/>
                 <w:i w:val="0"/>
+                <w:sz w:val="19"/>
               </w:rPr>
               <w:t>Doză</w:t>
             </w:r>
@@ -807,14 +1137,24 @@
         </w:tc>
         <w:tc>
           <w:tcPr>
-            <w:tcW w:type="dxa" w:w="3000"/>
+            <w:tcW w:type="dxa" w:w="3400"/>
+            <w:vAlign w:val="top"/>
+            <w:shd w:val="clear" w:fill="1C5D8C"/>
           </w:tcPr>
           <w:p>
-            <w:r/>
+            <w:pPr>
+              <w:spacing w:after="40" w:line="240" w:lineRule="auto"/>
+            </w:pPr>
+            <w:r>
+              <w:rPr>
+                <w:color w:val="FFFFFF"/>
+              </w:rPr>
+            </w:r>
             <w:r>
               <w:rPr>
                 <w:b/>
                 <w:i w:val="0"/>
+                <w:sz w:val="19"/>
               </w:rPr>
               <w:t>Comentarii</w:t>
             </w:r>
@@ -822,14 +1162,24 @@
         </w:tc>
         <w:tc>
           <w:tcPr>
-            <w:tcW w:type="dxa" w:w="1500"/>
+            <w:tcW w:type="dxa" w:w="2100"/>
+            <w:vAlign w:val="top"/>
+            <w:shd w:val="clear" w:fill="1C5D8C"/>
           </w:tcPr>
           <w:p>
-            <w:r/>
+            <w:pPr>
+              <w:spacing w:after="40" w:line="240" w:lineRule="auto"/>
+            </w:pPr>
+            <w:r>
+              <w:rPr>
+                <w:color w:val="FFFFFF"/>
+              </w:rPr>
+            </w:r>
             <w:r>
               <w:rPr>
                 <w:b/>
                 <w:i w:val="0"/>
+                <w:sz w:val="19"/>
               </w:rPr>
               <w:t>Decizie</w:t>
             </w:r>
@@ -837,14 +1187,24 @@
         </w:tc>
         <w:tc>
           <w:tcPr>
-            <w:tcW w:type="dxa" w:w="1800"/>
+            <w:tcW w:type="dxa" w:w="3160"/>
+            <w:vAlign w:val="top"/>
+            <w:shd w:val="clear" w:fill="1C5D8C"/>
           </w:tcPr>
           <w:p>
-            <w:r/>
+            <w:pPr>
+              <w:spacing w:after="40" w:line="240" w:lineRule="auto"/>
+            </w:pPr>
+            <w:r>
+              <w:rPr>
+                <w:color w:val="FFFFFF"/>
+              </w:rPr>
+            </w:r>
             <w:r>
               <w:rPr>
                 <w:b/>
                 <w:i w:val="0"/>
+                <w:sz w:val="19"/>
               </w:rPr>
               <w:t>Comentariu editor</w:t>
             </w:r>
@@ -854,14 +1214,19 @@
       <w:tr>
         <w:tc>
           <w:tcPr>
-            <w:tcW w:type="dxa" w:w="800"/>
+            <w:tcW w:type="dxa" w:w="640"/>
+            <w:vAlign w:val="top"/>
           </w:tcPr>
           <w:p>
+            <w:pPr>
+              <w:spacing w:after="40" w:line="240" w:lineRule="auto"/>
+            </w:pPr>
             <w:r/>
             <w:r>
               <w:rPr>
                 <w:b w:val="0"/>
                 <w:i w:val="0"/>
+                <w:sz w:val="19"/>
               </w:rPr>
               <w:t>E</w:t>
             </w:r>
@@ -869,14 +1234,19 @@
         </w:tc>
         <w:tc>
           <w:tcPr>
-            <w:tcW w:type="dxa" w:w="1800"/>
+            <w:tcW w:type="dxa" w:w="2360"/>
+            <w:vAlign w:val="top"/>
           </w:tcPr>
           <w:p>
+            <w:pPr>
+              <w:spacing w:after="40" w:line="240" w:lineRule="auto"/>
+            </w:pPr>
             <w:r/>
             <w:r>
               <w:rPr>
                 <w:b w:val="0"/>
                 <w:i w:val="0"/>
+                <w:sz w:val="19"/>
               </w:rPr>
               <w:t>Ecocardiografie transtoracică (ETT)</w:t>
             </w:r>
@@ -884,14 +1254,19 @@
         </w:tc>
         <w:tc>
           <w:tcPr>
-            <w:tcW w:type="dxa" w:w="3000"/>
+            <w:tcW w:type="dxa" w:w="1900"/>
+            <w:vAlign w:val="top"/>
           </w:tcPr>
           <w:p>
+            <w:pPr>
+              <w:spacing w:after="40" w:line="240" w:lineRule="auto"/>
+            </w:pPr>
             <w:r/>
             <w:r>
               <w:rPr>
                 <w:b w:val="0"/>
                 <w:i w:val="0"/>
+                <w:sz w:val="19"/>
               </w:rPr>
               <w:t>Indicat</w:t>
             </w:r>
@@ -899,14 +1274,19 @@
         </w:tc>
         <w:tc>
           <w:tcPr>
-            <w:tcW w:type="dxa" w:w="900"/>
+            <w:tcW w:type="dxa" w:w="760"/>
+            <w:vAlign w:val="top"/>
           </w:tcPr>
           <w:p>
+            <w:pPr>
+              <w:spacing w:after="40" w:line="240" w:lineRule="auto"/>
+            </w:pPr>
             <w:r/>
             <w:r>
               <w:rPr>
                 <w:b w:val="0"/>
                 <w:i w:val="0"/>
+                <w:sz w:val="19"/>
               </w:rPr>
               <w:t>A</w:t>
             </w:r>
@@ -914,14 +1294,19 @@
         </w:tc>
         <w:tc>
           <w:tcPr>
-            <w:tcW w:type="dxa" w:w="1100"/>
+            <w:tcW w:type="dxa" w:w="800"/>
+            <w:vAlign w:val="top"/>
           </w:tcPr>
           <w:p>
+            <w:pPr>
+              <w:spacing w:after="40" w:line="240" w:lineRule="auto"/>
+            </w:pPr>
             <w:r/>
             <w:r>
               <w:rPr>
                 <w:b w:val="0"/>
                 <w:i w:val="0"/>
+                <w:sz w:val="19"/>
               </w:rPr>
               <w:t>0</w:t>
             </w:r>
@@ -929,14 +1314,19 @@
         </w:tc>
         <w:tc>
           <w:tcPr>
-            <w:tcW w:type="dxa" w:w="3000"/>
+            <w:tcW w:type="dxa" w:w="3400"/>
+            <w:vAlign w:val="top"/>
           </w:tcPr>
           <w:p>
+            <w:pPr>
+              <w:spacing w:after="40" w:line="240" w:lineRule="auto"/>
+            </w:pPr>
             <w:r/>
             <w:r>
               <w:rPr>
                 <w:b w:val="0"/>
                 <w:i w:val="0"/>
+                <w:sz w:val="19"/>
               </w:rPr>
               <w:t>Primă intenție: vegetații, regurgitări, abcese.</w:t>
             </w:r>
@@ -944,28 +1334,38 @@
         </w:tc>
         <w:tc>
           <w:tcPr>
-            <w:tcW w:type="dxa" w:w="1500"/>
+            <w:tcW w:type="dxa" w:w="2100"/>
+            <w:vAlign w:val="top"/>
           </w:tcPr>
           <w:p>
+            <w:pPr>
+              <w:spacing w:after="40" w:line="240" w:lineRule="auto"/>
+            </w:pPr>
             <w:r/>
             <w:r>
               <w:rPr>
                 <w:b w:val="0"/>
                 <w:i w:val="0"/>
+                <w:sz w:val="19"/>
               </w:rPr>
             </w:r>
           </w:p>
         </w:tc>
         <w:tc>
           <w:tcPr>
-            <w:tcW w:type="dxa" w:w="1800"/>
+            <w:tcW w:type="dxa" w:w="3160"/>
+            <w:vAlign w:val="top"/>
           </w:tcPr>
           <w:p>
+            <w:pPr>
+              <w:spacing w:after="40" w:line="240" w:lineRule="auto"/>
+            </w:pPr>
             <w:r/>
             <w:r>
               <w:rPr>
                 <w:b w:val="0"/>
                 <w:i w:val="0"/>
+                <w:sz w:val="19"/>
               </w:rPr>
             </w:r>
           </w:p>
@@ -974,14 +1374,19 @@
       <w:tr>
         <w:tc>
           <w:tcPr>
-            <w:tcW w:type="dxa" w:w="800"/>
+            <w:tcW w:type="dxa" w:w="640"/>
+            <w:vAlign w:val="top"/>
           </w:tcPr>
           <w:p>
+            <w:pPr>
+              <w:spacing w:after="40" w:line="240" w:lineRule="auto"/>
+            </w:pPr>
             <w:r/>
             <w:r>
               <w:rPr>
                 <w:b w:val="0"/>
                 <w:i w:val="0"/>
+                <w:sz w:val="19"/>
               </w:rPr>
               <w:t>E</w:t>
             </w:r>
@@ -989,14 +1394,19 @@
         </w:tc>
         <w:tc>
           <w:tcPr>
-            <w:tcW w:type="dxa" w:w="1800"/>
+            <w:tcW w:type="dxa" w:w="2360"/>
+            <w:vAlign w:val="top"/>
           </w:tcPr>
           <w:p>
+            <w:pPr>
+              <w:spacing w:after="40" w:line="240" w:lineRule="auto"/>
+            </w:pPr>
             <w:r/>
             <w:r>
               <w:rPr>
                 <w:b w:val="0"/>
                 <w:i w:val="0"/>
+                <w:sz w:val="19"/>
               </w:rPr>
               <w:t>Ecocardiografie transesofagiană (ETE)</w:t>
             </w:r>
@@ -1004,14 +1414,19 @@
         </w:tc>
         <w:tc>
           <w:tcPr>
-            <w:tcW w:type="dxa" w:w="3000"/>
+            <w:tcW w:type="dxa" w:w="1900"/>
+            <w:vAlign w:val="top"/>
           </w:tcPr>
           <w:p>
+            <w:pPr>
+              <w:spacing w:after="40" w:line="240" w:lineRule="auto"/>
+            </w:pPr>
             <w:r/>
             <w:r>
               <w:rPr>
                 <w:b w:val="0"/>
                 <w:i w:val="0"/>
+                <w:sz w:val="19"/>
               </w:rPr>
               <w:t>Indicat</w:t>
             </w:r>
@@ -1019,14 +1434,19 @@
         </w:tc>
         <w:tc>
           <w:tcPr>
-            <w:tcW w:type="dxa" w:w="900"/>
+            <w:tcW w:type="dxa" w:w="760"/>
+            <w:vAlign w:val="top"/>
           </w:tcPr>
           <w:p>
+            <w:pPr>
+              <w:spacing w:after="40" w:line="240" w:lineRule="auto"/>
+            </w:pPr>
             <w:r/>
             <w:r>
               <w:rPr>
                 <w:b w:val="0"/>
                 <w:i w:val="0"/>
+                <w:sz w:val="19"/>
               </w:rPr>
               <w:t>A</w:t>
             </w:r>
@@ -1034,14 +1454,19 @@
         </w:tc>
         <w:tc>
           <w:tcPr>
-            <w:tcW w:type="dxa" w:w="1100"/>
+            <w:tcW w:type="dxa" w:w="800"/>
+            <w:vAlign w:val="top"/>
           </w:tcPr>
           <w:p>
+            <w:pPr>
+              <w:spacing w:after="40" w:line="240" w:lineRule="auto"/>
+            </w:pPr>
             <w:r/>
             <w:r>
               <w:rPr>
                 <w:b w:val="0"/>
                 <w:i w:val="0"/>
+                <w:sz w:val="19"/>
               </w:rPr>
               <w:t>0</w:t>
             </w:r>
@@ -1049,14 +1474,19 @@
         </w:tc>
         <w:tc>
           <w:tcPr>
-            <w:tcW w:type="dxa" w:w="3000"/>
+            <w:tcW w:type="dxa" w:w="3400"/>
+            <w:vAlign w:val="top"/>
           </w:tcPr>
           <w:p>
+            <w:pPr>
+              <w:spacing w:after="40" w:line="240" w:lineRule="auto"/>
+            </w:pPr>
             <w:r/>
             <w:r>
               <w:rPr>
                 <w:b w:val="0"/>
                 <w:i w:val="0"/>
+                <w:sz w:val="19"/>
               </w:rPr>
               <w:t>ETT neconcludentă, valve protetice, dispozitive.</w:t>
             </w:r>
@@ -1064,28 +1494,38 @@
         </w:tc>
         <w:tc>
           <w:tcPr>
-            <w:tcW w:type="dxa" w:w="1500"/>
+            <w:tcW w:type="dxa" w:w="2100"/>
+            <w:vAlign w:val="top"/>
           </w:tcPr>
           <w:p>
+            <w:pPr>
+              <w:spacing w:after="40" w:line="240" w:lineRule="auto"/>
+            </w:pPr>
             <w:r/>
             <w:r>
               <w:rPr>
                 <w:b w:val="0"/>
                 <w:i w:val="0"/>
+                <w:sz w:val="19"/>
               </w:rPr>
             </w:r>
           </w:p>
         </w:tc>
         <w:tc>
           <w:tcPr>
-            <w:tcW w:type="dxa" w:w="1800"/>
+            <w:tcW w:type="dxa" w:w="3160"/>
+            <w:vAlign w:val="top"/>
           </w:tcPr>
           <w:p>
+            <w:pPr>
+              <w:spacing w:after="40" w:line="240" w:lineRule="auto"/>
+            </w:pPr>
             <w:r/>
             <w:r>
               <w:rPr>
                 <w:b w:val="0"/>
                 <w:i w:val="0"/>
+                <w:sz w:val="19"/>
               </w:rPr>
             </w:r>
           </w:p>
@@ -1094,14 +1534,19 @@
       <w:tr>
         <w:tc>
           <w:tcPr>
-            <w:tcW w:type="dxa" w:w="800"/>
+            <w:tcW w:type="dxa" w:w="640"/>
+            <w:vAlign w:val="top"/>
           </w:tcPr>
           <w:p>
+            <w:pPr>
+              <w:spacing w:after="40" w:line="240" w:lineRule="auto"/>
+            </w:pPr>
             <w:r/>
             <w:r>
               <w:rPr>
                 <w:b w:val="0"/>
                 <w:i w:val="0"/>
+                <w:sz w:val="19"/>
               </w:rPr>
               <w:t>N</w:t>
             </w:r>
@@ -1109,14 +1554,19 @@
         </w:tc>
         <w:tc>
           <w:tcPr>
-            <w:tcW w:type="dxa" w:w="1800"/>
+            <w:tcW w:type="dxa" w:w="2360"/>
+            <w:vAlign w:val="top"/>
           </w:tcPr>
           <w:p>
+            <w:pPr>
+              <w:spacing w:after="40" w:line="240" w:lineRule="auto"/>
+            </w:pPr>
             <w:r/>
             <w:r>
               <w:rPr>
                 <w:b w:val="0"/>
                 <w:i w:val="0"/>
+                <w:sz w:val="19"/>
               </w:rPr>
               <w:t>PET-CT cu 18F-FDG</w:t>
             </w:r>
@@ -1124,14 +1574,19 @@
         </w:tc>
         <w:tc>
           <w:tcPr>
-            <w:tcW w:type="dxa" w:w="3000"/>
+            <w:tcW w:type="dxa" w:w="1900"/>
+            <w:vAlign w:val="top"/>
           </w:tcPr>
           <w:p>
+            <w:pPr>
+              <w:spacing w:after="40" w:line="240" w:lineRule="auto"/>
+            </w:pPr>
             <w:r/>
             <w:r>
               <w:rPr>
                 <w:b w:val="0"/>
                 <w:i w:val="0"/>
+                <w:sz w:val="19"/>
               </w:rPr>
               <w:t>Doar în cazuri particulare</w:t>
             </w:r>
@@ -1139,14 +1594,19 @@
         </w:tc>
         <w:tc>
           <w:tcPr>
-            <w:tcW w:type="dxa" w:w="900"/>
+            <w:tcW w:type="dxa" w:w="760"/>
+            <w:vAlign w:val="top"/>
           </w:tcPr>
           <w:p>
+            <w:pPr>
+              <w:spacing w:after="40" w:line="240" w:lineRule="auto"/>
+            </w:pPr>
             <w:r/>
             <w:r>
               <w:rPr>
                 <w:b w:val="0"/>
                 <w:i w:val="0"/>
+                <w:sz w:val="19"/>
               </w:rPr>
               <w:t>B</w:t>
             </w:r>
@@ -1154,14 +1614,19 @@
         </w:tc>
         <w:tc>
           <w:tcPr>
-            <w:tcW w:type="dxa" w:w="1100"/>
+            <w:tcW w:type="dxa" w:w="800"/>
+            <w:vAlign w:val="top"/>
           </w:tcPr>
           <w:p>
+            <w:pPr>
+              <w:spacing w:after="40" w:line="240" w:lineRule="auto"/>
+            </w:pPr>
             <w:r/>
             <w:r>
               <w:rPr>
                 <w:b w:val="0"/>
                 <w:i w:val="0"/>
+                <w:sz w:val="19"/>
               </w:rPr>
               <w:t>4</w:t>
             </w:r>
@@ -1169,14 +1634,19 @@
         </w:tc>
         <w:tc>
           <w:tcPr>
-            <w:tcW w:type="dxa" w:w="3000"/>
+            <w:tcW w:type="dxa" w:w="3400"/>
+            <w:vAlign w:val="top"/>
           </w:tcPr>
           <w:p>
+            <w:pPr>
+              <w:spacing w:after="40" w:line="240" w:lineRule="auto"/>
+            </w:pPr>
             <w:r/>
             <w:r>
               <w:rPr>
                 <w:b w:val="0"/>
                 <w:i w:val="0"/>
+                <w:sz w:val="19"/>
               </w:rPr>
               <w:t>Criteriu major pe valvă protetică/dispozitive; embolii oculte.</w:t>
             </w:r>
@@ -1184,28 +1654,38 @@
         </w:tc>
         <w:tc>
           <w:tcPr>
-            <w:tcW w:type="dxa" w:w="1500"/>
+            <w:tcW w:type="dxa" w:w="2100"/>
+            <w:vAlign w:val="top"/>
           </w:tcPr>
           <w:p>
+            <w:pPr>
+              <w:spacing w:after="40" w:line="240" w:lineRule="auto"/>
+            </w:pPr>
             <w:r/>
             <w:r>
               <w:rPr>
                 <w:b w:val="0"/>
                 <w:i w:val="0"/>
+                <w:sz w:val="19"/>
               </w:rPr>
             </w:r>
           </w:p>
         </w:tc>
         <w:tc>
           <w:tcPr>
-            <w:tcW w:type="dxa" w:w="1800"/>
+            <w:tcW w:type="dxa" w:w="3160"/>
+            <w:vAlign w:val="top"/>
           </w:tcPr>
           <w:p>
+            <w:pPr>
+              <w:spacing w:after="40" w:line="240" w:lineRule="auto"/>
+            </w:pPr>
             <w:r/>
             <w:r>
               <w:rPr>
                 <w:b w:val="0"/>
                 <w:i w:val="0"/>
+                <w:sz w:val="19"/>
               </w:rPr>
             </w:r>
           </w:p>
@@ -1214,14 +1694,19 @@
       <w:tr>
         <w:tc>
           <w:tcPr>
-            <w:tcW w:type="dxa" w:w="800"/>
+            <w:tcW w:type="dxa" w:w="640"/>
+            <w:vAlign w:val="top"/>
           </w:tcPr>
           <w:p>
+            <w:pPr>
+              <w:spacing w:after="40" w:line="240" w:lineRule="auto"/>
+            </w:pPr>
             <w:r/>
             <w:r>
               <w:rPr>
                 <w:b w:val="0"/>
                 <w:i w:val="0"/>
+                <w:sz w:val="19"/>
               </w:rPr>
               <w:t>T</w:t>
             </w:r>
@@ -1229,14 +1714,19 @@
         </w:tc>
         <w:tc>
           <w:tcPr>
-            <w:tcW w:type="dxa" w:w="1800"/>
+            <w:tcW w:type="dxa" w:w="2360"/>
+            <w:vAlign w:val="top"/>
           </w:tcPr>
           <w:p>
+            <w:pPr>
+              <w:spacing w:after="40" w:line="240" w:lineRule="auto"/>
+            </w:pPr>
             <w:r/>
             <w:r>
               <w:rPr>
                 <w:b w:val="0"/>
                 <w:i w:val="0"/>
+                <w:sz w:val="19"/>
               </w:rPr>
               <w:t>CT cardiac (angio-CT)</w:t>
             </w:r>
@@ -1244,14 +1734,19 @@
         </w:tc>
         <w:tc>
           <w:tcPr>
-            <w:tcW w:type="dxa" w:w="3000"/>
+            <w:tcW w:type="dxa" w:w="1900"/>
+            <w:vAlign w:val="top"/>
           </w:tcPr>
           <w:p>
+            <w:pPr>
+              <w:spacing w:after="40" w:line="240" w:lineRule="auto"/>
+            </w:pPr>
             <w:r/>
             <w:r>
               <w:rPr>
                 <w:b w:val="0"/>
                 <w:i w:val="0"/>
+                <w:sz w:val="19"/>
               </w:rPr>
               <w:t>Indicat</w:t>
             </w:r>
@@ -1259,14 +1754,19 @@
         </w:tc>
         <w:tc>
           <w:tcPr>
-            <w:tcW w:type="dxa" w:w="900"/>
+            <w:tcW w:type="dxa" w:w="760"/>
+            <w:vAlign w:val="top"/>
           </w:tcPr>
           <w:p>
+            <w:pPr>
+              <w:spacing w:after="40" w:line="240" w:lineRule="auto"/>
+            </w:pPr>
             <w:r/>
             <w:r>
               <w:rPr>
                 <w:b w:val="0"/>
                 <w:i w:val="0"/>
+                <w:sz w:val="19"/>
               </w:rPr>
               <w:t>B</w:t>
             </w:r>
@@ -1274,14 +1774,19 @@
         </w:tc>
         <w:tc>
           <w:tcPr>
-            <w:tcW w:type="dxa" w:w="1100"/>
+            <w:tcW w:type="dxa" w:w="800"/>
+            <w:vAlign w:val="top"/>
           </w:tcPr>
           <w:p>
+            <w:pPr>
+              <w:spacing w:after="40" w:line="240" w:lineRule="auto"/>
+            </w:pPr>
             <w:r/>
             <w:r>
               <w:rPr>
                 <w:b w:val="0"/>
                 <w:i w:val="0"/>
+                <w:sz w:val="19"/>
               </w:rPr>
               <w:t>2–3</w:t>
             </w:r>
@@ -1289,14 +1794,19 @@
         </w:tc>
         <w:tc>
           <w:tcPr>
-            <w:tcW w:type="dxa" w:w="3000"/>
+            <w:tcW w:type="dxa" w:w="3400"/>
+            <w:vAlign w:val="top"/>
           </w:tcPr>
           <w:p>
+            <w:pPr>
+              <w:spacing w:after="40" w:line="240" w:lineRule="auto"/>
+            </w:pPr>
             <w:r/>
             <w:r>
               <w:rPr>
                 <w:b w:val="0"/>
                 <w:i w:val="0"/>
+                <w:sz w:val="19"/>
               </w:rPr>
               <w:t>Abcese/pseudoanevrisme, planificare chirurgicală.</w:t>
             </w:r>
@@ -1304,28 +1814,38 @@
         </w:tc>
         <w:tc>
           <w:tcPr>
-            <w:tcW w:type="dxa" w:w="1500"/>
+            <w:tcW w:type="dxa" w:w="2100"/>
+            <w:vAlign w:val="top"/>
           </w:tcPr>
           <w:p>
+            <w:pPr>
+              <w:spacing w:after="40" w:line="240" w:lineRule="auto"/>
+            </w:pPr>
             <w:r/>
             <w:r>
               <w:rPr>
                 <w:b w:val="0"/>
                 <w:i w:val="0"/>
+                <w:sz w:val="19"/>
               </w:rPr>
             </w:r>
           </w:p>
         </w:tc>
         <w:tc>
           <w:tcPr>
-            <w:tcW w:type="dxa" w:w="1800"/>
+            <w:tcW w:type="dxa" w:w="3160"/>
+            <w:vAlign w:val="top"/>
           </w:tcPr>
           <w:p>
+            <w:pPr>
+              <w:spacing w:after="40" w:line="240" w:lineRule="auto"/>
+            </w:pPr>
             <w:r/>
             <w:r>
               <w:rPr>
                 <w:b w:val="0"/>
                 <w:i w:val="0"/>
+                <w:sz w:val="19"/>
               </w:rPr>
             </w:r>
           </w:p>
@@ -1338,9 +1858,6 @@
         <w:pStyle w:val="Heading3"/>
       </w:pPr>
       <w:r>
-        <w:rPr>
-          <w:color w:val="1C5D8C"/>
-        </w:rPr>
         <w:t>Cord — Fibrilație atrială – evaluare pre-procedurală / sursă cardioembolică</w:t>
       </w:r>
     </w:p>
@@ -1348,38 +1865,52 @@
       <w:r>
         <w:rPr>
           <w:i/>
+          <w:color w:val="555555"/>
         </w:rPr>
         <w:t>Cf. ESC 2024 Guidelines – Atrial Fibrillation.</w:t>
       </w:r>
     </w:p>
     <w:tbl>
       <w:tblPr>
-        <w:tblStyle w:val="LightGrid-Accent1"/>
-        <w:tblW w:type="auto" w:w="0"/>
+        <w:tblStyle w:val="TableGrid"/>
+        <w:tblW w:type="dxa" w:w="15120"/>
         <w:tblLayout w:type="fixed"/>
         <w:tblLook w:firstColumn="1" w:firstRow="1" w:lastColumn="0" w:lastRow="0" w:noHBand="0" w:noVBand="1" w:val="04A0"/>
       </w:tblPr>
       <w:tblGrid>
-        <w:gridCol w:w="1767"/>
-        <w:gridCol w:w="1767"/>
-        <w:gridCol w:w="1767"/>
-        <w:gridCol w:w="1767"/>
-        <w:gridCol w:w="1767"/>
-        <w:gridCol w:w="1767"/>
-        <w:gridCol w:w="1767"/>
-        <w:gridCol w:w="1767"/>
+        <w:gridCol w:w="640"/>
+        <w:gridCol w:w="2360"/>
+        <w:gridCol w:w="1900"/>
+        <w:gridCol w:w="760"/>
+        <w:gridCol w:w="800"/>
+        <w:gridCol w:w="3400"/>
+        <w:gridCol w:w="2100"/>
+        <w:gridCol w:w="3160"/>
       </w:tblGrid>
       <w:tr>
+        <w:trPr>
+          <w:tblHeader w:val="true"/>
+        </w:trPr>
         <w:tc>
           <w:tcPr>
-            <w:tcW w:type="dxa" w:w="800"/>
+            <w:tcW w:type="dxa" w:w="640"/>
+            <w:vAlign w:val="top"/>
+            <w:shd w:val="clear" w:fill="1C5D8C"/>
           </w:tcPr>
           <w:p>
-            <w:r/>
+            <w:pPr>
+              <w:spacing w:after="40" w:line="240" w:lineRule="auto"/>
+            </w:pPr>
+            <w:r>
+              <w:rPr>
+                <w:color w:val="FFFFFF"/>
+              </w:rPr>
+            </w:r>
             <w:r>
               <w:rPr>
                 <w:b/>
                 <w:i w:val="0"/>
+                <w:sz w:val="19"/>
               </w:rPr>
               <w:t>Tip</w:t>
             </w:r>
@@ -1387,14 +1918,24 @@
         </w:tc>
         <w:tc>
           <w:tcPr>
-            <w:tcW w:type="dxa" w:w="1800"/>
+            <w:tcW w:type="dxa" w:w="2360"/>
+            <w:vAlign w:val="top"/>
+            <w:shd w:val="clear" w:fill="1C5D8C"/>
           </w:tcPr>
           <w:p>
-            <w:r/>
+            <w:pPr>
+              <w:spacing w:after="40" w:line="240" w:lineRule="auto"/>
+            </w:pPr>
+            <w:r>
+              <w:rPr>
+                <w:color w:val="FFFFFF"/>
+              </w:rPr>
+            </w:r>
             <w:r>
               <w:rPr>
                 <w:b/>
                 <w:i w:val="0"/>
+                <w:sz w:val="19"/>
               </w:rPr>
               <w:t>Examen</w:t>
             </w:r>
@@ -1402,14 +1943,24 @@
         </w:tc>
         <w:tc>
           <w:tcPr>
-            <w:tcW w:type="dxa" w:w="3000"/>
+            <w:tcW w:type="dxa" w:w="1900"/>
+            <w:vAlign w:val="top"/>
+            <w:shd w:val="clear" w:fill="1C5D8C"/>
           </w:tcPr>
           <w:p>
-            <w:r/>
+            <w:pPr>
+              <w:spacing w:after="40" w:line="240" w:lineRule="auto"/>
+            </w:pPr>
+            <w:r>
+              <w:rPr>
+                <w:color w:val="FFFFFF"/>
+              </w:rPr>
+            </w:r>
             <w:r>
               <w:rPr>
                 <w:b/>
                 <w:i w:val="0"/>
+                <w:sz w:val="19"/>
               </w:rPr>
               <w:t>Indicație</w:t>
             </w:r>
@@ -1417,14 +1968,24 @@
         </w:tc>
         <w:tc>
           <w:tcPr>
-            <w:tcW w:type="dxa" w:w="900"/>
+            <w:tcW w:type="dxa" w:w="760"/>
+            <w:vAlign w:val="top"/>
+            <w:shd w:val="clear" w:fill="1C5D8C"/>
           </w:tcPr>
           <w:p>
-            <w:r/>
+            <w:pPr>
+              <w:spacing w:after="40" w:line="240" w:lineRule="auto"/>
+            </w:pPr>
+            <w:r>
+              <w:rPr>
+                <w:color w:val="FFFFFF"/>
+              </w:rPr>
+            </w:r>
             <w:r>
               <w:rPr>
                 <w:b/>
                 <w:i w:val="0"/>
+                <w:sz w:val="19"/>
               </w:rPr>
               <w:t>Grad</w:t>
             </w:r>
@@ -1432,14 +1993,24 @@
         </w:tc>
         <w:tc>
           <w:tcPr>
-            <w:tcW w:type="dxa" w:w="1100"/>
+            <w:tcW w:type="dxa" w:w="800"/>
+            <w:vAlign w:val="top"/>
+            <w:shd w:val="clear" w:fill="1C5D8C"/>
           </w:tcPr>
           <w:p>
-            <w:r/>
+            <w:pPr>
+              <w:spacing w:after="40" w:line="240" w:lineRule="auto"/>
+            </w:pPr>
+            <w:r>
+              <w:rPr>
+                <w:color w:val="FFFFFF"/>
+              </w:rPr>
+            </w:r>
             <w:r>
               <w:rPr>
                 <w:b/>
                 <w:i w:val="0"/>
+                <w:sz w:val="19"/>
               </w:rPr>
               <w:t>Doză</w:t>
             </w:r>
@@ -1447,14 +2018,24 @@
         </w:tc>
         <w:tc>
           <w:tcPr>
-            <w:tcW w:type="dxa" w:w="3000"/>
+            <w:tcW w:type="dxa" w:w="3400"/>
+            <w:vAlign w:val="top"/>
+            <w:shd w:val="clear" w:fill="1C5D8C"/>
           </w:tcPr>
           <w:p>
-            <w:r/>
+            <w:pPr>
+              <w:spacing w:after="40" w:line="240" w:lineRule="auto"/>
+            </w:pPr>
+            <w:r>
+              <w:rPr>
+                <w:color w:val="FFFFFF"/>
+              </w:rPr>
+            </w:r>
             <w:r>
               <w:rPr>
                 <w:b/>
                 <w:i w:val="0"/>
+                <w:sz w:val="19"/>
               </w:rPr>
               <w:t>Comentarii</w:t>
             </w:r>
@@ -1462,14 +2043,24 @@
         </w:tc>
         <w:tc>
           <w:tcPr>
-            <w:tcW w:type="dxa" w:w="1500"/>
+            <w:tcW w:type="dxa" w:w="2100"/>
+            <w:vAlign w:val="top"/>
+            <w:shd w:val="clear" w:fill="1C5D8C"/>
           </w:tcPr>
           <w:p>
-            <w:r/>
+            <w:pPr>
+              <w:spacing w:after="40" w:line="240" w:lineRule="auto"/>
+            </w:pPr>
+            <w:r>
+              <w:rPr>
+                <w:color w:val="FFFFFF"/>
+              </w:rPr>
+            </w:r>
             <w:r>
               <w:rPr>
                 <w:b/>
                 <w:i w:val="0"/>
+                <w:sz w:val="19"/>
               </w:rPr>
               <w:t>Decizie</w:t>
             </w:r>
@@ -1477,14 +2068,24 @@
         </w:tc>
         <w:tc>
           <w:tcPr>
-            <w:tcW w:type="dxa" w:w="1800"/>
+            <w:tcW w:type="dxa" w:w="3160"/>
+            <w:vAlign w:val="top"/>
+            <w:shd w:val="clear" w:fill="1C5D8C"/>
           </w:tcPr>
           <w:p>
-            <w:r/>
+            <w:pPr>
+              <w:spacing w:after="40" w:line="240" w:lineRule="auto"/>
+            </w:pPr>
+            <w:r>
+              <w:rPr>
+                <w:color w:val="FFFFFF"/>
+              </w:rPr>
+            </w:r>
             <w:r>
               <w:rPr>
                 <w:b/>
                 <w:i w:val="0"/>
+                <w:sz w:val="19"/>
               </w:rPr>
               <w:t>Comentariu editor</w:t>
             </w:r>
@@ -1494,14 +2095,19 @@
       <w:tr>
         <w:tc>
           <w:tcPr>
-            <w:tcW w:type="dxa" w:w="800"/>
+            <w:tcW w:type="dxa" w:w="640"/>
+            <w:vAlign w:val="top"/>
           </w:tcPr>
           <w:p>
+            <w:pPr>
+              <w:spacing w:after="40" w:line="240" w:lineRule="auto"/>
+            </w:pPr>
             <w:r/>
             <w:r>
               <w:rPr>
                 <w:b w:val="0"/>
                 <w:i w:val="0"/>
+                <w:sz w:val="19"/>
               </w:rPr>
               <w:t>E</w:t>
             </w:r>
@@ -1509,14 +2115,19 @@
         </w:tc>
         <w:tc>
           <w:tcPr>
-            <w:tcW w:type="dxa" w:w="1800"/>
+            <w:tcW w:type="dxa" w:w="2360"/>
+            <w:vAlign w:val="top"/>
           </w:tcPr>
           <w:p>
+            <w:pPr>
+              <w:spacing w:after="40" w:line="240" w:lineRule="auto"/>
+            </w:pPr>
             <w:r/>
             <w:r>
               <w:rPr>
                 <w:b w:val="0"/>
                 <w:i w:val="0"/>
+                <w:sz w:val="19"/>
               </w:rPr>
               <w:t>Ecocardiografie transesofagiană (ETE)</w:t>
             </w:r>
@@ -1524,14 +2135,19 @@
         </w:tc>
         <w:tc>
           <w:tcPr>
-            <w:tcW w:type="dxa" w:w="3000"/>
+            <w:tcW w:type="dxa" w:w="1900"/>
+            <w:vAlign w:val="top"/>
           </w:tcPr>
           <w:p>
+            <w:pPr>
+              <w:spacing w:after="40" w:line="240" w:lineRule="auto"/>
+            </w:pPr>
             <w:r/>
             <w:r>
               <w:rPr>
                 <w:b w:val="0"/>
                 <w:i w:val="0"/>
+                <w:sz w:val="19"/>
               </w:rPr>
               <w:t>Indicat</w:t>
             </w:r>
@@ -1539,14 +2155,19 @@
         </w:tc>
         <w:tc>
           <w:tcPr>
-            <w:tcW w:type="dxa" w:w="900"/>
+            <w:tcW w:type="dxa" w:w="760"/>
+            <w:vAlign w:val="top"/>
           </w:tcPr>
           <w:p>
+            <w:pPr>
+              <w:spacing w:after="40" w:line="240" w:lineRule="auto"/>
+            </w:pPr>
             <w:r/>
             <w:r>
               <w:rPr>
                 <w:b w:val="0"/>
                 <w:i w:val="0"/>
+                <w:sz w:val="19"/>
               </w:rPr>
               <w:t>A</w:t>
             </w:r>
@@ -1554,14 +2175,19 @@
         </w:tc>
         <w:tc>
           <w:tcPr>
-            <w:tcW w:type="dxa" w:w="1100"/>
+            <w:tcW w:type="dxa" w:w="800"/>
+            <w:vAlign w:val="top"/>
           </w:tcPr>
           <w:p>
+            <w:pPr>
+              <w:spacing w:after="40" w:line="240" w:lineRule="auto"/>
+            </w:pPr>
             <w:r/>
             <w:r>
               <w:rPr>
                 <w:b w:val="0"/>
                 <w:i w:val="0"/>
+                <w:sz w:val="19"/>
               </w:rPr>
               <w:t>0</w:t>
             </w:r>
@@ -1569,14 +2195,19 @@
         </w:tc>
         <w:tc>
           <w:tcPr>
-            <w:tcW w:type="dxa" w:w="3000"/>
+            <w:tcW w:type="dxa" w:w="3400"/>
+            <w:vAlign w:val="top"/>
           </w:tcPr>
           <w:p>
+            <w:pPr>
+              <w:spacing w:after="40" w:line="240" w:lineRule="auto"/>
+            </w:pPr>
             <w:r/>
             <w:r>
               <w:rPr>
                 <w:b w:val="0"/>
                 <w:i w:val="0"/>
+                <w:sz w:val="19"/>
               </w:rPr>
               <w:t>Excludere tromb auricul stâng pre-cardioversie/ablație.</w:t>
             </w:r>
@@ -1584,28 +2215,38 @@
         </w:tc>
         <w:tc>
           <w:tcPr>
-            <w:tcW w:type="dxa" w:w="1500"/>
+            <w:tcW w:type="dxa" w:w="2100"/>
+            <w:vAlign w:val="top"/>
           </w:tcPr>
           <w:p>
+            <w:pPr>
+              <w:spacing w:after="40" w:line="240" w:lineRule="auto"/>
+            </w:pPr>
             <w:r/>
             <w:r>
               <w:rPr>
                 <w:b w:val="0"/>
                 <w:i w:val="0"/>
+                <w:sz w:val="19"/>
               </w:rPr>
             </w:r>
           </w:p>
         </w:tc>
         <w:tc>
           <w:tcPr>
-            <w:tcW w:type="dxa" w:w="1800"/>
+            <w:tcW w:type="dxa" w:w="3160"/>
+            <w:vAlign w:val="top"/>
           </w:tcPr>
           <w:p>
+            <w:pPr>
+              <w:spacing w:after="40" w:line="240" w:lineRule="auto"/>
+            </w:pPr>
             <w:r/>
             <w:r>
               <w:rPr>
                 <w:b w:val="0"/>
                 <w:i w:val="0"/>
+                <w:sz w:val="19"/>
               </w:rPr>
             </w:r>
           </w:p>
@@ -1614,14 +2255,19 @@
       <w:tr>
         <w:tc>
           <w:tcPr>
-            <w:tcW w:type="dxa" w:w="800"/>
+            <w:tcW w:type="dxa" w:w="640"/>
+            <w:vAlign w:val="top"/>
           </w:tcPr>
           <w:p>
+            <w:pPr>
+              <w:spacing w:after="40" w:line="240" w:lineRule="auto"/>
+            </w:pPr>
             <w:r/>
             <w:r>
               <w:rPr>
                 <w:b w:val="0"/>
                 <w:i w:val="0"/>
+                <w:sz w:val="19"/>
               </w:rPr>
               <w:t>T</w:t>
             </w:r>
@@ -1629,14 +2275,19 @@
         </w:tc>
         <w:tc>
           <w:tcPr>
-            <w:tcW w:type="dxa" w:w="1800"/>
+            <w:tcW w:type="dxa" w:w="2360"/>
+            <w:vAlign w:val="top"/>
           </w:tcPr>
           <w:p>
+            <w:pPr>
+              <w:spacing w:after="40" w:line="240" w:lineRule="auto"/>
+            </w:pPr>
             <w:r/>
             <w:r>
               <w:rPr>
                 <w:b w:val="0"/>
                 <w:i w:val="0"/>
+                <w:sz w:val="19"/>
               </w:rPr>
               <w:t>CT cardiac (atriu stâng + vene pulmonare)</w:t>
             </w:r>
@@ -1644,14 +2295,19 @@
         </w:tc>
         <w:tc>
           <w:tcPr>
-            <w:tcW w:type="dxa" w:w="3000"/>
+            <w:tcW w:type="dxa" w:w="1900"/>
+            <w:vAlign w:val="top"/>
           </w:tcPr>
           <w:p>
+            <w:pPr>
+              <w:spacing w:after="40" w:line="240" w:lineRule="auto"/>
+            </w:pPr>
             <w:r/>
             <w:r>
               <w:rPr>
                 <w:b w:val="0"/>
                 <w:i w:val="0"/>
+                <w:sz w:val="19"/>
               </w:rPr>
               <w:t>Indicat</w:t>
             </w:r>
@@ -1659,14 +2315,19 @@
         </w:tc>
         <w:tc>
           <w:tcPr>
-            <w:tcW w:type="dxa" w:w="900"/>
+            <w:tcW w:type="dxa" w:w="760"/>
+            <w:vAlign w:val="top"/>
           </w:tcPr>
           <w:p>
+            <w:pPr>
+              <w:spacing w:after="40" w:line="240" w:lineRule="auto"/>
+            </w:pPr>
             <w:r/>
             <w:r>
               <w:rPr>
                 <w:b w:val="0"/>
                 <w:i w:val="0"/>
+                <w:sz w:val="19"/>
               </w:rPr>
               <w:t>B</w:t>
             </w:r>
@@ -1674,14 +2335,19 @@
         </w:tc>
         <w:tc>
           <w:tcPr>
-            <w:tcW w:type="dxa" w:w="1100"/>
+            <w:tcW w:type="dxa" w:w="800"/>
+            <w:vAlign w:val="top"/>
           </w:tcPr>
           <w:p>
+            <w:pPr>
+              <w:spacing w:after="40" w:line="240" w:lineRule="auto"/>
+            </w:pPr>
             <w:r/>
             <w:r>
               <w:rPr>
                 <w:b w:val="0"/>
                 <w:i w:val="0"/>
+                <w:sz w:val="19"/>
               </w:rPr>
               <w:t>2–3</w:t>
             </w:r>
@@ -1689,14 +2355,19 @@
         </w:tc>
         <w:tc>
           <w:tcPr>
-            <w:tcW w:type="dxa" w:w="3000"/>
+            <w:tcW w:type="dxa" w:w="3400"/>
+            <w:vAlign w:val="top"/>
           </w:tcPr>
           <w:p>
+            <w:pPr>
+              <w:spacing w:after="40" w:line="240" w:lineRule="auto"/>
+            </w:pPr>
             <w:r/>
             <w:r>
               <w:rPr>
                 <w:b w:val="0"/>
                 <w:i w:val="0"/>
+                <w:sz w:val="19"/>
               </w:rPr>
               <w:t>Cartografiere pre-ablație/pre-închidere LAA.</w:t>
             </w:r>
@@ -1704,28 +2375,38 @@
         </w:tc>
         <w:tc>
           <w:tcPr>
-            <w:tcW w:type="dxa" w:w="1500"/>
+            <w:tcW w:type="dxa" w:w="2100"/>
+            <w:vAlign w:val="top"/>
           </w:tcPr>
           <w:p>
+            <w:pPr>
+              <w:spacing w:after="40" w:line="240" w:lineRule="auto"/>
+            </w:pPr>
             <w:r/>
             <w:r>
               <w:rPr>
                 <w:b w:val="0"/>
                 <w:i w:val="0"/>
+                <w:sz w:val="19"/>
               </w:rPr>
             </w:r>
           </w:p>
         </w:tc>
         <w:tc>
           <w:tcPr>
-            <w:tcW w:type="dxa" w:w="1800"/>
+            <w:tcW w:type="dxa" w:w="3160"/>
+            <w:vAlign w:val="top"/>
           </w:tcPr>
           <w:p>
+            <w:pPr>
+              <w:spacing w:after="40" w:line="240" w:lineRule="auto"/>
+            </w:pPr>
             <w:r/>
             <w:r>
               <w:rPr>
                 <w:b w:val="0"/>
                 <w:i w:val="0"/>
+                <w:sz w:val="19"/>
               </w:rPr>
             </w:r>
           </w:p>
@@ -1738,9 +2419,6 @@
         <w:pStyle w:val="Heading3"/>
       </w:pPr>
       <w:r>
-        <w:rPr>
-          <w:color w:val="1C5D8C"/>
-        </w:rPr>
         <w:t>Cord — Sarcoidoză cardiacă (prioritate medie)</w:t>
       </w:r>
     </w:p>
@@ -1748,38 +2426,52 @@
       <w:r>
         <w:rPr>
           <w:i/>
+          <w:color w:val="555555"/>
         </w:rPr>
         <w:t>Cf. HRS 2014 Expert Consensus – Cardiac Sarcoidosis.</w:t>
       </w:r>
     </w:p>
     <w:tbl>
       <w:tblPr>
-        <w:tblStyle w:val="LightGrid-Accent1"/>
-        <w:tblW w:type="auto" w:w="0"/>
+        <w:tblStyle w:val="TableGrid"/>
+        <w:tblW w:type="dxa" w:w="15120"/>
         <w:tblLayout w:type="fixed"/>
         <w:tblLook w:firstColumn="1" w:firstRow="1" w:lastColumn="0" w:lastRow="0" w:noHBand="0" w:noVBand="1" w:val="04A0"/>
       </w:tblPr>
       <w:tblGrid>
-        <w:gridCol w:w="1767"/>
-        <w:gridCol w:w="1767"/>
-        <w:gridCol w:w="1767"/>
-        <w:gridCol w:w="1767"/>
-        <w:gridCol w:w="1767"/>
-        <w:gridCol w:w="1767"/>
-        <w:gridCol w:w="1767"/>
-        <w:gridCol w:w="1767"/>
+        <w:gridCol w:w="640"/>
+        <w:gridCol w:w="2360"/>
+        <w:gridCol w:w="1900"/>
+        <w:gridCol w:w="760"/>
+        <w:gridCol w:w="800"/>
+        <w:gridCol w:w="3400"/>
+        <w:gridCol w:w="2100"/>
+        <w:gridCol w:w="3160"/>
       </w:tblGrid>
       <w:tr>
+        <w:trPr>
+          <w:tblHeader w:val="true"/>
+        </w:trPr>
         <w:tc>
           <w:tcPr>
-            <w:tcW w:type="dxa" w:w="800"/>
+            <w:tcW w:type="dxa" w:w="640"/>
+            <w:vAlign w:val="top"/>
+            <w:shd w:val="clear" w:fill="1C5D8C"/>
           </w:tcPr>
           <w:p>
-            <w:r/>
+            <w:pPr>
+              <w:spacing w:after="40" w:line="240" w:lineRule="auto"/>
+            </w:pPr>
+            <w:r>
+              <w:rPr>
+                <w:color w:val="FFFFFF"/>
+              </w:rPr>
+            </w:r>
             <w:r>
               <w:rPr>
                 <w:b/>
                 <w:i w:val="0"/>
+                <w:sz w:val="19"/>
               </w:rPr>
               <w:t>Tip</w:t>
             </w:r>
@@ -1787,14 +2479,24 @@
         </w:tc>
         <w:tc>
           <w:tcPr>
-            <w:tcW w:type="dxa" w:w="1800"/>
+            <w:tcW w:type="dxa" w:w="2360"/>
+            <w:vAlign w:val="top"/>
+            <w:shd w:val="clear" w:fill="1C5D8C"/>
           </w:tcPr>
           <w:p>
-            <w:r/>
+            <w:pPr>
+              <w:spacing w:after="40" w:line="240" w:lineRule="auto"/>
+            </w:pPr>
+            <w:r>
+              <w:rPr>
+                <w:color w:val="FFFFFF"/>
+              </w:rPr>
+            </w:r>
             <w:r>
               <w:rPr>
                 <w:b/>
                 <w:i w:val="0"/>
+                <w:sz w:val="19"/>
               </w:rPr>
               <w:t>Examen</w:t>
             </w:r>
@@ -1802,14 +2504,24 @@
         </w:tc>
         <w:tc>
           <w:tcPr>
-            <w:tcW w:type="dxa" w:w="3000"/>
+            <w:tcW w:type="dxa" w:w="1900"/>
+            <w:vAlign w:val="top"/>
+            <w:shd w:val="clear" w:fill="1C5D8C"/>
           </w:tcPr>
           <w:p>
-            <w:r/>
+            <w:pPr>
+              <w:spacing w:after="40" w:line="240" w:lineRule="auto"/>
+            </w:pPr>
+            <w:r>
+              <w:rPr>
+                <w:color w:val="FFFFFF"/>
+              </w:rPr>
+            </w:r>
             <w:r>
               <w:rPr>
                 <w:b/>
                 <w:i w:val="0"/>
+                <w:sz w:val="19"/>
               </w:rPr>
               <w:t>Indicație</w:t>
             </w:r>
@@ -1817,14 +2529,24 @@
         </w:tc>
         <w:tc>
           <w:tcPr>
-            <w:tcW w:type="dxa" w:w="900"/>
+            <w:tcW w:type="dxa" w:w="760"/>
+            <w:vAlign w:val="top"/>
+            <w:shd w:val="clear" w:fill="1C5D8C"/>
           </w:tcPr>
           <w:p>
-            <w:r/>
+            <w:pPr>
+              <w:spacing w:after="40" w:line="240" w:lineRule="auto"/>
+            </w:pPr>
+            <w:r>
+              <w:rPr>
+                <w:color w:val="FFFFFF"/>
+              </w:rPr>
+            </w:r>
             <w:r>
               <w:rPr>
                 <w:b/>
                 <w:i w:val="0"/>
+                <w:sz w:val="19"/>
               </w:rPr>
               <w:t>Grad</w:t>
             </w:r>
@@ -1832,14 +2554,24 @@
         </w:tc>
         <w:tc>
           <w:tcPr>
-            <w:tcW w:type="dxa" w:w="1100"/>
+            <w:tcW w:type="dxa" w:w="800"/>
+            <w:vAlign w:val="top"/>
+            <w:shd w:val="clear" w:fill="1C5D8C"/>
           </w:tcPr>
           <w:p>
-            <w:r/>
+            <w:pPr>
+              <w:spacing w:after="40" w:line="240" w:lineRule="auto"/>
+            </w:pPr>
+            <w:r>
+              <w:rPr>
+                <w:color w:val="FFFFFF"/>
+              </w:rPr>
+            </w:r>
             <w:r>
               <w:rPr>
                 <w:b/>
                 <w:i w:val="0"/>
+                <w:sz w:val="19"/>
               </w:rPr>
               <w:t>Doză</w:t>
             </w:r>
@@ -1847,14 +2579,24 @@
         </w:tc>
         <w:tc>
           <w:tcPr>
-            <w:tcW w:type="dxa" w:w="3000"/>
+            <w:tcW w:type="dxa" w:w="3400"/>
+            <w:vAlign w:val="top"/>
+            <w:shd w:val="clear" w:fill="1C5D8C"/>
           </w:tcPr>
           <w:p>
-            <w:r/>
+            <w:pPr>
+              <w:spacing w:after="40" w:line="240" w:lineRule="auto"/>
+            </w:pPr>
+            <w:r>
+              <w:rPr>
+                <w:color w:val="FFFFFF"/>
+              </w:rPr>
+            </w:r>
             <w:r>
               <w:rPr>
                 <w:b/>
                 <w:i w:val="0"/>
+                <w:sz w:val="19"/>
               </w:rPr>
               <w:t>Comentarii</w:t>
             </w:r>
@@ -1862,14 +2604,24 @@
         </w:tc>
         <w:tc>
           <w:tcPr>
-            <w:tcW w:type="dxa" w:w="1500"/>
+            <w:tcW w:type="dxa" w:w="2100"/>
+            <w:vAlign w:val="top"/>
+            <w:shd w:val="clear" w:fill="1C5D8C"/>
           </w:tcPr>
           <w:p>
-            <w:r/>
+            <w:pPr>
+              <w:spacing w:after="40" w:line="240" w:lineRule="auto"/>
+            </w:pPr>
+            <w:r>
+              <w:rPr>
+                <w:color w:val="FFFFFF"/>
+              </w:rPr>
+            </w:r>
             <w:r>
               <w:rPr>
                 <w:b/>
                 <w:i w:val="0"/>
+                <w:sz w:val="19"/>
               </w:rPr>
               <w:t>Decizie</w:t>
             </w:r>
@@ -1877,14 +2629,24 @@
         </w:tc>
         <w:tc>
           <w:tcPr>
-            <w:tcW w:type="dxa" w:w="1800"/>
+            <w:tcW w:type="dxa" w:w="3160"/>
+            <w:vAlign w:val="top"/>
+            <w:shd w:val="clear" w:fill="1C5D8C"/>
           </w:tcPr>
           <w:p>
-            <w:r/>
+            <w:pPr>
+              <w:spacing w:after="40" w:line="240" w:lineRule="auto"/>
+            </w:pPr>
+            <w:r>
+              <w:rPr>
+                <w:color w:val="FFFFFF"/>
+              </w:rPr>
+            </w:r>
             <w:r>
               <w:rPr>
                 <w:b/>
                 <w:i w:val="0"/>
+                <w:sz w:val="19"/>
               </w:rPr>
               <w:t>Comentariu editor</w:t>
             </w:r>
@@ -1894,14 +2656,19 @@
       <w:tr>
         <w:tc>
           <w:tcPr>
-            <w:tcW w:type="dxa" w:w="800"/>
+            <w:tcW w:type="dxa" w:w="640"/>
+            <w:vAlign w:val="top"/>
           </w:tcPr>
           <w:p>
+            <w:pPr>
+              <w:spacing w:after="40" w:line="240" w:lineRule="auto"/>
+            </w:pPr>
             <w:r/>
             <w:r>
               <w:rPr>
                 <w:b w:val="0"/>
                 <w:i w:val="0"/>
+                <w:sz w:val="19"/>
               </w:rPr>
               <w:t>M</w:t>
             </w:r>
@@ -1909,14 +2676,19 @@
         </w:tc>
         <w:tc>
           <w:tcPr>
-            <w:tcW w:type="dxa" w:w="1800"/>
+            <w:tcW w:type="dxa" w:w="2360"/>
+            <w:vAlign w:val="top"/>
           </w:tcPr>
           <w:p>
+            <w:pPr>
+              <w:spacing w:after="40" w:line="240" w:lineRule="auto"/>
+            </w:pPr>
             <w:r/>
             <w:r>
               <w:rPr>
                 <w:b w:val="0"/>
                 <w:i w:val="0"/>
+                <w:sz w:val="19"/>
               </w:rPr>
               <w:t>IRM cardiac cu substanță de contrast</w:t>
             </w:r>
@@ -1924,14 +2696,19 @@
         </w:tc>
         <w:tc>
           <w:tcPr>
-            <w:tcW w:type="dxa" w:w="3000"/>
+            <w:tcW w:type="dxa" w:w="1900"/>
+            <w:vAlign w:val="top"/>
           </w:tcPr>
           <w:p>
+            <w:pPr>
+              <w:spacing w:after="40" w:line="240" w:lineRule="auto"/>
+            </w:pPr>
             <w:r/>
             <w:r>
               <w:rPr>
                 <w:b w:val="0"/>
                 <w:i w:val="0"/>
+                <w:sz w:val="19"/>
               </w:rPr>
               <w:t>Indicat</w:t>
             </w:r>
@@ -1939,14 +2716,19 @@
         </w:tc>
         <w:tc>
           <w:tcPr>
-            <w:tcW w:type="dxa" w:w="900"/>
+            <w:tcW w:type="dxa" w:w="760"/>
+            <w:vAlign w:val="top"/>
           </w:tcPr>
           <w:p>
+            <w:pPr>
+              <w:spacing w:after="40" w:line="240" w:lineRule="auto"/>
+            </w:pPr>
             <w:r/>
             <w:r>
               <w:rPr>
                 <w:b w:val="0"/>
                 <w:i w:val="0"/>
+                <w:sz w:val="19"/>
               </w:rPr>
               <w:t>B</w:t>
             </w:r>
@@ -1954,14 +2736,19 @@
         </w:tc>
         <w:tc>
           <w:tcPr>
-            <w:tcW w:type="dxa" w:w="1100"/>
+            <w:tcW w:type="dxa" w:w="800"/>
+            <w:vAlign w:val="top"/>
           </w:tcPr>
           <w:p>
+            <w:pPr>
+              <w:spacing w:after="40" w:line="240" w:lineRule="auto"/>
+            </w:pPr>
             <w:r/>
             <w:r>
               <w:rPr>
                 <w:b w:val="0"/>
                 <w:i w:val="0"/>
+                <w:sz w:val="19"/>
               </w:rPr>
               <w:t>0</w:t>
             </w:r>
@@ -1969,14 +2756,19 @@
         </w:tc>
         <w:tc>
           <w:tcPr>
-            <w:tcW w:type="dxa" w:w="3000"/>
+            <w:tcW w:type="dxa" w:w="3400"/>
+            <w:vAlign w:val="top"/>
           </w:tcPr>
           <w:p>
+            <w:pPr>
+              <w:spacing w:after="40" w:line="240" w:lineRule="auto"/>
+            </w:pPr>
             <w:r/>
             <w:r>
               <w:rPr>
                 <w:b w:val="0"/>
                 <w:i w:val="0"/>
+                <w:sz w:val="19"/>
               </w:rPr>
               <w:t>Edem/inflamație și fibroză (captare tardivă de gadolinium).</w:t>
             </w:r>
@@ -1984,28 +2776,38 @@
         </w:tc>
         <w:tc>
           <w:tcPr>
-            <w:tcW w:type="dxa" w:w="1500"/>
+            <w:tcW w:type="dxa" w:w="2100"/>
+            <w:vAlign w:val="top"/>
           </w:tcPr>
           <w:p>
+            <w:pPr>
+              <w:spacing w:after="40" w:line="240" w:lineRule="auto"/>
+            </w:pPr>
             <w:r/>
             <w:r>
               <w:rPr>
                 <w:b w:val="0"/>
                 <w:i w:val="0"/>
+                <w:sz w:val="19"/>
               </w:rPr>
             </w:r>
           </w:p>
         </w:tc>
         <w:tc>
           <w:tcPr>
-            <w:tcW w:type="dxa" w:w="1800"/>
+            <w:tcW w:type="dxa" w:w="3160"/>
+            <w:vAlign w:val="top"/>
           </w:tcPr>
           <w:p>
+            <w:pPr>
+              <w:spacing w:after="40" w:line="240" w:lineRule="auto"/>
+            </w:pPr>
             <w:r/>
             <w:r>
               <w:rPr>
                 <w:b w:val="0"/>
                 <w:i w:val="0"/>
+                <w:sz w:val="19"/>
               </w:rPr>
             </w:r>
           </w:p>
@@ -2014,14 +2816,19 @@
       <w:tr>
         <w:tc>
           <w:tcPr>
-            <w:tcW w:type="dxa" w:w="800"/>
+            <w:tcW w:type="dxa" w:w="640"/>
+            <w:vAlign w:val="top"/>
           </w:tcPr>
           <w:p>
+            <w:pPr>
+              <w:spacing w:after="40" w:line="240" w:lineRule="auto"/>
+            </w:pPr>
             <w:r/>
             <w:r>
               <w:rPr>
                 <w:b w:val="0"/>
                 <w:i w:val="0"/>
+                <w:sz w:val="19"/>
               </w:rPr>
               <w:t>N</w:t>
             </w:r>
@@ -2029,14 +2836,19 @@
         </w:tc>
         <w:tc>
           <w:tcPr>
-            <w:tcW w:type="dxa" w:w="1800"/>
+            <w:tcW w:type="dxa" w:w="2360"/>
+            <w:vAlign w:val="top"/>
           </w:tcPr>
           <w:p>
+            <w:pPr>
+              <w:spacing w:after="40" w:line="240" w:lineRule="auto"/>
+            </w:pPr>
             <w:r/>
             <w:r>
               <w:rPr>
                 <w:b w:val="0"/>
                 <w:i w:val="0"/>
+                <w:sz w:val="19"/>
               </w:rPr>
               <w:t>PET-CT cu 18F-FDG (protocol dedicat)</w:t>
             </w:r>
@@ -2044,14 +2856,19 @@
         </w:tc>
         <w:tc>
           <w:tcPr>
-            <w:tcW w:type="dxa" w:w="3000"/>
+            <w:tcW w:type="dxa" w:w="1900"/>
+            <w:vAlign w:val="top"/>
           </w:tcPr>
           <w:p>
+            <w:pPr>
+              <w:spacing w:after="40" w:line="240" w:lineRule="auto"/>
+            </w:pPr>
             <w:r/>
             <w:r>
               <w:rPr>
                 <w:b w:val="0"/>
                 <w:i w:val="0"/>
+                <w:sz w:val="19"/>
               </w:rPr>
               <w:t>Indicat</w:t>
             </w:r>
@@ -2059,14 +2876,19 @@
         </w:tc>
         <w:tc>
           <w:tcPr>
-            <w:tcW w:type="dxa" w:w="900"/>
+            <w:tcW w:type="dxa" w:w="760"/>
+            <w:vAlign w:val="top"/>
           </w:tcPr>
           <w:p>
+            <w:pPr>
+              <w:spacing w:after="40" w:line="240" w:lineRule="auto"/>
+            </w:pPr>
             <w:r/>
             <w:r>
               <w:rPr>
                 <w:b w:val="0"/>
                 <w:i w:val="0"/>
+                <w:sz w:val="19"/>
               </w:rPr>
               <w:t>B</w:t>
             </w:r>
@@ -2074,14 +2896,19 @@
         </w:tc>
         <w:tc>
           <w:tcPr>
-            <w:tcW w:type="dxa" w:w="1100"/>
+            <w:tcW w:type="dxa" w:w="800"/>
+            <w:vAlign w:val="top"/>
           </w:tcPr>
           <w:p>
+            <w:pPr>
+              <w:spacing w:after="40" w:line="240" w:lineRule="auto"/>
+            </w:pPr>
             <w:r/>
             <w:r>
               <w:rPr>
                 <w:b w:val="0"/>
                 <w:i w:val="0"/>
+                <w:sz w:val="19"/>
               </w:rPr>
               <w:t>4</w:t>
             </w:r>
@@ -2089,14 +2916,19 @@
         </w:tc>
         <w:tc>
           <w:tcPr>
-            <w:tcW w:type="dxa" w:w="3000"/>
+            <w:tcW w:type="dxa" w:w="3400"/>
+            <w:vAlign w:val="top"/>
           </w:tcPr>
           <w:p>
+            <w:pPr>
+              <w:spacing w:after="40" w:line="240" w:lineRule="auto"/>
+            </w:pPr>
             <w:r/>
             <w:r>
               <w:rPr>
                 <w:b w:val="0"/>
                 <w:i w:val="0"/>
+                <w:sz w:val="19"/>
               </w:rPr>
               <w:t>Inflamație activă; necesită pregătire dietetică.</w:t>
             </w:r>
@@ -2104,28 +2936,38 @@
         </w:tc>
         <w:tc>
           <w:tcPr>
-            <w:tcW w:type="dxa" w:w="1500"/>
+            <w:tcW w:type="dxa" w:w="2100"/>
+            <w:vAlign w:val="top"/>
           </w:tcPr>
           <w:p>
+            <w:pPr>
+              <w:spacing w:after="40" w:line="240" w:lineRule="auto"/>
+            </w:pPr>
             <w:r/>
             <w:r>
               <w:rPr>
                 <w:b w:val="0"/>
                 <w:i w:val="0"/>
+                <w:sz w:val="19"/>
               </w:rPr>
             </w:r>
           </w:p>
         </w:tc>
         <w:tc>
           <w:tcPr>
-            <w:tcW w:type="dxa" w:w="1800"/>
+            <w:tcW w:type="dxa" w:w="3160"/>
+            <w:vAlign w:val="top"/>
           </w:tcPr>
           <w:p>
+            <w:pPr>
+              <w:spacing w:after="40" w:line="240" w:lineRule="auto"/>
+            </w:pPr>
             <w:r/>
             <w:r>
               <w:rPr>
                 <w:b w:val="0"/>
                 <w:i w:val="0"/>
+                <w:sz w:val="19"/>
               </w:rPr>
             </w:r>
           </w:p>
@@ -2138,9 +2980,6 @@
         <w:pStyle w:val="Heading3"/>
       </w:pPr>
       <w:r>
-        <w:rPr>
-          <w:color w:val="1C5D8C"/>
-        </w:rPr>
         <w:t>Cord — Evaluare structurală pre-TAVI/TAVR</w:t>
       </w:r>
     </w:p>
@@ -2148,38 +2987,52 @@
       <w:r>
         <w:rPr>
           <w:i/>
+          <w:color w:val="555555"/>
         </w:rPr>
         <w:t>Cf. ESC/EACTS – Valvular Heart Disease; ACR Appropriateness Criteria.</w:t>
       </w:r>
     </w:p>
     <w:tbl>
       <w:tblPr>
-        <w:tblStyle w:val="LightGrid-Accent1"/>
-        <w:tblW w:type="auto" w:w="0"/>
+        <w:tblStyle w:val="TableGrid"/>
+        <w:tblW w:type="dxa" w:w="15120"/>
         <w:tblLayout w:type="fixed"/>
         <w:tblLook w:firstColumn="1" w:firstRow="1" w:lastColumn="0" w:lastRow="0" w:noHBand="0" w:noVBand="1" w:val="04A0"/>
       </w:tblPr>
       <w:tblGrid>
-        <w:gridCol w:w="1767"/>
-        <w:gridCol w:w="1767"/>
-        <w:gridCol w:w="1767"/>
-        <w:gridCol w:w="1767"/>
-        <w:gridCol w:w="1767"/>
-        <w:gridCol w:w="1767"/>
-        <w:gridCol w:w="1767"/>
-        <w:gridCol w:w="1767"/>
+        <w:gridCol w:w="640"/>
+        <w:gridCol w:w="2360"/>
+        <w:gridCol w:w="1900"/>
+        <w:gridCol w:w="760"/>
+        <w:gridCol w:w="800"/>
+        <w:gridCol w:w="3400"/>
+        <w:gridCol w:w="2100"/>
+        <w:gridCol w:w="3160"/>
       </w:tblGrid>
       <w:tr>
+        <w:trPr>
+          <w:tblHeader w:val="true"/>
+        </w:trPr>
         <w:tc>
           <w:tcPr>
-            <w:tcW w:type="dxa" w:w="800"/>
+            <w:tcW w:type="dxa" w:w="640"/>
+            <w:vAlign w:val="top"/>
+            <w:shd w:val="clear" w:fill="1C5D8C"/>
           </w:tcPr>
           <w:p>
-            <w:r/>
+            <w:pPr>
+              <w:spacing w:after="40" w:line="240" w:lineRule="auto"/>
+            </w:pPr>
+            <w:r>
+              <w:rPr>
+                <w:color w:val="FFFFFF"/>
+              </w:rPr>
+            </w:r>
             <w:r>
               <w:rPr>
                 <w:b/>
                 <w:i w:val="0"/>
+                <w:sz w:val="19"/>
               </w:rPr>
               <w:t>Tip</w:t>
             </w:r>
@@ -2187,14 +3040,24 @@
         </w:tc>
         <w:tc>
           <w:tcPr>
-            <w:tcW w:type="dxa" w:w="1800"/>
+            <w:tcW w:type="dxa" w:w="2360"/>
+            <w:vAlign w:val="top"/>
+            <w:shd w:val="clear" w:fill="1C5D8C"/>
           </w:tcPr>
           <w:p>
-            <w:r/>
+            <w:pPr>
+              <w:spacing w:after="40" w:line="240" w:lineRule="auto"/>
+            </w:pPr>
+            <w:r>
+              <w:rPr>
+                <w:color w:val="FFFFFF"/>
+              </w:rPr>
+            </w:r>
             <w:r>
               <w:rPr>
                 <w:b/>
                 <w:i w:val="0"/>
+                <w:sz w:val="19"/>
               </w:rPr>
               <w:t>Examen</w:t>
             </w:r>
@@ -2202,14 +3065,24 @@
         </w:tc>
         <w:tc>
           <w:tcPr>
-            <w:tcW w:type="dxa" w:w="3000"/>
+            <w:tcW w:type="dxa" w:w="1900"/>
+            <w:vAlign w:val="top"/>
+            <w:shd w:val="clear" w:fill="1C5D8C"/>
           </w:tcPr>
           <w:p>
-            <w:r/>
+            <w:pPr>
+              <w:spacing w:after="40" w:line="240" w:lineRule="auto"/>
+            </w:pPr>
+            <w:r>
+              <w:rPr>
+                <w:color w:val="FFFFFF"/>
+              </w:rPr>
+            </w:r>
             <w:r>
               <w:rPr>
                 <w:b/>
                 <w:i w:val="0"/>
+                <w:sz w:val="19"/>
               </w:rPr>
               <w:t>Indicație</w:t>
             </w:r>
@@ -2217,14 +3090,24 @@
         </w:tc>
         <w:tc>
           <w:tcPr>
-            <w:tcW w:type="dxa" w:w="900"/>
+            <w:tcW w:type="dxa" w:w="760"/>
+            <w:vAlign w:val="top"/>
+            <w:shd w:val="clear" w:fill="1C5D8C"/>
           </w:tcPr>
           <w:p>
-            <w:r/>
+            <w:pPr>
+              <w:spacing w:after="40" w:line="240" w:lineRule="auto"/>
+            </w:pPr>
+            <w:r>
+              <w:rPr>
+                <w:color w:val="FFFFFF"/>
+              </w:rPr>
+            </w:r>
             <w:r>
               <w:rPr>
                 <w:b/>
                 <w:i w:val="0"/>
+                <w:sz w:val="19"/>
               </w:rPr>
               <w:t>Grad</w:t>
             </w:r>
@@ -2232,14 +3115,24 @@
         </w:tc>
         <w:tc>
           <w:tcPr>
-            <w:tcW w:type="dxa" w:w="1100"/>
+            <w:tcW w:type="dxa" w:w="800"/>
+            <w:vAlign w:val="top"/>
+            <w:shd w:val="clear" w:fill="1C5D8C"/>
           </w:tcPr>
           <w:p>
-            <w:r/>
+            <w:pPr>
+              <w:spacing w:after="40" w:line="240" w:lineRule="auto"/>
+            </w:pPr>
+            <w:r>
+              <w:rPr>
+                <w:color w:val="FFFFFF"/>
+              </w:rPr>
+            </w:r>
             <w:r>
               <w:rPr>
                 <w:b/>
                 <w:i w:val="0"/>
+                <w:sz w:val="19"/>
               </w:rPr>
               <w:t>Doză</w:t>
             </w:r>
@@ -2247,14 +3140,24 @@
         </w:tc>
         <w:tc>
           <w:tcPr>
-            <w:tcW w:type="dxa" w:w="3000"/>
+            <w:tcW w:type="dxa" w:w="3400"/>
+            <w:vAlign w:val="top"/>
+            <w:shd w:val="clear" w:fill="1C5D8C"/>
           </w:tcPr>
           <w:p>
-            <w:r/>
+            <w:pPr>
+              <w:spacing w:after="40" w:line="240" w:lineRule="auto"/>
+            </w:pPr>
+            <w:r>
+              <w:rPr>
+                <w:color w:val="FFFFFF"/>
+              </w:rPr>
+            </w:r>
             <w:r>
               <w:rPr>
                 <w:b/>
                 <w:i w:val="0"/>
+                <w:sz w:val="19"/>
               </w:rPr>
               <w:t>Comentarii</w:t>
             </w:r>
@@ -2262,14 +3165,24 @@
         </w:tc>
         <w:tc>
           <w:tcPr>
-            <w:tcW w:type="dxa" w:w="1500"/>
+            <w:tcW w:type="dxa" w:w="2100"/>
+            <w:vAlign w:val="top"/>
+            <w:shd w:val="clear" w:fill="1C5D8C"/>
           </w:tcPr>
           <w:p>
-            <w:r/>
+            <w:pPr>
+              <w:spacing w:after="40" w:line="240" w:lineRule="auto"/>
+            </w:pPr>
+            <w:r>
+              <w:rPr>
+                <w:color w:val="FFFFFF"/>
+              </w:rPr>
+            </w:r>
             <w:r>
               <w:rPr>
                 <w:b/>
                 <w:i w:val="0"/>
+                <w:sz w:val="19"/>
               </w:rPr>
               <w:t>Decizie</w:t>
             </w:r>
@@ -2277,14 +3190,24 @@
         </w:tc>
         <w:tc>
           <w:tcPr>
-            <w:tcW w:type="dxa" w:w="1800"/>
+            <w:tcW w:type="dxa" w:w="3160"/>
+            <w:vAlign w:val="top"/>
+            <w:shd w:val="clear" w:fill="1C5D8C"/>
           </w:tcPr>
           <w:p>
-            <w:r/>
+            <w:pPr>
+              <w:spacing w:after="40" w:line="240" w:lineRule="auto"/>
+            </w:pPr>
+            <w:r>
+              <w:rPr>
+                <w:color w:val="FFFFFF"/>
+              </w:rPr>
+            </w:r>
             <w:r>
               <w:rPr>
                 <w:b/>
                 <w:i w:val="0"/>
+                <w:sz w:val="19"/>
               </w:rPr>
               <w:t>Comentariu editor</w:t>
             </w:r>
@@ -2294,14 +3217,19 @@
       <w:tr>
         <w:tc>
           <w:tcPr>
-            <w:tcW w:type="dxa" w:w="800"/>
+            <w:tcW w:type="dxa" w:w="640"/>
+            <w:vAlign w:val="top"/>
           </w:tcPr>
           <w:p>
+            <w:pPr>
+              <w:spacing w:after="40" w:line="240" w:lineRule="auto"/>
+            </w:pPr>
             <w:r/>
             <w:r>
               <w:rPr>
                 <w:b w:val="0"/>
                 <w:i w:val="0"/>
+                <w:sz w:val="19"/>
               </w:rPr>
               <w:t>T</w:t>
             </w:r>
@@ -2309,14 +3237,19 @@
         </w:tc>
         <w:tc>
           <w:tcPr>
-            <w:tcW w:type="dxa" w:w="1800"/>
+            <w:tcW w:type="dxa" w:w="2360"/>
+            <w:vAlign w:val="top"/>
           </w:tcPr>
           <w:p>
+            <w:pPr>
+              <w:spacing w:after="40" w:line="240" w:lineRule="auto"/>
+            </w:pPr>
             <w:r/>
             <w:r>
               <w:rPr>
                 <w:b w:val="0"/>
                 <w:i w:val="0"/>
+                <w:sz w:val="19"/>
               </w:rPr>
               <w:t>Angio-CT „de la aortă la arterele femurale”</w:t>
             </w:r>
@@ -2324,14 +3257,19 @@
         </w:tc>
         <w:tc>
           <w:tcPr>
-            <w:tcW w:type="dxa" w:w="3000"/>
+            <w:tcW w:type="dxa" w:w="1900"/>
+            <w:vAlign w:val="top"/>
           </w:tcPr>
           <w:p>
+            <w:pPr>
+              <w:spacing w:after="40" w:line="240" w:lineRule="auto"/>
+            </w:pPr>
             <w:r/>
             <w:r>
               <w:rPr>
                 <w:b w:val="0"/>
                 <w:i w:val="0"/>
+                <w:sz w:val="19"/>
               </w:rPr>
               <w:t>Indicat</w:t>
             </w:r>
@@ -2339,14 +3277,19 @@
         </w:tc>
         <w:tc>
           <w:tcPr>
-            <w:tcW w:type="dxa" w:w="900"/>
+            <w:tcW w:type="dxa" w:w="760"/>
+            <w:vAlign w:val="top"/>
           </w:tcPr>
           <w:p>
+            <w:pPr>
+              <w:spacing w:after="40" w:line="240" w:lineRule="auto"/>
+            </w:pPr>
             <w:r/>
             <w:r>
               <w:rPr>
                 <w:b w:val="0"/>
                 <w:i w:val="0"/>
+                <w:sz w:val="19"/>
               </w:rPr>
               <w:t>B</w:t>
             </w:r>
@@ -2354,14 +3297,19 @@
         </w:tc>
         <w:tc>
           <w:tcPr>
-            <w:tcW w:type="dxa" w:w="1100"/>
+            <w:tcW w:type="dxa" w:w="800"/>
+            <w:vAlign w:val="top"/>
           </w:tcPr>
           <w:p>
+            <w:pPr>
+              <w:spacing w:after="40" w:line="240" w:lineRule="auto"/>
+            </w:pPr>
             <w:r/>
             <w:r>
               <w:rPr>
                 <w:b w:val="0"/>
                 <w:i w:val="0"/>
+                <w:sz w:val="19"/>
               </w:rPr>
               <w:t>2–3</w:t>
             </w:r>
@@ -2369,14 +3317,19 @@
         </w:tc>
         <w:tc>
           <w:tcPr>
-            <w:tcW w:type="dxa" w:w="3000"/>
+            <w:tcW w:type="dxa" w:w="3400"/>
+            <w:vAlign w:val="top"/>
           </w:tcPr>
           <w:p>
+            <w:pPr>
+              <w:spacing w:after="40" w:line="240" w:lineRule="auto"/>
+            </w:pPr>
             <w:r/>
             <w:r>
               <w:rPr>
                 <w:b w:val="0"/>
                 <w:i w:val="0"/>
+                <w:sz w:val="19"/>
               </w:rPr>
               <w:t>Annulus sizing, rădăcină aortică, căi de acces ilio-femural.</w:t>
             </w:r>
@@ -2384,28 +3337,38 @@
         </w:tc>
         <w:tc>
           <w:tcPr>
-            <w:tcW w:type="dxa" w:w="1500"/>
+            <w:tcW w:type="dxa" w:w="2100"/>
+            <w:vAlign w:val="top"/>
           </w:tcPr>
           <w:p>
+            <w:pPr>
+              <w:spacing w:after="40" w:line="240" w:lineRule="auto"/>
+            </w:pPr>
             <w:r/>
             <w:r>
               <w:rPr>
                 <w:b w:val="0"/>
                 <w:i w:val="0"/>
+                <w:sz w:val="19"/>
               </w:rPr>
             </w:r>
           </w:p>
         </w:tc>
         <w:tc>
           <w:tcPr>
-            <w:tcW w:type="dxa" w:w="1800"/>
+            <w:tcW w:type="dxa" w:w="3160"/>
+            <w:vAlign w:val="top"/>
           </w:tcPr>
           <w:p>
+            <w:pPr>
+              <w:spacing w:after="40" w:line="240" w:lineRule="auto"/>
+            </w:pPr>
             <w:r/>
             <w:r>
               <w:rPr>
                 <w:b w:val="0"/>
                 <w:i w:val="0"/>
+                <w:sz w:val="19"/>
               </w:rPr>
             </w:r>
           </w:p>
@@ -2418,9 +3381,6 @@
         <w:pStyle w:val="Heading3"/>
       </w:pPr>
       <w:r>
-        <w:rPr>
-          <w:color w:val="1C5D8C"/>
-        </w:rPr>
         <w:t>Cord — Cardiotoxicitate sub terapie oncologică (monitorizarea funcției cardiace)</w:t>
       </w:r>
     </w:p>
@@ -2428,38 +3388,52 @@
       <w:r>
         <w:rPr>
           <w:i/>
+          <w:color w:val="555555"/>
         </w:rPr>
         <w:t>Cf. 2022 ESC Guidelines on Cardio-oncology.</w:t>
       </w:r>
     </w:p>
     <w:tbl>
       <w:tblPr>
-        <w:tblStyle w:val="LightGrid-Accent1"/>
-        <w:tblW w:type="auto" w:w="0"/>
+        <w:tblStyle w:val="TableGrid"/>
+        <w:tblW w:type="dxa" w:w="15120"/>
         <w:tblLayout w:type="fixed"/>
         <w:tblLook w:firstColumn="1" w:firstRow="1" w:lastColumn="0" w:lastRow="0" w:noHBand="0" w:noVBand="1" w:val="04A0"/>
       </w:tblPr>
       <w:tblGrid>
-        <w:gridCol w:w="1767"/>
-        <w:gridCol w:w="1767"/>
-        <w:gridCol w:w="1767"/>
-        <w:gridCol w:w="1767"/>
-        <w:gridCol w:w="1767"/>
-        <w:gridCol w:w="1767"/>
-        <w:gridCol w:w="1767"/>
-        <w:gridCol w:w="1767"/>
+        <w:gridCol w:w="640"/>
+        <w:gridCol w:w="2360"/>
+        <w:gridCol w:w="1900"/>
+        <w:gridCol w:w="760"/>
+        <w:gridCol w:w="800"/>
+        <w:gridCol w:w="3400"/>
+        <w:gridCol w:w="2100"/>
+        <w:gridCol w:w="3160"/>
       </w:tblGrid>
       <w:tr>
+        <w:trPr>
+          <w:tblHeader w:val="true"/>
+        </w:trPr>
         <w:tc>
           <w:tcPr>
-            <w:tcW w:type="dxa" w:w="800"/>
+            <w:tcW w:type="dxa" w:w="640"/>
+            <w:vAlign w:val="top"/>
+            <w:shd w:val="clear" w:fill="1C5D8C"/>
           </w:tcPr>
           <w:p>
-            <w:r/>
+            <w:pPr>
+              <w:spacing w:after="40" w:line="240" w:lineRule="auto"/>
+            </w:pPr>
+            <w:r>
+              <w:rPr>
+                <w:color w:val="FFFFFF"/>
+              </w:rPr>
+            </w:r>
             <w:r>
               <w:rPr>
                 <w:b/>
                 <w:i w:val="0"/>
+                <w:sz w:val="19"/>
               </w:rPr>
               <w:t>Tip</w:t>
             </w:r>
@@ -2467,14 +3441,24 @@
         </w:tc>
         <w:tc>
           <w:tcPr>
-            <w:tcW w:type="dxa" w:w="1800"/>
+            <w:tcW w:type="dxa" w:w="2360"/>
+            <w:vAlign w:val="top"/>
+            <w:shd w:val="clear" w:fill="1C5D8C"/>
           </w:tcPr>
           <w:p>
-            <w:r/>
+            <w:pPr>
+              <w:spacing w:after="40" w:line="240" w:lineRule="auto"/>
+            </w:pPr>
+            <w:r>
+              <w:rPr>
+                <w:color w:val="FFFFFF"/>
+              </w:rPr>
+            </w:r>
             <w:r>
               <w:rPr>
                 <w:b/>
                 <w:i w:val="0"/>
+                <w:sz w:val="19"/>
               </w:rPr>
               <w:t>Examen</w:t>
             </w:r>
@@ -2482,14 +3466,24 @@
         </w:tc>
         <w:tc>
           <w:tcPr>
-            <w:tcW w:type="dxa" w:w="3000"/>
+            <w:tcW w:type="dxa" w:w="1900"/>
+            <w:vAlign w:val="top"/>
+            <w:shd w:val="clear" w:fill="1C5D8C"/>
           </w:tcPr>
           <w:p>
-            <w:r/>
+            <w:pPr>
+              <w:spacing w:after="40" w:line="240" w:lineRule="auto"/>
+            </w:pPr>
+            <w:r>
+              <w:rPr>
+                <w:color w:val="FFFFFF"/>
+              </w:rPr>
+            </w:r>
             <w:r>
               <w:rPr>
                 <w:b/>
                 <w:i w:val="0"/>
+                <w:sz w:val="19"/>
               </w:rPr>
               <w:t>Indicație</w:t>
             </w:r>
@@ -2497,14 +3491,24 @@
         </w:tc>
         <w:tc>
           <w:tcPr>
-            <w:tcW w:type="dxa" w:w="900"/>
+            <w:tcW w:type="dxa" w:w="760"/>
+            <w:vAlign w:val="top"/>
+            <w:shd w:val="clear" w:fill="1C5D8C"/>
           </w:tcPr>
           <w:p>
-            <w:r/>
+            <w:pPr>
+              <w:spacing w:after="40" w:line="240" w:lineRule="auto"/>
+            </w:pPr>
+            <w:r>
+              <w:rPr>
+                <w:color w:val="FFFFFF"/>
+              </w:rPr>
+            </w:r>
             <w:r>
               <w:rPr>
                 <w:b/>
                 <w:i w:val="0"/>
+                <w:sz w:val="19"/>
               </w:rPr>
               <w:t>Grad</w:t>
             </w:r>
@@ -2512,14 +3516,24 @@
         </w:tc>
         <w:tc>
           <w:tcPr>
-            <w:tcW w:type="dxa" w:w="1100"/>
+            <w:tcW w:type="dxa" w:w="800"/>
+            <w:vAlign w:val="top"/>
+            <w:shd w:val="clear" w:fill="1C5D8C"/>
           </w:tcPr>
           <w:p>
-            <w:r/>
+            <w:pPr>
+              <w:spacing w:after="40" w:line="240" w:lineRule="auto"/>
+            </w:pPr>
+            <w:r>
+              <w:rPr>
+                <w:color w:val="FFFFFF"/>
+              </w:rPr>
+            </w:r>
             <w:r>
               <w:rPr>
                 <w:b/>
                 <w:i w:val="0"/>
+                <w:sz w:val="19"/>
               </w:rPr>
               <w:t>Doză</w:t>
             </w:r>
@@ -2527,14 +3541,24 @@
         </w:tc>
         <w:tc>
           <w:tcPr>
-            <w:tcW w:type="dxa" w:w="3000"/>
+            <w:tcW w:type="dxa" w:w="3400"/>
+            <w:vAlign w:val="top"/>
+            <w:shd w:val="clear" w:fill="1C5D8C"/>
           </w:tcPr>
           <w:p>
-            <w:r/>
+            <w:pPr>
+              <w:spacing w:after="40" w:line="240" w:lineRule="auto"/>
+            </w:pPr>
+            <w:r>
+              <w:rPr>
+                <w:color w:val="FFFFFF"/>
+              </w:rPr>
+            </w:r>
             <w:r>
               <w:rPr>
                 <w:b/>
                 <w:i w:val="0"/>
+                <w:sz w:val="19"/>
               </w:rPr>
               <w:t>Comentarii</w:t>
             </w:r>
@@ -2542,14 +3566,24 @@
         </w:tc>
         <w:tc>
           <w:tcPr>
-            <w:tcW w:type="dxa" w:w="1500"/>
+            <w:tcW w:type="dxa" w:w="2100"/>
+            <w:vAlign w:val="top"/>
+            <w:shd w:val="clear" w:fill="1C5D8C"/>
           </w:tcPr>
           <w:p>
-            <w:r/>
+            <w:pPr>
+              <w:spacing w:after="40" w:line="240" w:lineRule="auto"/>
+            </w:pPr>
+            <w:r>
+              <w:rPr>
+                <w:color w:val="FFFFFF"/>
+              </w:rPr>
+            </w:r>
             <w:r>
               <w:rPr>
                 <w:b/>
                 <w:i w:val="0"/>
+                <w:sz w:val="19"/>
               </w:rPr>
               <w:t>Decizie</w:t>
             </w:r>
@@ -2557,14 +3591,24 @@
         </w:tc>
         <w:tc>
           <w:tcPr>
-            <w:tcW w:type="dxa" w:w="1800"/>
+            <w:tcW w:type="dxa" w:w="3160"/>
+            <w:vAlign w:val="top"/>
+            <w:shd w:val="clear" w:fill="1C5D8C"/>
           </w:tcPr>
           <w:p>
-            <w:r/>
+            <w:pPr>
+              <w:spacing w:after="40" w:line="240" w:lineRule="auto"/>
+            </w:pPr>
+            <w:r>
+              <w:rPr>
+                <w:color w:val="FFFFFF"/>
+              </w:rPr>
+            </w:r>
             <w:r>
               <w:rPr>
                 <w:b/>
                 <w:i w:val="0"/>
+                <w:sz w:val="19"/>
               </w:rPr>
               <w:t>Comentariu editor</w:t>
             </w:r>
@@ -2574,14 +3618,19 @@
       <w:tr>
         <w:tc>
           <w:tcPr>
-            <w:tcW w:type="dxa" w:w="800"/>
+            <w:tcW w:type="dxa" w:w="640"/>
+            <w:vAlign w:val="top"/>
           </w:tcPr>
           <w:p>
+            <w:pPr>
+              <w:spacing w:after="40" w:line="240" w:lineRule="auto"/>
+            </w:pPr>
             <w:r/>
             <w:r>
               <w:rPr>
                 <w:b w:val="0"/>
                 <w:i w:val="0"/>
+                <w:sz w:val="19"/>
               </w:rPr>
               <w:t>E</w:t>
             </w:r>
@@ -2589,14 +3638,19 @@
         </w:tc>
         <w:tc>
           <w:tcPr>
-            <w:tcW w:type="dxa" w:w="1800"/>
+            <w:tcW w:type="dxa" w:w="2360"/>
+            <w:vAlign w:val="top"/>
           </w:tcPr>
           <w:p>
+            <w:pPr>
+              <w:spacing w:after="40" w:line="240" w:lineRule="auto"/>
+            </w:pPr>
             <w:r/>
             <w:r>
               <w:rPr>
                 <w:b w:val="0"/>
                 <w:i w:val="0"/>
+                <w:sz w:val="19"/>
               </w:rPr>
               <w:t>Ecocardiografie (cu strain / GLS)</w:t>
             </w:r>
@@ -2604,14 +3658,19 @@
         </w:tc>
         <w:tc>
           <w:tcPr>
-            <w:tcW w:type="dxa" w:w="3000"/>
+            <w:tcW w:type="dxa" w:w="1900"/>
+            <w:vAlign w:val="top"/>
           </w:tcPr>
           <w:p>
+            <w:pPr>
+              <w:spacing w:after="40" w:line="240" w:lineRule="auto"/>
+            </w:pPr>
             <w:r/>
             <w:r>
               <w:rPr>
                 <w:b w:val="0"/>
                 <w:i w:val="0"/>
+                <w:sz w:val="19"/>
               </w:rPr>
               <w:t>Indicat</w:t>
             </w:r>
@@ -2619,14 +3678,19 @@
         </w:tc>
         <w:tc>
           <w:tcPr>
-            <w:tcW w:type="dxa" w:w="900"/>
+            <w:tcW w:type="dxa" w:w="760"/>
+            <w:vAlign w:val="top"/>
           </w:tcPr>
           <w:p>
+            <w:pPr>
+              <w:spacing w:after="40" w:line="240" w:lineRule="auto"/>
+            </w:pPr>
             <w:r/>
             <w:r>
               <w:rPr>
                 <w:b w:val="0"/>
                 <w:i w:val="0"/>
+                <w:sz w:val="19"/>
               </w:rPr>
               <w:t>A</w:t>
             </w:r>
@@ -2634,14 +3698,19 @@
         </w:tc>
         <w:tc>
           <w:tcPr>
-            <w:tcW w:type="dxa" w:w="1100"/>
+            <w:tcW w:type="dxa" w:w="800"/>
+            <w:vAlign w:val="top"/>
           </w:tcPr>
           <w:p>
+            <w:pPr>
+              <w:spacing w:after="40" w:line="240" w:lineRule="auto"/>
+            </w:pPr>
             <w:r/>
             <w:r>
               <w:rPr>
                 <w:b w:val="0"/>
                 <w:i w:val="0"/>
+                <w:sz w:val="19"/>
               </w:rPr>
               <w:t>0</w:t>
             </w:r>
@@ -2649,14 +3718,19 @@
         </w:tc>
         <w:tc>
           <w:tcPr>
-            <w:tcW w:type="dxa" w:w="3000"/>
+            <w:tcW w:type="dxa" w:w="3400"/>
+            <w:vAlign w:val="top"/>
           </w:tcPr>
           <w:p>
+            <w:pPr>
+              <w:spacing w:after="40" w:line="240" w:lineRule="auto"/>
+            </w:pPr>
             <w:r/>
             <w:r>
               <w:rPr>
                 <w:b w:val="0"/>
                 <w:i w:val="0"/>
+                <w:sz w:val="19"/>
               </w:rPr>
               <w:t>Monitorizare FEVS/GLS pre/intra/post terapie cardiotoxică.</w:t>
             </w:r>
@@ -2664,28 +3738,38 @@
         </w:tc>
         <w:tc>
           <w:tcPr>
-            <w:tcW w:type="dxa" w:w="1500"/>
+            <w:tcW w:type="dxa" w:w="2100"/>
+            <w:vAlign w:val="top"/>
           </w:tcPr>
           <w:p>
+            <w:pPr>
+              <w:spacing w:after="40" w:line="240" w:lineRule="auto"/>
+            </w:pPr>
             <w:r/>
             <w:r>
               <w:rPr>
                 <w:b w:val="0"/>
                 <w:i w:val="0"/>
+                <w:sz w:val="19"/>
               </w:rPr>
             </w:r>
           </w:p>
         </w:tc>
         <w:tc>
           <w:tcPr>
-            <w:tcW w:type="dxa" w:w="1800"/>
+            <w:tcW w:type="dxa" w:w="3160"/>
+            <w:vAlign w:val="top"/>
           </w:tcPr>
           <w:p>
+            <w:pPr>
+              <w:spacing w:after="40" w:line="240" w:lineRule="auto"/>
+            </w:pPr>
             <w:r/>
             <w:r>
               <w:rPr>
                 <w:b w:val="0"/>
                 <w:i w:val="0"/>
+                <w:sz w:val="19"/>
               </w:rPr>
             </w:r>
           </w:p>
@@ -2694,14 +3778,19 @@
       <w:tr>
         <w:tc>
           <w:tcPr>
-            <w:tcW w:type="dxa" w:w="800"/>
+            <w:tcW w:type="dxa" w:w="640"/>
+            <w:vAlign w:val="top"/>
           </w:tcPr>
           <w:p>
+            <w:pPr>
+              <w:spacing w:after="40" w:line="240" w:lineRule="auto"/>
+            </w:pPr>
             <w:r/>
             <w:r>
               <w:rPr>
                 <w:b w:val="0"/>
                 <w:i w:val="0"/>
+                <w:sz w:val="19"/>
               </w:rPr>
               <w:t>M</w:t>
             </w:r>
@@ -2709,14 +3798,19 @@
         </w:tc>
         <w:tc>
           <w:tcPr>
-            <w:tcW w:type="dxa" w:w="1800"/>
+            <w:tcW w:type="dxa" w:w="2360"/>
+            <w:vAlign w:val="top"/>
           </w:tcPr>
           <w:p>
+            <w:pPr>
+              <w:spacing w:after="40" w:line="240" w:lineRule="auto"/>
+            </w:pPr>
             <w:r/>
             <w:r>
               <w:rPr>
                 <w:b w:val="0"/>
                 <w:i w:val="0"/>
+                <w:sz w:val="19"/>
               </w:rPr>
               <w:t>IRM cardiac</w:t>
             </w:r>
@@ -2724,14 +3818,19 @@
         </w:tc>
         <w:tc>
           <w:tcPr>
-            <w:tcW w:type="dxa" w:w="3000"/>
+            <w:tcW w:type="dxa" w:w="1900"/>
+            <w:vAlign w:val="top"/>
           </w:tcPr>
           <w:p>
+            <w:pPr>
+              <w:spacing w:after="40" w:line="240" w:lineRule="auto"/>
+            </w:pPr>
             <w:r/>
             <w:r>
               <w:rPr>
                 <w:b w:val="0"/>
                 <w:i w:val="0"/>
+                <w:sz w:val="19"/>
               </w:rPr>
               <w:t>Doar în cazuri particulare</w:t>
             </w:r>
@@ -2739,14 +3838,19 @@
         </w:tc>
         <w:tc>
           <w:tcPr>
-            <w:tcW w:type="dxa" w:w="900"/>
+            <w:tcW w:type="dxa" w:w="760"/>
+            <w:vAlign w:val="top"/>
           </w:tcPr>
           <w:p>
+            <w:pPr>
+              <w:spacing w:after="40" w:line="240" w:lineRule="auto"/>
+            </w:pPr>
             <w:r/>
             <w:r>
               <w:rPr>
                 <w:b w:val="0"/>
                 <w:i w:val="0"/>
+                <w:sz w:val="19"/>
               </w:rPr>
               <w:t>B</w:t>
             </w:r>
@@ -2754,14 +3858,19 @@
         </w:tc>
         <w:tc>
           <w:tcPr>
-            <w:tcW w:type="dxa" w:w="1100"/>
+            <w:tcW w:type="dxa" w:w="800"/>
+            <w:vAlign w:val="top"/>
           </w:tcPr>
           <w:p>
+            <w:pPr>
+              <w:spacing w:after="40" w:line="240" w:lineRule="auto"/>
+            </w:pPr>
             <w:r/>
             <w:r>
               <w:rPr>
                 <w:b w:val="0"/>
                 <w:i w:val="0"/>
+                <w:sz w:val="19"/>
               </w:rPr>
               <w:t>0</w:t>
             </w:r>
@@ -2769,14 +3878,19 @@
         </w:tc>
         <w:tc>
           <w:tcPr>
-            <w:tcW w:type="dxa" w:w="3000"/>
+            <w:tcW w:type="dxa" w:w="3400"/>
+            <w:vAlign w:val="top"/>
           </w:tcPr>
           <w:p>
+            <w:pPr>
+              <w:spacing w:after="40" w:line="240" w:lineRule="auto"/>
+            </w:pPr>
             <w:r/>
             <w:r>
               <w:rPr>
                 <w:b w:val="0"/>
                 <w:i w:val="0"/>
+                <w:sz w:val="19"/>
               </w:rPr>
               <w:t>Ecocardiografie neconcludentă/discordantă.</w:t>
             </w:r>
@@ -2784,28 +3898,38 @@
         </w:tc>
         <w:tc>
           <w:tcPr>
-            <w:tcW w:type="dxa" w:w="1500"/>
+            <w:tcW w:type="dxa" w:w="2100"/>
+            <w:vAlign w:val="top"/>
           </w:tcPr>
           <w:p>
+            <w:pPr>
+              <w:spacing w:after="40" w:line="240" w:lineRule="auto"/>
+            </w:pPr>
             <w:r/>
             <w:r>
               <w:rPr>
                 <w:b w:val="0"/>
                 <w:i w:val="0"/>
+                <w:sz w:val="19"/>
               </w:rPr>
             </w:r>
           </w:p>
         </w:tc>
         <w:tc>
           <w:tcPr>
-            <w:tcW w:type="dxa" w:w="1800"/>
+            <w:tcW w:type="dxa" w:w="3160"/>
+            <w:vAlign w:val="top"/>
           </w:tcPr>
           <w:p>
+            <w:pPr>
+              <w:spacing w:after="40" w:line="240" w:lineRule="auto"/>
+            </w:pPr>
             <w:r/>
             <w:r>
               <w:rPr>
                 <w:b w:val="0"/>
                 <w:i w:val="0"/>
+                <w:sz w:val="19"/>
               </w:rPr>
             </w:r>
           </w:p>
@@ -2814,14 +3938,19 @@
       <w:tr>
         <w:tc>
           <w:tcPr>
-            <w:tcW w:type="dxa" w:w="800"/>
+            <w:tcW w:type="dxa" w:w="640"/>
+            <w:vAlign w:val="top"/>
           </w:tcPr>
           <w:p>
+            <w:pPr>
+              <w:spacing w:after="40" w:line="240" w:lineRule="auto"/>
+            </w:pPr>
             <w:r/>
             <w:r>
               <w:rPr>
                 <w:b w:val="0"/>
                 <w:i w:val="0"/>
+                <w:sz w:val="19"/>
               </w:rPr>
               <w:t>N</w:t>
             </w:r>
@@ -2829,14 +3958,19 @@
         </w:tc>
         <w:tc>
           <w:tcPr>
-            <w:tcW w:type="dxa" w:w="1800"/>
+            <w:tcW w:type="dxa" w:w="2360"/>
+            <w:vAlign w:val="top"/>
           </w:tcPr>
           <w:p>
+            <w:pPr>
+              <w:spacing w:after="40" w:line="240" w:lineRule="auto"/>
+            </w:pPr>
             <w:r/>
             <w:r>
               <w:rPr>
                 <w:b w:val="0"/>
                 <w:i w:val="0"/>
+                <w:sz w:val="19"/>
               </w:rPr>
               <w:t>Angioscintigrafie cardiacă (MUGA)</w:t>
             </w:r>
@@ -2844,14 +3978,19 @@
         </w:tc>
         <w:tc>
           <w:tcPr>
-            <w:tcW w:type="dxa" w:w="3000"/>
+            <w:tcW w:type="dxa" w:w="1900"/>
+            <w:vAlign w:val="top"/>
           </w:tcPr>
           <w:p>
+            <w:pPr>
+              <w:spacing w:after="40" w:line="240" w:lineRule="auto"/>
+            </w:pPr>
             <w:r/>
             <w:r>
               <w:rPr>
                 <w:b w:val="0"/>
                 <w:i w:val="0"/>
+                <w:sz w:val="19"/>
               </w:rPr>
               <w:t>Doar în cazuri particulare</w:t>
             </w:r>
@@ -2859,14 +3998,19 @@
         </w:tc>
         <w:tc>
           <w:tcPr>
-            <w:tcW w:type="dxa" w:w="900"/>
+            <w:tcW w:type="dxa" w:w="760"/>
+            <w:vAlign w:val="top"/>
           </w:tcPr>
           <w:p>
+            <w:pPr>
+              <w:spacing w:after="40" w:line="240" w:lineRule="auto"/>
+            </w:pPr>
             <w:r/>
             <w:r>
               <w:rPr>
                 <w:b w:val="0"/>
                 <w:i w:val="0"/>
+                <w:sz w:val="19"/>
               </w:rPr>
               <w:t>B</w:t>
             </w:r>
@@ -2874,14 +4018,19 @@
         </w:tc>
         <w:tc>
           <w:tcPr>
-            <w:tcW w:type="dxa" w:w="1100"/>
+            <w:tcW w:type="dxa" w:w="800"/>
+            <w:vAlign w:val="top"/>
           </w:tcPr>
           <w:p>
+            <w:pPr>
+              <w:spacing w:after="40" w:line="240" w:lineRule="auto"/>
+            </w:pPr>
             <w:r/>
             <w:r>
               <w:rPr>
                 <w:b w:val="0"/>
                 <w:i w:val="0"/>
+                <w:sz w:val="19"/>
               </w:rPr>
               <w:t>3</w:t>
             </w:r>
@@ -2889,14 +4038,19 @@
         </w:tc>
         <w:tc>
           <w:tcPr>
-            <w:tcW w:type="dxa" w:w="3000"/>
+            <w:tcW w:type="dxa" w:w="3400"/>
+            <w:vAlign w:val="top"/>
           </w:tcPr>
           <w:p>
+            <w:pPr>
+              <w:spacing w:after="40" w:line="240" w:lineRule="auto"/>
+            </w:pPr>
             <w:r/>
             <w:r>
               <w:rPr>
                 <w:b w:val="0"/>
                 <w:i w:val="0"/>
+                <w:sz w:val="19"/>
               </w:rPr>
               <w:t>Alternativă pentru FEVS.</w:t>
             </w:r>
@@ -2904,28 +4058,38 @@
         </w:tc>
         <w:tc>
           <w:tcPr>
-            <w:tcW w:type="dxa" w:w="1500"/>
+            <w:tcW w:type="dxa" w:w="2100"/>
+            <w:vAlign w:val="top"/>
           </w:tcPr>
           <w:p>
+            <w:pPr>
+              <w:spacing w:after="40" w:line="240" w:lineRule="auto"/>
+            </w:pPr>
             <w:r/>
             <w:r>
               <w:rPr>
                 <w:b w:val="0"/>
                 <w:i w:val="0"/>
+                <w:sz w:val="19"/>
               </w:rPr>
             </w:r>
           </w:p>
         </w:tc>
         <w:tc>
           <w:tcPr>
-            <w:tcW w:type="dxa" w:w="1800"/>
+            <w:tcW w:type="dxa" w:w="3160"/>
+            <w:vAlign w:val="top"/>
           </w:tcPr>
           <w:p>
+            <w:pPr>
+              <w:spacing w:after="40" w:line="240" w:lineRule="auto"/>
+            </w:pPr>
             <w:r/>
             <w:r>
               <w:rPr>
                 <w:b w:val="0"/>
                 <w:i w:val="0"/>
+                <w:sz w:val="19"/>
               </w:rPr>
             </w:r>
           </w:p>
@@ -2938,9 +4102,6 @@
         <w:pStyle w:val="Heading3"/>
       </w:pPr>
       <w:r>
-        <w:rPr>
-          <w:color w:val="1C5D8C"/>
-        </w:rPr>
         <w:t>Sistem vascular — Vasculită de vase mari (arterită Takayasu / arterită cu celule gigante)</w:t>
       </w:r>
     </w:p>
@@ -2948,38 +4109,52 @@
       <w:r>
         <w:rPr>
           <w:i/>
+          <w:color w:val="555555"/>
         </w:rPr>
         <w:t>Cf. EULAR – Imaging in Large Vessel Vasculitis: 2023 Update.</w:t>
       </w:r>
     </w:p>
     <w:tbl>
       <w:tblPr>
-        <w:tblStyle w:val="LightGrid-Accent1"/>
-        <w:tblW w:type="auto" w:w="0"/>
+        <w:tblStyle w:val="TableGrid"/>
+        <w:tblW w:type="dxa" w:w="15120"/>
         <w:tblLayout w:type="fixed"/>
         <w:tblLook w:firstColumn="1" w:firstRow="1" w:lastColumn="0" w:lastRow="0" w:noHBand="0" w:noVBand="1" w:val="04A0"/>
       </w:tblPr>
       <w:tblGrid>
-        <w:gridCol w:w="1767"/>
-        <w:gridCol w:w="1767"/>
-        <w:gridCol w:w="1767"/>
-        <w:gridCol w:w="1767"/>
-        <w:gridCol w:w="1767"/>
-        <w:gridCol w:w="1767"/>
-        <w:gridCol w:w="1767"/>
-        <w:gridCol w:w="1767"/>
+        <w:gridCol w:w="640"/>
+        <w:gridCol w:w="2360"/>
+        <w:gridCol w:w="1900"/>
+        <w:gridCol w:w="760"/>
+        <w:gridCol w:w="800"/>
+        <w:gridCol w:w="3400"/>
+        <w:gridCol w:w="2100"/>
+        <w:gridCol w:w="3160"/>
       </w:tblGrid>
       <w:tr>
+        <w:trPr>
+          <w:tblHeader w:val="true"/>
+        </w:trPr>
         <w:tc>
           <w:tcPr>
-            <w:tcW w:type="dxa" w:w="800"/>
+            <w:tcW w:type="dxa" w:w="640"/>
+            <w:vAlign w:val="top"/>
+            <w:shd w:val="clear" w:fill="1C5D8C"/>
           </w:tcPr>
           <w:p>
-            <w:r/>
+            <w:pPr>
+              <w:spacing w:after="40" w:line="240" w:lineRule="auto"/>
+            </w:pPr>
+            <w:r>
+              <w:rPr>
+                <w:color w:val="FFFFFF"/>
+              </w:rPr>
+            </w:r>
             <w:r>
               <w:rPr>
                 <w:b/>
                 <w:i w:val="0"/>
+                <w:sz w:val="19"/>
               </w:rPr>
               <w:t>Tip</w:t>
             </w:r>
@@ -2987,14 +4162,24 @@
         </w:tc>
         <w:tc>
           <w:tcPr>
-            <w:tcW w:type="dxa" w:w="1800"/>
+            <w:tcW w:type="dxa" w:w="2360"/>
+            <w:vAlign w:val="top"/>
+            <w:shd w:val="clear" w:fill="1C5D8C"/>
           </w:tcPr>
           <w:p>
-            <w:r/>
+            <w:pPr>
+              <w:spacing w:after="40" w:line="240" w:lineRule="auto"/>
+            </w:pPr>
+            <w:r>
+              <w:rPr>
+                <w:color w:val="FFFFFF"/>
+              </w:rPr>
+            </w:r>
             <w:r>
               <w:rPr>
                 <w:b/>
                 <w:i w:val="0"/>
+                <w:sz w:val="19"/>
               </w:rPr>
               <w:t>Examen</w:t>
             </w:r>
@@ -3002,14 +4187,24 @@
         </w:tc>
         <w:tc>
           <w:tcPr>
-            <w:tcW w:type="dxa" w:w="3000"/>
+            <w:tcW w:type="dxa" w:w="1900"/>
+            <w:vAlign w:val="top"/>
+            <w:shd w:val="clear" w:fill="1C5D8C"/>
           </w:tcPr>
           <w:p>
-            <w:r/>
+            <w:pPr>
+              <w:spacing w:after="40" w:line="240" w:lineRule="auto"/>
+            </w:pPr>
+            <w:r>
+              <w:rPr>
+                <w:color w:val="FFFFFF"/>
+              </w:rPr>
+            </w:r>
             <w:r>
               <w:rPr>
                 <w:b/>
                 <w:i w:val="0"/>
+                <w:sz w:val="19"/>
               </w:rPr>
               <w:t>Indicație</w:t>
             </w:r>
@@ -3017,14 +4212,24 @@
         </w:tc>
         <w:tc>
           <w:tcPr>
-            <w:tcW w:type="dxa" w:w="900"/>
+            <w:tcW w:type="dxa" w:w="760"/>
+            <w:vAlign w:val="top"/>
+            <w:shd w:val="clear" w:fill="1C5D8C"/>
           </w:tcPr>
           <w:p>
-            <w:r/>
+            <w:pPr>
+              <w:spacing w:after="40" w:line="240" w:lineRule="auto"/>
+            </w:pPr>
+            <w:r>
+              <w:rPr>
+                <w:color w:val="FFFFFF"/>
+              </w:rPr>
+            </w:r>
             <w:r>
               <w:rPr>
                 <w:b/>
                 <w:i w:val="0"/>
+                <w:sz w:val="19"/>
               </w:rPr>
               <w:t>Grad</w:t>
             </w:r>
@@ -3032,14 +4237,24 @@
         </w:tc>
         <w:tc>
           <w:tcPr>
-            <w:tcW w:type="dxa" w:w="1100"/>
+            <w:tcW w:type="dxa" w:w="800"/>
+            <w:vAlign w:val="top"/>
+            <w:shd w:val="clear" w:fill="1C5D8C"/>
           </w:tcPr>
           <w:p>
-            <w:r/>
+            <w:pPr>
+              <w:spacing w:after="40" w:line="240" w:lineRule="auto"/>
+            </w:pPr>
+            <w:r>
+              <w:rPr>
+                <w:color w:val="FFFFFF"/>
+              </w:rPr>
+            </w:r>
             <w:r>
               <w:rPr>
                 <w:b/>
                 <w:i w:val="0"/>
+                <w:sz w:val="19"/>
               </w:rPr>
               <w:t>Doză</w:t>
             </w:r>
@@ -3047,14 +4262,24 @@
         </w:tc>
         <w:tc>
           <w:tcPr>
-            <w:tcW w:type="dxa" w:w="3000"/>
+            <w:tcW w:type="dxa" w:w="3400"/>
+            <w:vAlign w:val="top"/>
+            <w:shd w:val="clear" w:fill="1C5D8C"/>
           </w:tcPr>
           <w:p>
-            <w:r/>
+            <w:pPr>
+              <w:spacing w:after="40" w:line="240" w:lineRule="auto"/>
+            </w:pPr>
+            <w:r>
+              <w:rPr>
+                <w:color w:val="FFFFFF"/>
+              </w:rPr>
+            </w:r>
             <w:r>
               <w:rPr>
                 <w:b/>
                 <w:i w:val="0"/>
+                <w:sz w:val="19"/>
               </w:rPr>
               <w:t>Comentarii</w:t>
             </w:r>
@@ -3062,14 +4287,24 @@
         </w:tc>
         <w:tc>
           <w:tcPr>
-            <w:tcW w:type="dxa" w:w="1500"/>
+            <w:tcW w:type="dxa" w:w="2100"/>
+            <w:vAlign w:val="top"/>
+            <w:shd w:val="clear" w:fill="1C5D8C"/>
           </w:tcPr>
           <w:p>
-            <w:r/>
+            <w:pPr>
+              <w:spacing w:after="40" w:line="240" w:lineRule="auto"/>
+            </w:pPr>
+            <w:r>
+              <w:rPr>
+                <w:color w:val="FFFFFF"/>
+              </w:rPr>
+            </w:r>
             <w:r>
               <w:rPr>
                 <w:b/>
                 <w:i w:val="0"/>
+                <w:sz w:val="19"/>
               </w:rPr>
               <w:t>Decizie</w:t>
             </w:r>
@@ -3077,14 +4312,24 @@
         </w:tc>
         <w:tc>
           <w:tcPr>
-            <w:tcW w:type="dxa" w:w="1800"/>
+            <w:tcW w:type="dxa" w:w="3160"/>
+            <w:vAlign w:val="top"/>
+            <w:shd w:val="clear" w:fill="1C5D8C"/>
           </w:tcPr>
           <w:p>
-            <w:r/>
+            <w:pPr>
+              <w:spacing w:after="40" w:line="240" w:lineRule="auto"/>
+            </w:pPr>
+            <w:r>
+              <w:rPr>
+                <w:color w:val="FFFFFF"/>
+              </w:rPr>
+            </w:r>
             <w:r>
               <w:rPr>
                 <w:b/>
                 <w:i w:val="0"/>
+                <w:sz w:val="19"/>
               </w:rPr>
               <w:t>Comentariu editor</w:t>
             </w:r>
@@ -3094,14 +4339,19 @@
       <w:tr>
         <w:tc>
           <w:tcPr>
-            <w:tcW w:type="dxa" w:w="800"/>
+            <w:tcW w:type="dxa" w:w="640"/>
+            <w:vAlign w:val="top"/>
           </w:tcPr>
           <w:p>
+            <w:pPr>
+              <w:spacing w:after="40" w:line="240" w:lineRule="auto"/>
+            </w:pPr>
             <w:r/>
             <w:r>
               <w:rPr>
                 <w:b w:val="0"/>
                 <w:i w:val="0"/>
+                <w:sz w:val="19"/>
               </w:rPr>
               <w:t>E</w:t>
             </w:r>
@@ -3109,14 +4359,19 @@
         </w:tc>
         <w:tc>
           <w:tcPr>
-            <w:tcW w:type="dxa" w:w="1800"/>
+            <w:tcW w:type="dxa" w:w="2360"/>
+            <w:vAlign w:val="top"/>
           </w:tcPr>
           <w:p>
+            <w:pPr>
+              <w:spacing w:after="40" w:line="240" w:lineRule="auto"/>
+            </w:pPr>
             <w:r/>
             <w:r>
               <w:rPr>
                 <w:b w:val="0"/>
                 <w:i w:val="0"/>
+                <w:sz w:val="19"/>
               </w:rPr>
               <w:t>Eco-Doppler artere temporale și axilare</w:t>
             </w:r>
@@ -3124,14 +4379,19 @@
         </w:tc>
         <w:tc>
           <w:tcPr>
-            <w:tcW w:type="dxa" w:w="3000"/>
+            <w:tcW w:type="dxa" w:w="1900"/>
+            <w:vAlign w:val="top"/>
           </w:tcPr>
           <w:p>
+            <w:pPr>
+              <w:spacing w:after="40" w:line="240" w:lineRule="auto"/>
+            </w:pPr>
             <w:r/>
             <w:r>
               <w:rPr>
                 <w:b w:val="0"/>
                 <w:i w:val="0"/>
+                <w:sz w:val="19"/>
               </w:rPr>
               <w:t>Indicat</w:t>
             </w:r>
@@ -3139,14 +4399,19 @@
         </w:tc>
         <w:tc>
           <w:tcPr>
-            <w:tcW w:type="dxa" w:w="900"/>
+            <w:tcW w:type="dxa" w:w="760"/>
+            <w:vAlign w:val="top"/>
           </w:tcPr>
           <w:p>
+            <w:pPr>
+              <w:spacing w:after="40" w:line="240" w:lineRule="auto"/>
+            </w:pPr>
             <w:r/>
             <w:r>
               <w:rPr>
                 <w:b w:val="0"/>
                 <w:i w:val="0"/>
+                <w:sz w:val="19"/>
               </w:rPr>
               <w:t>A</w:t>
             </w:r>
@@ -3154,14 +4419,19 @@
         </w:tc>
         <w:tc>
           <w:tcPr>
-            <w:tcW w:type="dxa" w:w="1100"/>
+            <w:tcW w:type="dxa" w:w="800"/>
+            <w:vAlign w:val="top"/>
           </w:tcPr>
           <w:p>
+            <w:pPr>
+              <w:spacing w:after="40" w:line="240" w:lineRule="auto"/>
+            </w:pPr>
             <w:r/>
             <w:r>
               <w:rPr>
                 <w:b w:val="0"/>
                 <w:i w:val="0"/>
+                <w:sz w:val="19"/>
               </w:rPr>
               <w:t>0</w:t>
             </w:r>
@@ -3169,14 +4439,19 @@
         </w:tc>
         <w:tc>
           <w:tcPr>
-            <w:tcW w:type="dxa" w:w="3000"/>
+            <w:tcW w:type="dxa" w:w="3400"/>
+            <w:vAlign w:val="top"/>
           </w:tcPr>
           <w:p>
+            <w:pPr>
+              <w:spacing w:after="40" w:line="240" w:lineRule="auto"/>
+            </w:pPr>
             <w:r/>
             <w:r>
               <w:rPr>
                 <w:b w:val="0"/>
                 <w:i w:val="0"/>
+                <w:sz w:val="19"/>
               </w:rPr>
               <w:t>Primă intenție în arterita cu celule gigante: semnul „haloului”.</w:t>
             </w:r>
@@ -3184,28 +4459,38 @@
         </w:tc>
         <w:tc>
           <w:tcPr>
-            <w:tcW w:type="dxa" w:w="1500"/>
+            <w:tcW w:type="dxa" w:w="2100"/>
+            <w:vAlign w:val="top"/>
           </w:tcPr>
           <w:p>
+            <w:pPr>
+              <w:spacing w:after="40" w:line="240" w:lineRule="auto"/>
+            </w:pPr>
             <w:r/>
             <w:r>
               <w:rPr>
                 <w:b w:val="0"/>
                 <w:i w:val="0"/>
+                <w:sz w:val="19"/>
               </w:rPr>
             </w:r>
           </w:p>
         </w:tc>
         <w:tc>
           <w:tcPr>
-            <w:tcW w:type="dxa" w:w="1800"/>
+            <w:tcW w:type="dxa" w:w="3160"/>
+            <w:vAlign w:val="top"/>
           </w:tcPr>
           <w:p>
+            <w:pPr>
+              <w:spacing w:after="40" w:line="240" w:lineRule="auto"/>
+            </w:pPr>
             <w:r/>
             <w:r>
               <w:rPr>
                 <w:b w:val="0"/>
                 <w:i w:val="0"/>
+                <w:sz w:val="19"/>
               </w:rPr>
             </w:r>
           </w:p>
@@ -3214,14 +4499,19 @@
       <w:tr>
         <w:tc>
           <w:tcPr>
-            <w:tcW w:type="dxa" w:w="800"/>
+            <w:tcW w:type="dxa" w:w="640"/>
+            <w:vAlign w:val="top"/>
           </w:tcPr>
           <w:p>
+            <w:pPr>
+              <w:spacing w:after="40" w:line="240" w:lineRule="auto"/>
+            </w:pPr>
             <w:r/>
             <w:r>
               <w:rPr>
                 <w:b w:val="0"/>
                 <w:i w:val="0"/>
+                <w:sz w:val="19"/>
               </w:rPr>
               <w:t>M</w:t>
             </w:r>
@@ -3229,14 +4519,19 @@
         </w:tc>
         <w:tc>
           <w:tcPr>
-            <w:tcW w:type="dxa" w:w="1800"/>
+            <w:tcW w:type="dxa" w:w="2360"/>
+            <w:vAlign w:val="top"/>
           </w:tcPr>
           <w:p>
+            <w:pPr>
+              <w:spacing w:after="40" w:line="240" w:lineRule="auto"/>
+            </w:pPr>
             <w:r/>
             <w:r>
               <w:rPr>
                 <w:b w:val="0"/>
                 <w:i w:val="0"/>
+                <w:sz w:val="19"/>
               </w:rPr>
               <w:t>Angio-IRM aortă și ramuri</w:t>
             </w:r>
@@ -3244,14 +4539,19 @@
         </w:tc>
         <w:tc>
           <w:tcPr>
-            <w:tcW w:type="dxa" w:w="3000"/>
+            <w:tcW w:type="dxa" w:w="1900"/>
+            <w:vAlign w:val="top"/>
           </w:tcPr>
           <w:p>
+            <w:pPr>
+              <w:spacing w:after="40" w:line="240" w:lineRule="auto"/>
+            </w:pPr>
             <w:r/>
             <w:r>
               <w:rPr>
                 <w:b w:val="0"/>
                 <w:i w:val="0"/>
+                <w:sz w:val="19"/>
               </w:rPr>
               <w:t>Indicat</w:t>
             </w:r>
@@ -3259,14 +4559,19 @@
         </w:tc>
         <w:tc>
           <w:tcPr>
-            <w:tcW w:type="dxa" w:w="900"/>
+            <w:tcW w:type="dxa" w:w="760"/>
+            <w:vAlign w:val="top"/>
           </w:tcPr>
           <w:p>
+            <w:pPr>
+              <w:spacing w:after="40" w:line="240" w:lineRule="auto"/>
+            </w:pPr>
             <w:r/>
             <w:r>
               <w:rPr>
                 <w:b w:val="0"/>
                 <w:i w:val="0"/>
+                <w:sz w:val="19"/>
               </w:rPr>
               <w:t>B</w:t>
             </w:r>
@@ -3274,14 +4579,19 @@
         </w:tc>
         <w:tc>
           <w:tcPr>
-            <w:tcW w:type="dxa" w:w="1100"/>
+            <w:tcW w:type="dxa" w:w="800"/>
+            <w:vAlign w:val="top"/>
           </w:tcPr>
           <w:p>
+            <w:pPr>
+              <w:spacing w:after="40" w:line="240" w:lineRule="auto"/>
+            </w:pPr>
             <w:r/>
             <w:r>
               <w:rPr>
                 <w:b w:val="0"/>
                 <w:i w:val="0"/>
+                <w:sz w:val="19"/>
               </w:rPr>
               <w:t>0</w:t>
             </w:r>
@@ -3289,14 +4599,19 @@
         </w:tc>
         <w:tc>
           <w:tcPr>
-            <w:tcW w:type="dxa" w:w="3000"/>
+            <w:tcW w:type="dxa" w:w="3400"/>
+            <w:vAlign w:val="top"/>
           </w:tcPr>
           <w:p>
+            <w:pPr>
+              <w:spacing w:after="40" w:line="240" w:lineRule="auto"/>
+            </w:pPr>
             <w:r/>
             <w:r>
               <w:rPr>
                 <w:b w:val="0"/>
                 <w:i w:val="0"/>
+                <w:sz w:val="19"/>
               </w:rPr>
               <w:t>Modalitate preferată în Takayasu; fără iradiere.</w:t>
             </w:r>
@@ -3304,28 +4619,38 @@
         </w:tc>
         <w:tc>
           <w:tcPr>
-            <w:tcW w:type="dxa" w:w="1500"/>
+            <w:tcW w:type="dxa" w:w="2100"/>
+            <w:vAlign w:val="top"/>
           </w:tcPr>
           <w:p>
+            <w:pPr>
+              <w:spacing w:after="40" w:line="240" w:lineRule="auto"/>
+            </w:pPr>
             <w:r/>
             <w:r>
               <w:rPr>
                 <w:b w:val="0"/>
                 <w:i w:val="0"/>
+                <w:sz w:val="19"/>
               </w:rPr>
             </w:r>
           </w:p>
         </w:tc>
         <w:tc>
           <w:tcPr>
-            <w:tcW w:type="dxa" w:w="1800"/>
+            <w:tcW w:type="dxa" w:w="3160"/>
+            <w:vAlign w:val="top"/>
           </w:tcPr>
           <w:p>
+            <w:pPr>
+              <w:spacing w:after="40" w:line="240" w:lineRule="auto"/>
+            </w:pPr>
             <w:r/>
             <w:r>
               <w:rPr>
                 <w:b w:val="0"/>
                 <w:i w:val="0"/>
+                <w:sz w:val="19"/>
               </w:rPr>
             </w:r>
           </w:p>
@@ -3334,14 +4659,19 @@
       <w:tr>
         <w:tc>
           <w:tcPr>
-            <w:tcW w:type="dxa" w:w="800"/>
+            <w:tcW w:type="dxa" w:w="640"/>
+            <w:vAlign w:val="top"/>
           </w:tcPr>
           <w:p>
+            <w:pPr>
+              <w:spacing w:after="40" w:line="240" w:lineRule="auto"/>
+            </w:pPr>
             <w:r/>
             <w:r>
               <w:rPr>
                 <w:b w:val="0"/>
                 <w:i w:val="0"/>
+                <w:sz w:val="19"/>
               </w:rPr>
               <w:t>T</w:t>
             </w:r>
@@ -3349,14 +4679,19 @@
         </w:tc>
         <w:tc>
           <w:tcPr>
-            <w:tcW w:type="dxa" w:w="1800"/>
+            <w:tcW w:type="dxa" w:w="2360"/>
+            <w:vAlign w:val="top"/>
           </w:tcPr>
           <w:p>
+            <w:pPr>
+              <w:spacing w:after="40" w:line="240" w:lineRule="auto"/>
+            </w:pPr>
             <w:r/>
             <w:r>
               <w:rPr>
                 <w:b w:val="0"/>
                 <w:i w:val="0"/>
+                <w:sz w:val="19"/>
               </w:rPr>
               <w:t>Angio-CT aortă și ramuri</w:t>
             </w:r>
@@ -3364,14 +4699,19 @@
         </w:tc>
         <w:tc>
           <w:tcPr>
-            <w:tcW w:type="dxa" w:w="3000"/>
+            <w:tcW w:type="dxa" w:w="1900"/>
+            <w:vAlign w:val="top"/>
           </w:tcPr>
           <w:p>
+            <w:pPr>
+              <w:spacing w:after="40" w:line="240" w:lineRule="auto"/>
+            </w:pPr>
             <w:r/>
             <w:r>
               <w:rPr>
                 <w:b w:val="0"/>
                 <w:i w:val="0"/>
+                <w:sz w:val="19"/>
               </w:rPr>
               <w:t>Doar în cazuri particulare</w:t>
             </w:r>
@@ -3379,14 +4719,19 @@
         </w:tc>
         <w:tc>
           <w:tcPr>
-            <w:tcW w:type="dxa" w:w="900"/>
+            <w:tcW w:type="dxa" w:w="760"/>
+            <w:vAlign w:val="top"/>
           </w:tcPr>
           <w:p>
+            <w:pPr>
+              <w:spacing w:after="40" w:line="240" w:lineRule="auto"/>
+            </w:pPr>
             <w:r/>
             <w:r>
               <w:rPr>
                 <w:b w:val="0"/>
                 <w:i w:val="0"/>
+                <w:sz w:val="19"/>
               </w:rPr>
               <w:t>B</w:t>
             </w:r>
@@ -3394,14 +4739,19 @@
         </w:tc>
         <w:tc>
           <w:tcPr>
-            <w:tcW w:type="dxa" w:w="1100"/>
+            <w:tcW w:type="dxa" w:w="800"/>
+            <w:vAlign w:val="top"/>
           </w:tcPr>
           <w:p>
+            <w:pPr>
+              <w:spacing w:after="40" w:line="240" w:lineRule="auto"/>
+            </w:pPr>
             <w:r/>
             <w:r>
               <w:rPr>
                 <w:b w:val="0"/>
                 <w:i w:val="0"/>
+                <w:sz w:val="19"/>
               </w:rPr>
               <w:t>2–3</w:t>
             </w:r>
@@ -3409,14 +4759,19 @@
         </w:tc>
         <w:tc>
           <w:tcPr>
-            <w:tcW w:type="dxa" w:w="3000"/>
+            <w:tcW w:type="dxa" w:w="3400"/>
+            <w:vAlign w:val="top"/>
           </w:tcPr>
           <w:p>
+            <w:pPr>
+              <w:spacing w:after="40" w:line="240" w:lineRule="auto"/>
+            </w:pPr>
             <w:r/>
             <w:r>
               <w:rPr>
                 <w:b w:val="0"/>
                 <w:i w:val="0"/>
+                <w:sz w:val="19"/>
               </w:rPr>
               <w:t>Alternativă la IRM.</w:t>
             </w:r>
@@ -3424,28 +4779,38 @@
         </w:tc>
         <w:tc>
           <w:tcPr>
-            <w:tcW w:type="dxa" w:w="1500"/>
+            <w:tcW w:type="dxa" w:w="2100"/>
+            <w:vAlign w:val="top"/>
           </w:tcPr>
           <w:p>
+            <w:pPr>
+              <w:spacing w:after="40" w:line="240" w:lineRule="auto"/>
+            </w:pPr>
             <w:r/>
             <w:r>
               <w:rPr>
                 <w:b w:val="0"/>
                 <w:i w:val="0"/>
+                <w:sz w:val="19"/>
               </w:rPr>
             </w:r>
           </w:p>
         </w:tc>
         <w:tc>
           <w:tcPr>
-            <w:tcW w:type="dxa" w:w="1800"/>
+            <w:tcW w:type="dxa" w:w="3160"/>
+            <w:vAlign w:val="top"/>
           </w:tcPr>
           <w:p>
+            <w:pPr>
+              <w:spacing w:after="40" w:line="240" w:lineRule="auto"/>
+            </w:pPr>
             <w:r/>
             <w:r>
               <w:rPr>
                 <w:b w:val="0"/>
                 <w:i w:val="0"/>
+                <w:sz w:val="19"/>
               </w:rPr>
             </w:r>
           </w:p>
@@ -3454,14 +4819,19 @@
       <w:tr>
         <w:tc>
           <w:tcPr>
-            <w:tcW w:type="dxa" w:w="800"/>
+            <w:tcW w:type="dxa" w:w="640"/>
+            <w:vAlign w:val="top"/>
           </w:tcPr>
           <w:p>
+            <w:pPr>
+              <w:spacing w:after="40" w:line="240" w:lineRule="auto"/>
+            </w:pPr>
             <w:r/>
             <w:r>
               <w:rPr>
                 <w:b w:val="0"/>
                 <w:i w:val="0"/>
+                <w:sz w:val="19"/>
               </w:rPr>
               <w:t>N</w:t>
             </w:r>
@@ -3469,14 +4839,19 @@
         </w:tc>
         <w:tc>
           <w:tcPr>
-            <w:tcW w:type="dxa" w:w="1800"/>
+            <w:tcW w:type="dxa" w:w="2360"/>
+            <w:vAlign w:val="top"/>
           </w:tcPr>
           <w:p>
+            <w:pPr>
+              <w:spacing w:after="40" w:line="240" w:lineRule="auto"/>
+            </w:pPr>
             <w:r/>
             <w:r>
               <w:rPr>
                 <w:b w:val="0"/>
                 <w:i w:val="0"/>
+                <w:sz w:val="19"/>
               </w:rPr>
               <w:t>PET-CT (F18-FDG)</w:t>
             </w:r>
@@ -3484,14 +4859,19 @@
         </w:tc>
         <w:tc>
           <w:tcPr>
-            <w:tcW w:type="dxa" w:w="3000"/>
+            <w:tcW w:type="dxa" w:w="1900"/>
+            <w:vAlign w:val="top"/>
           </w:tcPr>
           <w:p>
+            <w:pPr>
+              <w:spacing w:after="40" w:line="240" w:lineRule="auto"/>
+            </w:pPr>
             <w:r/>
             <w:r>
               <w:rPr>
                 <w:b w:val="0"/>
                 <w:i w:val="0"/>
+                <w:sz w:val="19"/>
               </w:rPr>
               <w:t>Doar cu aviz specializat</w:t>
             </w:r>
@@ -3499,14 +4879,19 @@
         </w:tc>
         <w:tc>
           <w:tcPr>
-            <w:tcW w:type="dxa" w:w="900"/>
+            <w:tcW w:type="dxa" w:w="760"/>
+            <w:vAlign w:val="top"/>
           </w:tcPr>
           <w:p>
+            <w:pPr>
+              <w:spacing w:after="40" w:line="240" w:lineRule="auto"/>
+            </w:pPr>
             <w:r/>
             <w:r>
               <w:rPr>
                 <w:b w:val="0"/>
                 <w:i w:val="0"/>
+                <w:sz w:val="19"/>
               </w:rPr>
               <w:t>B</w:t>
             </w:r>
@@ -3514,14 +4899,19 @@
         </w:tc>
         <w:tc>
           <w:tcPr>
-            <w:tcW w:type="dxa" w:w="1100"/>
+            <w:tcW w:type="dxa" w:w="800"/>
+            <w:vAlign w:val="top"/>
           </w:tcPr>
           <w:p>
+            <w:pPr>
+              <w:spacing w:after="40" w:line="240" w:lineRule="auto"/>
+            </w:pPr>
             <w:r/>
             <w:r>
               <w:rPr>
                 <w:b w:val="0"/>
                 <w:i w:val="0"/>
+                <w:sz w:val="19"/>
               </w:rPr>
               <w:t>4</w:t>
             </w:r>
@@ -3529,14 +4919,19 @@
         </w:tc>
         <w:tc>
           <w:tcPr>
-            <w:tcW w:type="dxa" w:w="3000"/>
+            <w:tcW w:type="dxa" w:w="3400"/>
+            <w:vAlign w:val="top"/>
           </w:tcPr>
           <w:p>
+            <w:pPr>
+              <w:spacing w:after="40" w:line="240" w:lineRule="auto"/>
+            </w:pPr>
             <w:r/>
             <w:r>
               <w:rPr>
                 <w:b w:val="0"/>
                 <w:i w:val="0"/>
+                <w:sz w:val="19"/>
               </w:rPr>
               <w:t>Diagnostic incert; evaluarea activității/recidivei.</w:t>
             </w:r>
@@ -3544,28 +4939,38 @@
         </w:tc>
         <w:tc>
           <w:tcPr>
-            <w:tcW w:type="dxa" w:w="1500"/>
+            <w:tcW w:type="dxa" w:w="2100"/>
+            <w:vAlign w:val="top"/>
           </w:tcPr>
           <w:p>
+            <w:pPr>
+              <w:spacing w:after="40" w:line="240" w:lineRule="auto"/>
+            </w:pPr>
             <w:r/>
             <w:r>
               <w:rPr>
                 <w:b w:val="0"/>
                 <w:i w:val="0"/>
+                <w:sz w:val="19"/>
               </w:rPr>
             </w:r>
           </w:p>
         </w:tc>
         <w:tc>
           <w:tcPr>
-            <w:tcW w:type="dxa" w:w="1800"/>
+            <w:tcW w:type="dxa" w:w="3160"/>
+            <w:vAlign w:val="top"/>
           </w:tcPr>
           <w:p>
+            <w:pPr>
+              <w:spacing w:after="40" w:line="240" w:lineRule="auto"/>
+            </w:pPr>
             <w:r/>
             <w:r>
               <w:rPr>
                 <w:b w:val="0"/>
                 <w:i w:val="0"/>
+                <w:sz w:val="19"/>
               </w:rPr>
             </w:r>
           </w:p>
@@ -3578,9 +4983,6 @@
         <w:pStyle w:val="Heading3"/>
       </w:pPr>
       <w:r>
-        <w:rPr>
-          <w:color w:val="1C5D8C"/>
-        </w:rPr>
         <w:t>Sistem vascular — Urmărire post-EVAR/TEVAR aortic (endoleak)</w:t>
       </w:r>
     </w:p>
@@ -3588,38 +4990,52 @@
       <w:r>
         <w:rPr>
           <w:i/>
+          <w:color w:val="555555"/>
         </w:rPr>
         <w:t>Cf. ESVS 2019 – Management of Abdominal Aorto-iliac Artery Aneurysms.</w:t>
       </w:r>
     </w:p>
     <w:tbl>
       <w:tblPr>
-        <w:tblStyle w:val="LightGrid-Accent1"/>
-        <w:tblW w:type="auto" w:w="0"/>
+        <w:tblStyle w:val="TableGrid"/>
+        <w:tblW w:type="dxa" w:w="15120"/>
         <w:tblLayout w:type="fixed"/>
         <w:tblLook w:firstColumn="1" w:firstRow="1" w:lastColumn="0" w:lastRow="0" w:noHBand="0" w:noVBand="1" w:val="04A0"/>
       </w:tblPr>
       <w:tblGrid>
-        <w:gridCol w:w="1767"/>
-        <w:gridCol w:w="1767"/>
-        <w:gridCol w:w="1767"/>
-        <w:gridCol w:w="1767"/>
-        <w:gridCol w:w="1767"/>
-        <w:gridCol w:w="1767"/>
-        <w:gridCol w:w="1767"/>
-        <w:gridCol w:w="1767"/>
+        <w:gridCol w:w="640"/>
+        <w:gridCol w:w="2360"/>
+        <w:gridCol w:w="1900"/>
+        <w:gridCol w:w="760"/>
+        <w:gridCol w:w="800"/>
+        <w:gridCol w:w="3400"/>
+        <w:gridCol w:w="2100"/>
+        <w:gridCol w:w="3160"/>
       </w:tblGrid>
       <w:tr>
+        <w:trPr>
+          <w:tblHeader w:val="true"/>
+        </w:trPr>
         <w:tc>
           <w:tcPr>
-            <w:tcW w:type="dxa" w:w="800"/>
+            <w:tcW w:type="dxa" w:w="640"/>
+            <w:vAlign w:val="top"/>
+            <w:shd w:val="clear" w:fill="1C5D8C"/>
           </w:tcPr>
           <w:p>
-            <w:r/>
+            <w:pPr>
+              <w:spacing w:after="40" w:line="240" w:lineRule="auto"/>
+            </w:pPr>
+            <w:r>
+              <w:rPr>
+                <w:color w:val="FFFFFF"/>
+              </w:rPr>
+            </w:r>
             <w:r>
               <w:rPr>
                 <w:b/>
                 <w:i w:val="0"/>
+                <w:sz w:val="19"/>
               </w:rPr>
               <w:t>Tip</w:t>
             </w:r>
@@ -3627,14 +5043,24 @@
         </w:tc>
         <w:tc>
           <w:tcPr>
-            <w:tcW w:type="dxa" w:w="1800"/>
+            <w:tcW w:type="dxa" w:w="2360"/>
+            <w:vAlign w:val="top"/>
+            <w:shd w:val="clear" w:fill="1C5D8C"/>
           </w:tcPr>
           <w:p>
-            <w:r/>
+            <w:pPr>
+              <w:spacing w:after="40" w:line="240" w:lineRule="auto"/>
+            </w:pPr>
+            <w:r>
+              <w:rPr>
+                <w:color w:val="FFFFFF"/>
+              </w:rPr>
+            </w:r>
             <w:r>
               <w:rPr>
                 <w:b/>
                 <w:i w:val="0"/>
+                <w:sz w:val="19"/>
               </w:rPr>
               <w:t>Examen</w:t>
             </w:r>
@@ -3642,14 +5068,24 @@
         </w:tc>
         <w:tc>
           <w:tcPr>
-            <w:tcW w:type="dxa" w:w="3000"/>
+            <w:tcW w:type="dxa" w:w="1900"/>
+            <w:vAlign w:val="top"/>
+            <w:shd w:val="clear" w:fill="1C5D8C"/>
           </w:tcPr>
           <w:p>
-            <w:r/>
+            <w:pPr>
+              <w:spacing w:after="40" w:line="240" w:lineRule="auto"/>
+            </w:pPr>
+            <w:r>
+              <w:rPr>
+                <w:color w:val="FFFFFF"/>
+              </w:rPr>
+            </w:r>
             <w:r>
               <w:rPr>
                 <w:b/>
                 <w:i w:val="0"/>
+                <w:sz w:val="19"/>
               </w:rPr>
               <w:t>Indicație</w:t>
             </w:r>
@@ -3657,14 +5093,24 @@
         </w:tc>
         <w:tc>
           <w:tcPr>
-            <w:tcW w:type="dxa" w:w="900"/>
+            <w:tcW w:type="dxa" w:w="760"/>
+            <w:vAlign w:val="top"/>
+            <w:shd w:val="clear" w:fill="1C5D8C"/>
           </w:tcPr>
           <w:p>
-            <w:r/>
+            <w:pPr>
+              <w:spacing w:after="40" w:line="240" w:lineRule="auto"/>
+            </w:pPr>
+            <w:r>
+              <w:rPr>
+                <w:color w:val="FFFFFF"/>
+              </w:rPr>
+            </w:r>
             <w:r>
               <w:rPr>
                 <w:b/>
                 <w:i w:val="0"/>
+                <w:sz w:val="19"/>
               </w:rPr>
               <w:t>Grad</w:t>
             </w:r>
@@ -3672,14 +5118,24 @@
         </w:tc>
         <w:tc>
           <w:tcPr>
-            <w:tcW w:type="dxa" w:w="1100"/>
+            <w:tcW w:type="dxa" w:w="800"/>
+            <w:vAlign w:val="top"/>
+            <w:shd w:val="clear" w:fill="1C5D8C"/>
           </w:tcPr>
           <w:p>
-            <w:r/>
+            <w:pPr>
+              <w:spacing w:after="40" w:line="240" w:lineRule="auto"/>
+            </w:pPr>
+            <w:r>
+              <w:rPr>
+                <w:color w:val="FFFFFF"/>
+              </w:rPr>
+            </w:r>
             <w:r>
               <w:rPr>
                 <w:b/>
                 <w:i w:val="0"/>
+                <w:sz w:val="19"/>
               </w:rPr>
               <w:t>Doză</w:t>
             </w:r>
@@ -3687,14 +5143,24 @@
         </w:tc>
         <w:tc>
           <w:tcPr>
-            <w:tcW w:type="dxa" w:w="3000"/>
+            <w:tcW w:type="dxa" w:w="3400"/>
+            <w:vAlign w:val="top"/>
+            <w:shd w:val="clear" w:fill="1C5D8C"/>
           </w:tcPr>
           <w:p>
-            <w:r/>
+            <w:pPr>
+              <w:spacing w:after="40" w:line="240" w:lineRule="auto"/>
+            </w:pPr>
+            <w:r>
+              <w:rPr>
+                <w:color w:val="FFFFFF"/>
+              </w:rPr>
+            </w:r>
             <w:r>
               <w:rPr>
                 <w:b/>
                 <w:i w:val="0"/>
+                <w:sz w:val="19"/>
               </w:rPr>
               <w:t>Comentarii</w:t>
             </w:r>
@@ -3702,14 +5168,24 @@
         </w:tc>
         <w:tc>
           <w:tcPr>
-            <w:tcW w:type="dxa" w:w="1500"/>
+            <w:tcW w:type="dxa" w:w="2100"/>
+            <w:vAlign w:val="top"/>
+            <w:shd w:val="clear" w:fill="1C5D8C"/>
           </w:tcPr>
           <w:p>
-            <w:r/>
+            <w:pPr>
+              <w:spacing w:after="40" w:line="240" w:lineRule="auto"/>
+            </w:pPr>
+            <w:r>
+              <w:rPr>
+                <w:color w:val="FFFFFF"/>
+              </w:rPr>
+            </w:r>
             <w:r>
               <w:rPr>
                 <w:b/>
                 <w:i w:val="0"/>
+                <w:sz w:val="19"/>
               </w:rPr>
               <w:t>Decizie</w:t>
             </w:r>
@@ -3717,14 +5193,24 @@
         </w:tc>
         <w:tc>
           <w:tcPr>
-            <w:tcW w:type="dxa" w:w="1800"/>
+            <w:tcW w:type="dxa" w:w="3160"/>
+            <w:vAlign w:val="top"/>
+            <w:shd w:val="clear" w:fill="1C5D8C"/>
           </w:tcPr>
           <w:p>
-            <w:r/>
+            <w:pPr>
+              <w:spacing w:after="40" w:line="240" w:lineRule="auto"/>
+            </w:pPr>
+            <w:r>
+              <w:rPr>
+                <w:color w:val="FFFFFF"/>
+              </w:rPr>
+            </w:r>
             <w:r>
               <w:rPr>
                 <w:b/>
                 <w:i w:val="0"/>
+                <w:sz w:val="19"/>
               </w:rPr>
               <w:t>Comentariu editor</w:t>
             </w:r>
@@ -3734,14 +5220,19 @@
       <w:tr>
         <w:tc>
           <w:tcPr>
-            <w:tcW w:type="dxa" w:w="800"/>
+            <w:tcW w:type="dxa" w:w="640"/>
+            <w:vAlign w:val="top"/>
           </w:tcPr>
           <w:p>
+            <w:pPr>
+              <w:spacing w:after="40" w:line="240" w:lineRule="auto"/>
+            </w:pPr>
             <w:r/>
             <w:r>
               <w:rPr>
                 <w:b w:val="0"/>
                 <w:i w:val="0"/>
+                <w:sz w:val="19"/>
               </w:rPr>
               <w:t>T</w:t>
             </w:r>
@@ -3749,14 +5240,19 @@
         </w:tc>
         <w:tc>
           <w:tcPr>
-            <w:tcW w:type="dxa" w:w="1800"/>
+            <w:tcW w:type="dxa" w:w="2360"/>
+            <w:vAlign w:val="top"/>
           </w:tcPr>
           <w:p>
+            <w:pPr>
+              <w:spacing w:after="40" w:line="240" w:lineRule="auto"/>
+            </w:pPr>
             <w:r/>
             <w:r>
               <w:rPr>
                 <w:b w:val="0"/>
                 <w:i w:val="0"/>
+                <w:sz w:val="19"/>
               </w:rPr>
               <w:t>Angio-CT aortic (faze arterială și tardivă)</w:t>
             </w:r>
@@ -3764,14 +5260,19 @@
         </w:tc>
         <w:tc>
           <w:tcPr>
-            <w:tcW w:type="dxa" w:w="3000"/>
+            <w:tcW w:type="dxa" w:w="1900"/>
+            <w:vAlign w:val="top"/>
           </w:tcPr>
           <w:p>
+            <w:pPr>
+              <w:spacing w:after="40" w:line="240" w:lineRule="auto"/>
+            </w:pPr>
             <w:r/>
             <w:r>
               <w:rPr>
                 <w:b w:val="0"/>
                 <w:i w:val="0"/>
+                <w:sz w:val="19"/>
               </w:rPr>
               <w:t>Indicat</w:t>
             </w:r>
@@ -3779,14 +5280,19 @@
         </w:tc>
         <w:tc>
           <w:tcPr>
-            <w:tcW w:type="dxa" w:w="900"/>
+            <w:tcW w:type="dxa" w:w="760"/>
+            <w:vAlign w:val="top"/>
           </w:tcPr>
           <w:p>
+            <w:pPr>
+              <w:spacing w:after="40" w:line="240" w:lineRule="auto"/>
+            </w:pPr>
             <w:r/>
             <w:r>
               <w:rPr>
                 <w:b w:val="0"/>
                 <w:i w:val="0"/>
+                <w:sz w:val="19"/>
               </w:rPr>
               <w:t>B</w:t>
             </w:r>
@@ -3794,14 +5300,19 @@
         </w:tc>
         <w:tc>
           <w:tcPr>
-            <w:tcW w:type="dxa" w:w="1100"/>
+            <w:tcW w:type="dxa" w:w="800"/>
+            <w:vAlign w:val="top"/>
           </w:tcPr>
           <w:p>
+            <w:pPr>
+              <w:spacing w:after="40" w:line="240" w:lineRule="auto"/>
+            </w:pPr>
             <w:r/>
             <w:r>
               <w:rPr>
                 <w:b w:val="0"/>
                 <w:i w:val="0"/>
+                <w:sz w:val="19"/>
               </w:rPr>
               <w:t>2–3</w:t>
             </w:r>
@@ -3809,14 +5320,19 @@
         </w:tc>
         <w:tc>
           <w:tcPr>
-            <w:tcW w:type="dxa" w:w="3000"/>
+            <w:tcW w:type="dxa" w:w="3400"/>
+            <w:vAlign w:val="top"/>
           </w:tcPr>
           <w:p>
+            <w:pPr>
+              <w:spacing w:after="40" w:line="240" w:lineRule="auto"/>
+            </w:pPr>
             <w:r/>
             <w:r>
               <w:rPr>
                 <w:b w:val="0"/>
                 <w:i w:val="0"/>
+                <w:sz w:val="19"/>
               </w:rPr>
               <w:t>Standard de supraveghere: endoleak, sac anevrismal, migrare proteză.</w:t>
             </w:r>
@@ -3824,28 +5340,38 @@
         </w:tc>
         <w:tc>
           <w:tcPr>
-            <w:tcW w:type="dxa" w:w="1500"/>
+            <w:tcW w:type="dxa" w:w="2100"/>
+            <w:vAlign w:val="top"/>
           </w:tcPr>
           <w:p>
+            <w:pPr>
+              <w:spacing w:after="40" w:line="240" w:lineRule="auto"/>
+            </w:pPr>
             <w:r/>
             <w:r>
               <w:rPr>
                 <w:b w:val="0"/>
                 <w:i w:val="0"/>
+                <w:sz w:val="19"/>
               </w:rPr>
             </w:r>
           </w:p>
         </w:tc>
         <w:tc>
           <w:tcPr>
-            <w:tcW w:type="dxa" w:w="1800"/>
+            <w:tcW w:type="dxa" w:w="3160"/>
+            <w:vAlign w:val="top"/>
           </w:tcPr>
           <w:p>
+            <w:pPr>
+              <w:spacing w:after="40" w:line="240" w:lineRule="auto"/>
+            </w:pPr>
             <w:r/>
             <w:r>
               <w:rPr>
                 <w:b w:val="0"/>
                 <w:i w:val="0"/>
+                <w:sz w:val="19"/>
               </w:rPr>
             </w:r>
           </w:p>
@@ -3854,14 +5380,19 @@
       <w:tr>
         <w:tc>
           <w:tcPr>
-            <w:tcW w:type="dxa" w:w="800"/>
+            <w:tcW w:type="dxa" w:w="640"/>
+            <w:vAlign w:val="top"/>
           </w:tcPr>
           <w:p>
+            <w:pPr>
+              <w:spacing w:after="40" w:line="240" w:lineRule="auto"/>
+            </w:pPr>
             <w:r/>
             <w:r>
               <w:rPr>
                 <w:b w:val="0"/>
                 <w:i w:val="0"/>
+                <w:sz w:val="19"/>
               </w:rPr>
               <w:t>E</w:t>
             </w:r>
@@ -3869,14 +5400,19 @@
         </w:tc>
         <w:tc>
           <w:tcPr>
-            <w:tcW w:type="dxa" w:w="1800"/>
+            <w:tcW w:type="dxa" w:w="2360"/>
+            <w:vAlign w:val="top"/>
           </w:tcPr>
           <w:p>
+            <w:pPr>
+              <w:spacing w:after="40" w:line="240" w:lineRule="auto"/>
+            </w:pPr>
             <w:r/>
             <w:r>
               <w:rPr>
                 <w:b w:val="0"/>
                 <w:i w:val="0"/>
+                <w:sz w:val="19"/>
               </w:rPr>
               <w:t>Eco-Doppler cu substanță de contrast (CEUS)</w:t>
             </w:r>
@@ -3884,14 +5420,19 @@
         </w:tc>
         <w:tc>
           <w:tcPr>
-            <w:tcW w:type="dxa" w:w="3000"/>
+            <w:tcW w:type="dxa" w:w="1900"/>
+            <w:vAlign w:val="top"/>
           </w:tcPr>
           <w:p>
+            <w:pPr>
+              <w:spacing w:after="40" w:line="240" w:lineRule="auto"/>
+            </w:pPr>
             <w:r/>
             <w:r>
               <w:rPr>
                 <w:b w:val="0"/>
                 <w:i w:val="0"/>
+                <w:sz w:val="19"/>
               </w:rPr>
               <w:t>Doar în cazuri particulare</w:t>
             </w:r>
@@ -3899,14 +5440,19 @@
         </w:tc>
         <w:tc>
           <w:tcPr>
-            <w:tcW w:type="dxa" w:w="900"/>
+            <w:tcW w:type="dxa" w:w="760"/>
+            <w:vAlign w:val="top"/>
           </w:tcPr>
           <w:p>
+            <w:pPr>
+              <w:spacing w:after="40" w:line="240" w:lineRule="auto"/>
+            </w:pPr>
             <w:r/>
             <w:r>
               <w:rPr>
                 <w:b w:val="0"/>
                 <w:i w:val="0"/>
+                <w:sz w:val="19"/>
               </w:rPr>
               <w:t>B</w:t>
             </w:r>
@@ -3914,14 +5460,19 @@
         </w:tc>
         <w:tc>
           <w:tcPr>
-            <w:tcW w:type="dxa" w:w="1100"/>
+            <w:tcW w:type="dxa" w:w="800"/>
+            <w:vAlign w:val="top"/>
           </w:tcPr>
           <w:p>
+            <w:pPr>
+              <w:spacing w:after="40" w:line="240" w:lineRule="auto"/>
+            </w:pPr>
             <w:r/>
             <w:r>
               <w:rPr>
                 <w:b w:val="0"/>
                 <w:i w:val="0"/>
+                <w:sz w:val="19"/>
               </w:rPr>
               <w:t>0</w:t>
             </w:r>
@@ -3929,14 +5480,19 @@
         </w:tc>
         <w:tc>
           <w:tcPr>
-            <w:tcW w:type="dxa" w:w="3000"/>
+            <w:tcW w:type="dxa" w:w="3400"/>
+            <w:vAlign w:val="top"/>
           </w:tcPr>
           <w:p>
+            <w:pPr>
+              <w:spacing w:after="40" w:line="240" w:lineRule="auto"/>
+            </w:pPr>
             <w:r/>
             <w:r>
               <w:rPr>
                 <w:b w:val="0"/>
                 <w:i w:val="0"/>
+                <w:sz w:val="19"/>
               </w:rPr>
               <w:t>Fără iradiere/contrast iodat; sensibil pentru endoleak tip II.</w:t>
             </w:r>
@@ -3944,28 +5500,38 @@
         </w:tc>
         <w:tc>
           <w:tcPr>
-            <w:tcW w:type="dxa" w:w="1500"/>
+            <w:tcW w:type="dxa" w:w="2100"/>
+            <w:vAlign w:val="top"/>
           </w:tcPr>
           <w:p>
+            <w:pPr>
+              <w:spacing w:after="40" w:line="240" w:lineRule="auto"/>
+            </w:pPr>
             <w:r/>
             <w:r>
               <w:rPr>
                 <w:b w:val="0"/>
                 <w:i w:val="0"/>
+                <w:sz w:val="19"/>
               </w:rPr>
             </w:r>
           </w:p>
         </w:tc>
         <w:tc>
           <w:tcPr>
-            <w:tcW w:type="dxa" w:w="1800"/>
+            <w:tcW w:type="dxa" w:w="3160"/>
+            <w:vAlign w:val="top"/>
           </w:tcPr>
           <w:p>
+            <w:pPr>
+              <w:spacing w:after="40" w:line="240" w:lineRule="auto"/>
+            </w:pPr>
             <w:r/>
             <w:r>
               <w:rPr>
                 <w:b w:val="0"/>
                 <w:i w:val="0"/>
+                <w:sz w:val="19"/>
               </w:rPr>
             </w:r>
           </w:p>
@@ -3974,14 +5540,19 @@
       <w:tr>
         <w:tc>
           <w:tcPr>
-            <w:tcW w:type="dxa" w:w="800"/>
+            <w:tcW w:type="dxa" w:w="640"/>
+            <w:vAlign w:val="top"/>
           </w:tcPr>
           <w:p>
+            <w:pPr>
+              <w:spacing w:after="40" w:line="240" w:lineRule="auto"/>
+            </w:pPr>
             <w:r/>
             <w:r>
               <w:rPr>
                 <w:b w:val="0"/>
                 <w:i w:val="0"/>
+                <w:sz w:val="19"/>
               </w:rPr>
               <w:t>M</w:t>
             </w:r>
@@ -3989,14 +5560,19 @@
         </w:tc>
         <w:tc>
           <w:tcPr>
-            <w:tcW w:type="dxa" w:w="1800"/>
+            <w:tcW w:type="dxa" w:w="2360"/>
+            <w:vAlign w:val="top"/>
           </w:tcPr>
           <w:p>
+            <w:pPr>
+              <w:spacing w:after="40" w:line="240" w:lineRule="auto"/>
+            </w:pPr>
             <w:r/>
             <w:r>
               <w:rPr>
                 <w:b w:val="0"/>
                 <w:i w:val="0"/>
+                <w:sz w:val="19"/>
               </w:rPr>
               <w:t>Angio-IRM</w:t>
             </w:r>
@@ -4004,14 +5580,19 @@
         </w:tc>
         <w:tc>
           <w:tcPr>
-            <w:tcW w:type="dxa" w:w="3000"/>
+            <w:tcW w:type="dxa" w:w="1900"/>
+            <w:vAlign w:val="top"/>
           </w:tcPr>
           <w:p>
+            <w:pPr>
+              <w:spacing w:after="40" w:line="240" w:lineRule="auto"/>
+            </w:pPr>
             <w:r/>
             <w:r>
               <w:rPr>
                 <w:b w:val="0"/>
                 <w:i w:val="0"/>
+                <w:sz w:val="19"/>
               </w:rPr>
               <w:t>Doar în cazuri particulare</w:t>
             </w:r>
@@ -4019,14 +5600,19 @@
         </w:tc>
         <w:tc>
           <w:tcPr>
-            <w:tcW w:type="dxa" w:w="900"/>
+            <w:tcW w:type="dxa" w:w="760"/>
+            <w:vAlign w:val="top"/>
           </w:tcPr>
           <w:p>
+            <w:pPr>
+              <w:spacing w:after="40" w:line="240" w:lineRule="auto"/>
+            </w:pPr>
             <w:r/>
             <w:r>
               <w:rPr>
                 <w:b w:val="0"/>
                 <w:i w:val="0"/>
+                <w:sz w:val="19"/>
               </w:rPr>
               <w:t>B</w:t>
             </w:r>
@@ -4034,14 +5620,19 @@
         </w:tc>
         <w:tc>
           <w:tcPr>
-            <w:tcW w:type="dxa" w:w="1100"/>
+            <w:tcW w:type="dxa" w:w="800"/>
+            <w:vAlign w:val="top"/>
           </w:tcPr>
           <w:p>
+            <w:pPr>
+              <w:spacing w:after="40" w:line="240" w:lineRule="auto"/>
+            </w:pPr>
             <w:r/>
             <w:r>
               <w:rPr>
                 <w:b w:val="0"/>
                 <w:i w:val="0"/>
+                <w:sz w:val="19"/>
               </w:rPr>
               <w:t>0</w:t>
             </w:r>
@@ -4049,14 +5640,19 @@
         </w:tc>
         <w:tc>
           <w:tcPr>
-            <w:tcW w:type="dxa" w:w="3000"/>
+            <w:tcW w:type="dxa" w:w="3400"/>
+            <w:vAlign w:val="top"/>
           </w:tcPr>
           <w:p>
+            <w:pPr>
+              <w:spacing w:after="40" w:line="240" w:lineRule="auto"/>
+            </w:pPr>
             <w:r/>
             <w:r>
               <w:rPr>
                 <w:b w:val="0"/>
                 <w:i w:val="0"/>
+                <w:sz w:val="19"/>
               </w:rPr>
               <w:t>Insuficiență renală / alergie la contrast iodat.</w:t>
             </w:r>
@@ -4064,28 +5660,38 @@
         </w:tc>
         <w:tc>
           <w:tcPr>
-            <w:tcW w:type="dxa" w:w="1500"/>
+            <w:tcW w:type="dxa" w:w="2100"/>
+            <w:vAlign w:val="top"/>
           </w:tcPr>
           <w:p>
+            <w:pPr>
+              <w:spacing w:after="40" w:line="240" w:lineRule="auto"/>
+            </w:pPr>
             <w:r/>
             <w:r>
               <w:rPr>
                 <w:b w:val="0"/>
                 <w:i w:val="0"/>
+                <w:sz w:val="19"/>
               </w:rPr>
             </w:r>
           </w:p>
         </w:tc>
         <w:tc>
           <w:tcPr>
-            <w:tcW w:type="dxa" w:w="1800"/>
+            <w:tcW w:type="dxa" w:w="3160"/>
+            <w:vAlign w:val="top"/>
           </w:tcPr>
           <w:p>
+            <w:pPr>
+              <w:spacing w:after="40" w:line="240" w:lineRule="auto"/>
+            </w:pPr>
             <w:r/>
             <w:r>
               <w:rPr>
                 <w:b w:val="0"/>
                 <w:i w:val="0"/>
+                <w:sz w:val="19"/>
               </w:rPr>
             </w:r>
           </w:p>
@@ -4098,25 +5704,82 @@
         <w:pStyle w:val="Heading2"/>
       </w:pPr>
       <w:r>
-        <w:rPr>
-          <w:color w:val="1C5D8C"/>
-        </w:rPr>
         <w:t>4. Duplicate de rezolvat</w:t>
       </w:r>
     </w:p>
     <w:p>
       <w:r>
-        <w:t>(niciun duplicat deschis pentru acest capitol)</w:t>
+        <w:rPr>
+          <w:i/>
+          <w:color w:val="555555"/>
+        </w:rPr>
+        <w:t>Niciun duplicat deschis pentru acest capitol.</w:t>
       </w:r>
     </w:p>
     <w:sectPr>
-      <w:pgSz w:w="15840" w:h="12240" w:orient="landscape"/>
-      <w:pgMar w:top="1440" w:right="850" w:bottom="1440" w:left="850" w:header="720" w:footer="720" w:gutter="0"/>
+      <w:footerReference w:type="default" r:id="rId9"/>
+      <w:pgSz w:w="16838" w:h="11906" w:orient="landscape"/>
+      <w:pgMar w:top="850" w:right="850" w:bottom="850" w:left="850" w:header="720" w:footer="720" w:gutter="0"/>
       <w:cols w:space="720"/>
       <w:docGrid w:linePitch="360"/>
     </w:sectPr>
   </w:body>
 </w:document>
+</file>
+
+<file path=word/footer1.xml><?xml version="1.0" encoding="utf-8"?>
+<w:ftr xmlns:m="http://schemas.openxmlformats.org/officeDocument/2006/math" xmlns:mc="http://schemas.openxmlformats.org/markup-compatibility/2006" xmlns:mo="http://schemas.microsoft.com/office/mac/office/2008/main" xmlns:mv="urn:schemas-microsoft-com:mac:vml" xmlns:o="urn:schemas-microsoft-com:office:office" xmlns:r="http://schemas.openxmlformats.org/officeDocument/2006/relationships" xmlns:v="urn:schemas-microsoft-com:vml" xmlns:w10="urn:schemas-microsoft-com:office:word" xmlns:w14="http://schemas.microsoft.com/office/word/2010/wordml" xmlns:w="http://schemas.openxmlformats.org/wordprocessingml/2006/main" xmlns:wne="http://schemas.microsoft.com/office/word/2006/wordml" xmlns:wp14="http://schemas.microsoft.com/office/word/2010/wordprocessingDrawing" xmlns:wp="http://schemas.openxmlformats.org/drawingml/2006/wordprocessingDrawing" xmlns:wpc="http://schemas.microsoft.com/office/word/2010/wordprocessingCanvas" xmlns:wpg="http://schemas.microsoft.com/office/word/2010/wordprocessingGroup" xmlns:wpi="http://schemas.microsoft.com/office/word/2010/wordprocessingInk" xmlns:wps="http://schemas.microsoft.com/office/word/2010/wordprocessingShape" mc:Ignorable="w14 wp14">
+  <w:p>
+    <w:pPr>
+      <w:pStyle w:val="Footer"/>
+      <w:tabs>
+        <w:tab w:pos="4680" w:val="clear"/>
+        <w:tab w:pos="9360" w:val="clear"/>
+        <w:tab w:pos="15138" w:val="right"/>
+      </w:tabs>
+    </w:pPr>
+    <w:r>
+      <w:rPr>
+        <w:color w:val="555555"/>
+        <w:sz w:val="18"/>
+      </w:rPr>
+      <w:t>Aparat cardiovascular — pachet de review</w:t>
+      <w:tab/>
+    </w:r>
+    <w:r>
+      <w:rPr>
+        <w:color w:val="555555"/>
+        <w:sz w:val="18"/>
+      </w:rPr>
+      <w:t xml:space="preserve">Pagina </w:t>
+    </w:r>
+    <w:r>
+      <w:rPr>
+        <w:color w:val="555555"/>
+        <w:sz w:val="18"/>
+      </w:rPr>
+      <w:fldChar w:fldCharType="begin"/>
+      <w:instrText xml:space="preserve">PAGE</w:instrText>
+      <w:fldChar w:fldCharType="end"/>
+    </w:r>
+    <w:r>
+      <w:rPr>
+        <w:color w:val="555555"/>
+        <w:sz w:val="18"/>
+      </w:rPr>
+      <w:t xml:space="preserve"> din </w:t>
+    </w:r>
+    <w:r>
+      <w:rPr>
+        <w:color w:val="555555"/>
+        <w:sz w:val="18"/>
+      </w:rPr>
+      <w:fldChar w:fldCharType="begin"/>
+      <w:instrText xml:space="preserve">NUMPAGES</w:instrText>
+      <w:fldChar w:fldCharType="end"/>
+    </w:r>
+  </w:p>
+</w:ftr>
 </file>
 
 <file path=word/numbering.xml><?xml version="1.0" encoding="utf-8"?>
@@ -4482,6 +6145,13 @@
     <w:name w:val="Normal"/>
     <w:qFormat/>
     <w:rsid w:val="00FC693F"/>
+    <w:pPr>
+      <w:spacing w:after="160" w:line="276" w:lineRule="auto"/>
+    </w:pPr>
+    <w:rPr>
+      <w:rFonts w:ascii="Calibri" w:hAnsi="Calibri" w:eastAsia="Calibri"/>
+      <w:sz w:val="22"/>
+    </w:rPr>
   </w:style>
   <w:style w:type="paragraph" w:styleId="Header">
     <w:name w:val="header"/>
@@ -4538,15 +6208,15 @@
     <w:pPr>
       <w:keepNext/>
       <w:keepLines/>
-      <w:spacing w:before="480" w:after="0"/>
+      <w:spacing w:before="0" w:after="120"/>
       <w:outlineLvl w:val="0"/>
     </w:pPr>
     <w:rPr>
-      <w:rFonts w:asciiTheme="majorHAnsi" w:eastAsiaTheme="majorEastAsia" w:hAnsiTheme="majorHAnsi" w:cstheme="majorBidi"/>
+      <w:rFonts w:asciiTheme="majorHAnsi" w:eastAsiaTheme="majorEastAsia" w:hAnsiTheme="majorHAnsi" w:cstheme="majorBidi" w:ascii="Calibri" w:hAnsi="Calibri"/>
       <w:b/>
       <w:bCs/>
-      <w:color w:val="365F91" w:themeColor="accent1" w:themeShade="BF"/>
-      <w:sz w:val="28"/>
+      <w:color w:val="1C5D8C"/>
+      <w:sz w:val="40"/>
       <w:szCs w:val="28"/>
     </w:rPr>
   </w:style>
@@ -4562,14 +6232,14 @@
     <w:pPr>
       <w:keepNext/>
       <w:keepLines/>
-      <w:spacing w:before="200" w:after="0"/>
+      <w:spacing w:before="320" w:after="120"/>
       <w:outlineLvl w:val="1"/>
     </w:pPr>
     <w:rPr>
-      <w:rFonts w:asciiTheme="majorHAnsi" w:eastAsiaTheme="majorEastAsia" w:hAnsiTheme="majorHAnsi" w:cstheme="majorBidi"/>
+      <w:rFonts w:asciiTheme="majorHAnsi" w:eastAsiaTheme="majorEastAsia" w:hAnsiTheme="majorHAnsi" w:cstheme="majorBidi" w:ascii="Calibri" w:hAnsi="Calibri"/>
       <w:b/>
       <w:bCs/>
-      <w:color w:val="4F81BD" w:themeColor="accent1"/>
+      <w:color w:val="1C5D8C"/>
       <w:sz w:val="26"/>
       <w:szCs w:val="26"/>
     </w:rPr>
@@ -4586,14 +6256,15 @@
     <w:pPr>
       <w:keepNext/>
       <w:keepLines/>
-      <w:spacing w:before="200" w:after="0"/>
+      <w:spacing w:before="240" w:after="80"/>
       <w:outlineLvl w:val="2"/>
     </w:pPr>
     <w:rPr>
-      <w:rFonts w:asciiTheme="majorHAnsi" w:eastAsiaTheme="majorEastAsia" w:hAnsiTheme="majorHAnsi" w:cstheme="majorBidi"/>
+      <w:rFonts w:asciiTheme="majorHAnsi" w:eastAsiaTheme="majorEastAsia" w:hAnsiTheme="majorHAnsi" w:cstheme="majorBidi" w:ascii="Calibri" w:hAnsi="Calibri"/>
       <w:b/>
       <w:bCs/>
-      <w:color w:val="4F81BD" w:themeColor="accent1"/>
+      <w:color w:val="1C5D8C"/>
+      <w:sz w:val="23"/>
     </w:rPr>
   </w:style>
   <w:style w:type="paragraph" w:styleId="Heading4">
@@ -5009,8 +6680,13 @@
       <w:numPr>
         <w:numId w:val="1"/>
       </w:numPr>
+      <w:spacing w:before="0" w:after="80"/>
       <w:contextualSpacing/>
     </w:pPr>
+    <w:rPr>
+      <w:rFonts w:ascii="Calibri" w:hAnsi="Calibri"/>
+      <w:sz w:val="22"/>
+    </w:rPr>
   </w:style>
   <w:style w:type="paragraph" w:styleId="ListBullet2">
     <w:name w:val="List Bullet 2"/>

--- a/pentru-editori/04-aparat-cardiovascular/04-aparat-cardiovascular.docx
+++ b/pentru-editori/04-aparat-cardiovascular/04-aparat-cardiovascular.docx
@@ -33,7 +33,7 @@
     </w:p>
     <w:p>
       <w:r>
-        <w:t>Documentul cuprinde, pentru capitolul dumneavoastră: modificările deja aplicate (informativ), problemele rămase de decis, propunerile de conținut nou și duplicatele de rezolvat. Conținutul actual al capitolului nu este reprodus aici — vine din fișierul GHID.csv, transmis alături.</w:t>
+        <w:t>Documentul cuprinde, pentru capitolul dumneavoastră: modificările deja aplicate (informativ), problemele rămase de decis, propunerile de conținut nou și duplicatele de rezolvat. Conținutul actual al capitolului nu este reprodus aici — vine din fișierele GHID.csv și GHID.html, atașate.</w:t>
       </w:r>
     </w:p>
     <w:p>
@@ -47,7 +47,7 @@
           <w:i/>
           <w:color w:val="555555"/>
         </w:rPr>
-        <w:t>Transmise alături: GHID.csv — conținutul integral al ghidului — și memoul „Decizii structurale comune”, de citit înaintea acestui pachet.</w:t>
+        <w:t>Atașate: GHID.csv și GHID.html — conținutul integral al ghidului — și memoul „Decizii structurale comune”, de citit înaintea acestui pachet.</w:t>
       </w:r>
     </w:p>
     <w:p>
@@ -147,13 +147,9 @@
             </w:pPr>
             <w:r>
               <w:rPr>
-                <w:color w:val="FFFFFF"/>
-              </w:rPr>
-            </w:r>
-            <w:r>
-              <w:rPr>
                 <w:b/>
                 <w:i w:val="0"/>
+                <w:color w:val="FFFFFF"/>
                 <w:sz w:val="19"/>
               </w:rPr>
               <w:t>Problemă</w:t>
@@ -172,13 +168,9 @@
             </w:pPr>
             <w:r>
               <w:rPr>
-                <w:color w:val="FFFFFF"/>
-              </w:rPr>
-            </w:r>
-            <w:r>
-              <w:rPr>
                 <w:b/>
                 <w:i w:val="0"/>
+                <w:color w:val="FFFFFF"/>
                 <w:sz w:val="19"/>
               </w:rPr>
               <w:t>Decizie</w:t>
@@ -197,13 +189,9 @@
             </w:pPr>
             <w:r>
               <w:rPr>
-                <w:color w:val="FFFFFF"/>
-              </w:rPr>
-            </w:r>
-            <w:r>
-              <w:rPr>
                 <w:b/>
                 <w:i w:val="0"/>
+                <w:color w:val="FFFFFF"/>
                 <w:sz w:val="19"/>
               </w:rPr>
               <w:t>Comentariu</w:t>
@@ -221,7 +209,6 @@
             <w:pPr>
               <w:spacing w:after="60" w:line="240" w:lineRule="auto"/>
             </w:pPr>
-            <w:r/>
             <w:r>
               <w:rPr>
                 <w:b/>
@@ -274,7 +261,6 @@
             <w:pPr>
               <w:spacing w:after="40" w:line="240" w:lineRule="auto"/>
             </w:pPr>
-            <w:r/>
             <w:r>
               <w:rPr>
                 <w:b w:val="0"/>
@@ -293,7 +279,6 @@
             <w:pPr>
               <w:spacing w:after="40" w:line="240" w:lineRule="auto"/>
             </w:pPr>
-            <w:r/>
             <w:r>
               <w:rPr>
                 <w:b w:val="0"/>
@@ -314,7 +299,6 @@
             <w:pPr>
               <w:spacing w:after="60" w:line="240" w:lineRule="auto"/>
             </w:pPr>
-            <w:r/>
             <w:r>
               <w:rPr>
                 <w:b/>
@@ -367,7 +351,6 @@
             <w:pPr>
               <w:spacing w:after="40" w:line="240" w:lineRule="auto"/>
             </w:pPr>
-            <w:r/>
             <w:r>
               <w:rPr>
                 <w:b w:val="0"/>
@@ -386,7 +369,6 @@
             <w:pPr>
               <w:spacing w:after="40" w:line="240" w:lineRule="auto"/>
             </w:pPr>
-            <w:r/>
             <w:r>
               <w:rPr>
                 <w:b w:val="0"/>
@@ -408,7 +390,7 @@
     </w:p>
     <w:p>
       <w:r>
-        <w:t>Gradele și dozele sunt orientative — se validează clinic. Fiecare rând se aprobă, se respinge sau se amână separat.</w:t>
+        <w:t>Gradele și dozele sunt orientative — necesită validare. Fiecare rând, separat, se aprobă, se respinge sau se amână.</w:t>
       </w:r>
     </w:p>
     <w:p>
@@ -461,13 +443,9 @@
             </w:pPr>
             <w:r>
               <w:rPr>
-                <w:color w:val="FFFFFF"/>
-              </w:rPr>
-            </w:r>
-            <w:r>
-              <w:rPr>
                 <w:b/>
                 <w:i w:val="0"/>
+                <w:color w:val="FFFFFF"/>
                 <w:sz w:val="19"/>
               </w:rPr>
               <w:t>Tip</w:t>
@@ -486,13 +464,9 @@
             </w:pPr>
             <w:r>
               <w:rPr>
-                <w:color w:val="FFFFFF"/>
-              </w:rPr>
-            </w:r>
-            <w:r>
-              <w:rPr>
                 <w:b/>
                 <w:i w:val="0"/>
+                <w:color w:val="FFFFFF"/>
                 <w:sz w:val="19"/>
               </w:rPr>
               <w:t>Examen</w:t>
@@ -511,13 +485,9 @@
             </w:pPr>
             <w:r>
               <w:rPr>
-                <w:color w:val="FFFFFF"/>
-              </w:rPr>
-            </w:r>
-            <w:r>
-              <w:rPr>
                 <w:b/>
                 <w:i w:val="0"/>
+                <w:color w:val="FFFFFF"/>
                 <w:sz w:val="19"/>
               </w:rPr>
               <w:t>Indicație</w:t>
@@ -536,13 +506,9 @@
             </w:pPr>
             <w:r>
               <w:rPr>
-                <w:color w:val="FFFFFF"/>
-              </w:rPr>
-            </w:r>
-            <w:r>
-              <w:rPr>
                 <w:b/>
                 <w:i w:val="0"/>
+                <w:color w:val="FFFFFF"/>
                 <w:sz w:val="19"/>
               </w:rPr>
               <w:t>Grad</w:t>
@@ -561,13 +527,9 @@
             </w:pPr>
             <w:r>
               <w:rPr>
-                <w:color w:val="FFFFFF"/>
-              </w:rPr>
-            </w:r>
-            <w:r>
-              <w:rPr>
                 <w:b/>
                 <w:i w:val="0"/>
+                <w:color w:val="FFFFFF"/>
                 <w:sz w:val="19"/>
               </w:rPr>
               <w:t>Doză</w:t>
@@ -586,13 +548,9 @@
             </w:pPr>
             <w:r>
               <w:rPr>
-                <w:color w:val="FFFFFF"/>
-              </w:rPr>
-            </w:r>
-            <w:r>
-              <w:rPr>
                 <w:b/>
                 <w:i w:val="0"/>
+                <w:color w:val="FFFFFF"/>
                 <w:sz w:val="19"/>
               </w:rPr>
               <w:t>Comentarii</w:t>
@@ -611,13 +569,9 @@
             </w:pPr>
             <w:r>
               <w:rPr>
-                <w:color w:val="FFFFFF"/>
-              </w:rPr>
-            </w:r>
-            <w:r>
-              <w:rPr>
                 <w:b/>
                 <w:i w:val="0"/>
+                <w:color w:val="FFFFFF"/>
                 <w:sz w:val="19"/>
               </w:rPr>
               <w:t>Decizie</w:t>
@@ -636,13 +590,9 @@
             </w:pPr>
             <w:r>
               <w:rPr>
-                <w:color w:val="FFFFFF"/>
-              </w:rPr>
-            </w:r>
-            <w:r>
-              <w:rPr>
                 <w:b/>
                 <w:i w:val="0"/>
+                <w:color w:val="FFFFFF"/>
                 <w:sz w:val="19"/>
               </w:rPr>
               <w:t>Comentariu editor</w:t>
@@ -660,7 +610,6 @@
             <w:pPr>
               <w:spacing w:after="40" w:line="240" w:lineRule="auto"/>
             </w:pPr>
-            <w:r/>
             <w:r>
               <w:rPr>
                 <w:b w:val="0"/>
@@ -680,7 +629,6 @@
             <w:pPr>
               <w:spacing w:after="40" w:line="240" w:lineRule="auto"/>
             </w:pPr>
-            <w:r/>
             <w:r>
               <w:rPr>
                 <w:b w:val="0"/>
@@ -700,7 +648,6 @@
             <w:pPr>
               <w:spacing w:after="40" w:line="240" w:lineRule="auto"/>
             </w:pPr>
-            <w:r/>
             <w:r>
               <w:rPr>
                 <w:b w:val="0"/>
@@ -720,7 +667,6 @@
             <w:pPr>
               <w:spacing w:after="40" w:line="240" w:lineRule="auto"/>
             </w:pPr>
-            <w:r/>
             <w:r>
               <w:rPr>
                 <w:b w:val="0"/>
@@ -740,7 +686,6 @@
             <w:pPr>
               <w:spacing w:after="40" w:line="240" w:lineRule="auto"/>
             </w:pPr>
-            <w:r/>
             <w:r>
               <w:rPr>
                 <w:b w:val="0"/>
@@ -760,7 +705,6 @@
             <w:pPr>
               <w:spacing w:after="40" w:line="240" w:lineRule="auto"/>
             </w:pPr>
-            <w:r/>
             <w:r>
               <w:rPr>
                 <w:b w:val="0"/>
@@ -780,7 +724,6 @@
             <w:pPr>
               <w:spacing w:after="40" w:line="240" w:lineRule="auto"/>
             </w:pPr>
-            <w:r/>
             <w:r>
               <w:rPr>
                 <w:b w:val="0"/>
@@ -799,7 +742,6 @@
             <w:pPr>
               <w:spacing w:after="40" w:line="240" w:lineRule="auto"/>
             </w:pPr>
-            <w:r/>
             <w:r>
               <w:rPr>
                 <w:b w:val="0"/>
@@ -820,7 +762,6 @@
             <w:pPr>
               <w:spacing w:after="40" w:line="240" w:lineRule="auto"/>
             </w:pPr>
-            <w:r/>
             <w:r>
               <w:rPr>
                 <w:b w:val="0"/>
@@ -840,7 +781,6 @@
             <w:pPr>
               <w:spacing w:after="40" w:line="240" w:lineRule="auto"/>
             </w:pPr>
-            <w:r/>
             <w:r>
               <w:rPr>
                 <w:b w:val="0"/>
@@ -860,7 +800,6 @@
             <w:pPr>
               <w:spacing w:after="40" w:line="240" w:lineRule="auto"/>
             </w:pPr>
-            <w:r/>
             <w:r>
               <w:rPr>
                 <w:b w:val="0"/>
@@ -880,7 +819,6 @@
             <w:pPr>
               <w:spacing w:after="40" w:line="240" w:lineRule="auto"/>
             </w:pPr>
-            <w:r/>
             <w:r>
               <w:rPr>
                 <w:b w:val="0"/>
@@ -900,7 +838,6 @@
             <w:pPr>
               <w:spacing w:after="40" w:line="240" w:lineRule="auto"/>
             </w:pPr>
-            <w:r/>
             <w:r>
               <w:rPr>
                 <w:b w:val="0"/>
@@ -920,7 +857,6 @@
             <w:pPr>
               <w:spacing w:after="40" w:line="240" w:lineRule="auto"/>
             </w:pPr>
-            <w:r/>
             <w:r>
               <w:rPr>
                 <w:b w:val="0"/>
@@ -940,7 +876,6 @@
             <w:pPr>
               <w:spacing w:after="40" w:line="240" w:lineRule="auto"/>
             </w:pPr>
-            <w:r/>
             <w:r>
               <w:rPr>
                 <w:b w:val="0"/>
@@ -959,7 +894,6 @@
             <w:pPr>
               <w:spacing w:after="40" w:line="240" w:lineRule="auto"/>
             </w:pPr>
-            <w:r/>
             <w:r>
               <w:rPr>
                 <w:b w:val="0"/>
@@ -1022,13 +956,9 @@
             </w:pPr>
             <w:r>
               <w:rPr>
-                <w:color w:val="FFFFFF"/>
-              </w:rPr>
-            </w:r>
-            <w:r>
-              <w:rPr>
                 <w:b/>
                 <w:i w:val="0"/>
+                <w:color w:val="FFFFFF"/>
                 <w:sz w:val="19"/>
               </w:rPr>
               <w:t>Tip</w:t>
@@ -1047,13 +977,9 @@
             </w:pPr>
             <w:r>
               <w:rPr>
-                <w:color w:val="FFFFFF"/>
-              </w:rPr>
-            </w:r>
-            <w:r>
-              <w:rPr>
                 <w:b/>
                 <w:i w:val="0"/>
+                <w:color w:val="FFFFFF"/>
                 <w:sz w:val="19"/>
               </w:rPr>
               <w:t>Examen</w:t>
@@ -1072,13 +998,9 @@
             </w:pPr>
             <w:r>
               <w:rPr>
-                <w:color w:val="FFFFFF"/>
-              </w:rPr>
-            </w:r>
-            <w:r>
-              <w:rPr>
                 <w:b/>
                 <w:i w:val="0"/>
+                <w:color w:val="FFFFFF"/>
                 <w:sz w:val="19"/>
               </w:rPr>
               <w:t>Indicație</w:t>
@@ -1097,13 +1019,9 @@
             </w:pPr>
             <w:r>
               <w:rPr>
-                <w:color w:val="FFFFFF"/>
-              </w:rPr>
-            </w:r>
-            <w:r>
-              <w:rPr>
                 <w:b/>
                 <w:i w:val="0"/>
+                <w:color w:val="FFFFFF"/>
                 <w:sz w:val="19"/>
               </w:rPr>
               <w:t>Grad</w:t>
@@ -1122,13 +1040,9 @@
             </w:pPr>
             <w:r>
               <w:rPr>
-                <w:color w:val="FFFFFF"/>
-              </w:rPr>
-            </w:r>
-            <w:r>
-              <w:rPr>
                 <w:b/>
                 <w:i w:val="0"/>
+                <w:color w:val="FFFFFF"/>
                 <w:sz w:val="19"/>
               </w:rPr>
               <w:t>Doză</w:t>
@@ -1147,13 +1061,9 @@
             </w:pPr>
             <w:r>
               <w:rPr>
-                <w:color w:val="FFFFFF"/>
-              </w:rPr>
-            </w:r>
-            <w:r>
-              <w:rPr>
                 <w:b/>
                 <w:i w:val="0"/>
+                <w:color w:val="FFFFFF"/>
                 <w:sz w:val="19"/>
               </w:rPr>
               <w:t>Comentarii</w:t>
@@ -1172,13 +1082,9 @@
             </w:pPr>
             <w:r>
               <w:rPr>
-                <w:color w:val="FFFFFF"/>
-              </w:rPr>
-            </w:r>
-            <w:r>
-              <w:rPr>
                 <w:b/>
                 <w:i w:val="0"/>
+                <w:color w:val="FFFFFF"/>
                 <w:sz w:val="19"/>
               </w:rPr>
               <w:t>Decizie</w:t>
@@ -1197,13 +1103,9 @@
             </w:pPr>
             <w:r>
               <w:rPr>
-                <w:color w:val="FFFFFF"/>
-              </w:rPr>
-            </w:r>
-            <w:r>
-              <w:rPr>
                 <w:b/>
                 <w:i w:val="0"/>
+                <w:color w:val="FFFFFF"/>
                 <w:sz w:val="19"/>
               </w:rPr>
               <w:t>Comentariu editor</w:t>
@@ -1221,7 +1123,6 @@
             <w:pPr>
               <w:spacing w:after="40" w:line="240" w:lineRule="auto"/>
             </w:pPr>
-            <w:r/>
             <w:r>
               <w:rPr>
                 <w:b w:val="0"/>
@@ -1241,7 +1142,6 @@
             <w:pPr>
               <w:spacing w:after="40" w:line="240" w:lineRule="auto"/>
             </w:pPr>
-            <w:r/>
             <w:r>
               <w:rPr>
                 <w:b w:val="0"/>
@@ -1261,7 +1161,6 @@
             <w:pPr>
               <w:spacing w:after="40" w:line="240" w:lineRule="auto"/>
             </w:pPr>
-            <w:r/>
             <w:r>
               <w:rPr>
                 <w:b w:val="0"/>
@@ -1281,7 +1180,6 @@
             <w:pPr>
               <w:spacing w:after="40" w:line="240" w:lineRule="auto"/>
             </w:pPr>
-            <w:r/>
             <w:r>
               <w:rPr>
                 <w:b w:val="0"/>
@@ -1301,7 +1199,6 @@
             <w:pPr>
               <w:spacing w:after="40" w:line="240" w:lineRule="auto"/>
             </w:pPr>
-            <w:r/>
             <w:r>
               <w:rPr>
                 <w:b w:val="0"/>
@@ -1321,7 +1218,6 @@
             <w:pPr>
               <w:spacing w:after="40" w:line="240" w:lineRule="auto"/>
             </w:pPr>
-            <w:r/>
             <w:r>
               <w:rPr>
                 <w:b w:val="0"/>
@@ -1341,7 +1237,6 @@
             <w:pPr>
               <w:spacing w:after="40" w:line="240" w:lineRule="auto"/>
             </w:pPr>
-            <w:r/>
             <w:r>
               <w:rPr>
                 <w:b w:val="0"/>
@@ -1360,7 +1255,6 @@
             <w:pPr>
               <w:spacing w:after="40" w:line="240" w:lineRule="auto"/>
             </w:pPr>
-            <w:r/>
             <w:r>
               <w:rPr>
                 <w:b w:val="0"/>
@@ -1381,7 +1275,6 @@
             <w:pPr>
               <w:spacing w:after="40" w:line="240" w:lineRule="auto"/>
             </w:pPr>
-            <w:r/>
             <w:r>
               <w:rPr>
                 <w:b w:val="0"/>
@@ -1401,7 +1294,6 @@
             <w:pPr>
               <w:spacing w:after="40" w:line="240" w:lineRule="auto"/>
             </w:pPr>
-            <w:r/>
             <w:r>
               <w:rPr>
                 <w:b w:val="0"/>
@@ -1421,7 +1313,6 @@
             <w:pPr>
               <w:spacing w:after="40" w:line="240" w:lineRule="auto"/>
             </w:pPr>
-            <w:r/>
             <w:r>
               <w:rPr>
                 <w:b w:val="0"/>
@@ -1441,7 +1332,6 @@
             <w:pPr>
               <w:spacing w:after="40" w:line="240" w:lineRule="auto"/>
             </w:pPr>
-            <w:r/>
             <w:r>
               <w:rPr>
                 <w:b w:val="0"/>
@@ -1461,7 +1351,6 @@
             <w:pPr>
               <w:spacing w:after="40" w:line="240" w:lineRule="auto"/>
             </w:pPr>
-            <w:r/>
             <w:r>
               <w:rPr>
                 <w:b w:val="0"/>
@@ -1481,7 +1370,6 @@
             <w:pPr>
               <w:spacing w:after="40" w:line="240" w:lineRule="auto"/>
             </w:pPr>
-            <w:r/>
             <w:r>
               <w:rPr>
                 <w:b w:val="0"/>
@@ -1501,7 +1389,6 @@
             <w:pPr>
               <w:spacing w:after="40" w:line="240" w:lineRule="auto"/>
             </w:pPr>
-            <w:r/>
             <w:r>
               <w:rPr>
                 <w:b w:val="0"/>
@@ -1520,7 +1407,6 @@
             <w:pPr>
               <w:spacing w:after="40" w:line="240" w:lineRule="auto"/>
             </w:pPr>
-            <w:r/>
             <w:r>
               <w:rPr>
                 <w:b w:val="0"/>
@@ -1541,7 +1427,6 @@
             <w:pPr>
               <w:spacing w:after="40" w:line="240" w:lineRule="auto"/>
             </w:pPr>
-            <w:r/>
             <w:r>
               <w:rPr>
                 <w:b w:val="0"/>
@@ -1561,7 +1446,6 @@
             <w:pPr>
               <w:spacing w:after="40" w:line="240" w:lineRule="auto"/>
             </w:pPr>
-            <w:r/>
             <w:r>
               <w:rPr>
                 <w:b w:val="0"/>
@@ -1581,7 +1465,6 @@
             <w:pPr>
               <w:spacing w:after="40" w:line="240" w:lineRule="auto"/>
             </w:pPr>
-            <w:r/>
             <w:r>
               <w:rPr>
                 <w:b w:val="0"/>
@@ -1601,7 +1484,6 @@
             <w:pPr>
               <w:spacing w:after="40" w:line="240" w:lineRule="auto"/>
             </w:pPr>
-            <w:r/>
             <w:r>
               <w:rPr>
                 <w:b w:val="0"/>
@@ -1621,7 +1503,6 @@
             <w:pPr>
               <w:spacing w:after="40" w:line="240" w:lineRule="auto"/>
             </w:pPr>
-            <w:r/>
             <w:r>
               <w:rPr>
                 <w:b w:val="0"/>
@@ -1641,7 +1522,6 @@
             <w:pPr>
               <w:spacing w:after="40" w:line="240" w:lineRule="auto"/>
             </w:pPr>
-            <w:r/>
             <w:r>
               <w:rPr>
                 <w:b w:val="0"/>
@@ -1661,7 +1541,6 @@
             <w:pPr>
               <w:spacing w:after="40" w:line="240" w:lineRule="auto"/>
             </w:pPr>
-            <w:r/>
             <w:r>
               <w:rPr>
                 <w:b w:val="0"/>
@@ -1680,7 +1559,6 @@
             <w:pPr>
               <w:spacing w:after="40" w:line="240" w:lineRule="auto"/>
             </w:pPr>
-            <w:r/>
             <w:r>
               <w:rPr>
                 <w:b w:val="0"/>
@@ -1701,7 +1579,6 @@
             <w:pPr>
               <w:spacing w:after="40" w:line="240" w:lineRule="auto"/>
             </w:pPr>
-            <w:r/>
             <w:r>
               <w:rPr>
                 <w:b w:val="0"/>
@@ -1721,7 +1598,6 @@
             <w:pPr>
               <w:spacing w:after="40" w:line="240" w:lineRule="auto"/>
             </w:pPr>
-            <w:r/>
             <w:r>
               <w:rPr>
                 <w:b w:val="0"/>
@@ -1741,7 +1617,6 @@
             <w:pPr>
               <w:spacing w:after="40" w:line="240" w:lineRule="auto"/>
             </w:pPr>
-            <w:r/>
             <w:r>
               <w:rPr>
                 <w:b w:val="0"/>
@@ -1761,7 +1636,6 @@
             <w:pPr>
               <w:spacing w:after="40" w:line="240" w:lineRule="auto"/>
             </w:pPr>
-            <w:r/>
             <w:r>
               <w:rPr>
                 <w:b w:val="0"/>
@@ -1781,7 +1655,6 @@
             <w:pPr>
               <w:spacing w:after="40" w:line="240" w:lineRule="auto"/>
             </w:pPr>
-            <w:r/>
             <w:r>
               <w:rPr>
                 <w:b w:val="0"/>
@@ -1801,7 +1674,6 @@
             <w:pPr>
               <w:spacing w:after="40" w:line="240" w:lineRule="auto"/>
             </w:pPr>
-            <w:r/>
             <w:r>
               <w:rPr>
                 <w:b w:val="0"/>
@@ -1821,7 +1693,6 @@
             <w:pPr>
               <w:spacing w:after="40" w:line="240" w:lineRule="auto"/>
             </w:pPr>
-            <w:r/>
             <w:r>
               <w:rPr>
                 <w:b w:val="0"/>
@@ -1840,7 +1711,6 @@
             <w:pPr>
               <w:spacing w:after="40" w:line="240" w:lineRule="auto"/>
             </w:pPr>
-            <w:r/>
             <w:r>
               <w:rPr>
                 <w:b w:val="0"/>
@@ -1903,13 +1773,9 @@
             </w:pPr>
             <w:r>
               <w:rPr>
-                <w:color w:val="FFFFFF"/>
-              </w:rPr>
-            </w:r>
-            <w:r>
-              <w:rPr>
                 <w:b/>
                 <w:i w:val="0"/>
+                <w:color w:val="FFFFFF"/>
                 <w:sz w:val="19"/>
               </w:rPr>
               <w:t>Tip</w:t>
@@ -1928,13 +1794,9 @@
             </w:pPr>
             <w:r>
               <w:rPr>
-                <w:color w:val="FFFFFF"/>
-              </w:rPr>
-            </w:r>
-            <w:r>
-              <w:rPr>
                 <w:b/>
                 <w:i w:val="0"/>
+                <w:color w:val="FFFFFF"/>
                 <w:sz w:val="19"/>
               </w:rPr>
               <w:t>Examen</w:t>
@@ -1953,13 +1815,9 @@
             </w:pPr>
             <w:r>
               <w:rPr>
-                <w:color w:val="FFFFFF"/>
-              </w:rPr>
-            </w:r>
-            <w:r>
-              <w:rPr>
                 <w:b/>
                 <w:i w:val="0"/>
+                <w:color w:val="FFFFFF"/>
                 <w:sz w:val="19"/>
               </w:rPr>
               <w:t>Indicație</w:t>
@@ -1978,13 +1836,9 @@
             </w:pPr>
             <w:r>
               <w:rPr>
-                <w:color w:val="FFFFFF"/>
-              </w:rPr>
-            </w:r>
-            <w:r>
-              <w:rPr>
                 <w:b/>
                 <w:i w:val="0"/>
+                <w:color w:val="FFFFFF"/>
                 <w:sz w:val="19"/>
               </w:rPr>
               <w:t>Grad</w:t>
@@ -2003,13 +1857,9 @@
             </w:pPr>
             <w:r>
               <w:rPr>
-                <w:color w:val="FFFFFF"/>
-              </w:rPr>
-            </w:r>
-            <w:r>
-              <w:rPr>
                 <w:b/>
                 <w:i w:val="0"/>
+                <w:color w:val="FFFFFF"/>
                 <w:sz w:val="19"/>
               </w:rPr>
               <w:t>Doză</w:t>
@@ -2028,13 +1878,9 @@
             </w:pPr>
             <w:r>
               <w:rPr>
-                <w:color w:val="FFFFFF"/>
-              </w:rPr>
-            </w:r>
-            <w:r>
-              <w:rPr>
                 <w:b/>
                 <w:i w:val="0"/>
+                <w:color w:val="FFFFFF"/>
                 <w:sz w:val="19"/>
               </w:rPr>
               <w:t>Comentarii</w:t>
@@ -2053,13 +1899,9 @@
             </w:pPr>
             <w:r>
               <w:rPr>
-                <w:color w:val="FFFFFF"/>
-              </w:rPr>
-            </w:r>
-            <w:r>
-              <w:rPr>
                 <w:b/>
                 <w:i w:val="0"/>
+                <w:color w:val="FFFFFF"/>
                 <w:sz w:val="19"/>
               </w:rPr>
               <w:t>Decizie</w:t>
@@ -2078,13 +1920,9 @@
             </w:pPr>
             <w:r>
               <w:rPr>
-                <w:color w:val="FFFFFF"/>
-              </w:rPr>
-            </w:r>
-            <w:r>
-              <w:rPr>
                 <w:b/>
                 <w:i w:val="0"/>
+                <w:color w:val="FFFFFF"/>
                 <w:sz w:val="19"/>
               </w:rPr>
               <w:t>Comentariu editor</w:t>
@@ -2102,7 +1940,6 @@
             <w:pPr>
               <w:spacing w:after="40" w:line="240" w:lineRule="auto"/>
             </w:pPr>
-            <w:r/>
             <w:r>
               <w:rPr>
                 <w:b w:val="0"/>
@@ -2122,7 +1959,6 @@
             <w:pPr>
               <w:spacing w:after="40" w:line="240" w:lineRule="auto"/>
             </w:pPr>
-            <w:r/>
             <w:r>
               <w:rPr>
                 <w:b w:val="0"/>
@@ -2142,7 +1978,6 @@
             <w:pPr>
               <w:spacing w:after="40" w:line="240" w:lineRule="auto"/>
             </w:pPr>
-            <w:r/>
             <w:r>
               <w:rPr>
                 <w:b w:val="0"/>
@@ -2162,7 +1997,6 @@
             <w:pPr>
               <w:spacing w:after="40" w:line="240" w:lineRule="auto"/>
             </w:pPr>
-            <w:r/>
             <w:r>
               <w:rPr>
                 <w:b w:val="0"/>
@@ -2182,7 +2016,6 @@
             <w:pPr>
               <w:spacing w:after="40" w:line="240" w:lineRule="auto"/>
             </w:pPr>
-            <w:r/>
             <w:r>
               <w:rPr>
                 <w:b w:val="0"/>
@@ -2202,7 +2035,6 @@
             <w:pPr>
               <w:spacing w:after="40" w:line="240" w:lineRule="auto"/>
             </w:pPr>
-            <w:r/>
             <w:r>
               <w:rPr>
                 <w:b w:val="0"/>
@@ -2222,7 +2054,6 @@
             <w:pPr>
               <w:spacing w:after="40" w:line="240" w:lineRule="auto"/>
             </w:pPr>
-            <w:r/>
             <w:r>
               <w:rPr>
                 <w:b w:val="0"/>
@@ -2241,7 +2072,6 @@
             <w:pPr>
               <w:spacing w:after="40" w:line="240" w:lineRule="auto"/>
             </w:pPr>
-            <w:r/>
             <w:r>
               <w:rPr>
                 <w:b w:val="0"/>
@@ -2262,7 +2092,6 @@
             <w:pPr>
               <w:spacing w:after="40" w:line="240" w:lineRule="auto"/>
             </w:pPr>
-            <w:r/>
             <w:r>
               <w:rPr>
                 <w:b w:val="0"/>
@@ -2282,7 +2111,6 @@
             <w:pPr>
               <w:spacing w:after="40" w:line="240" w:lineRule="auto"/>
             </w:pPr>
-            <w:r/>
             <w:r>
               <w:rPr>
                 <w:b w:val="0"/>
@@ -2302,7 +2130,6 @@
             <w:pPr>
               <w:spacing w:after="40" w:line="240" w:lineRule="auto"/>
             </w:pPr>
-            <w:r/>
             <w:r>
               <w:rPr>
                 <w:b w:val="0"/>
@@ -2322,7 +2149,6 @@
             <w:pPr>
               <w:spacing w:after="40" w:line="240" w:lineRule="auto"/>
             </w:pPr>
-            <w:r/>
             <w:r>
               <w:rPr>
                 <w:b w:val="0"/>
@@ -2342,7 +2168,6 @@
             <w:pPr>
               <w:spacing w:after="40" w:line="240" w:lineRule="auto"/>
             </w:pPr>
-            <w:r/>
             <w:r>
               <w:rPr>
                 <w:b w:val="0"/>
@@ -2362,7 +2187,6 @@
             <w:pPr>
               <w:spacing w:after="40" w:line="240" w:lineRule="auto"/>
             </w:pPr>
-            <w:r/>
             <w:r>
               <w:rPr>
                 <w:b w:val="0"/>
@@ -2382,7 +2206,6 @@
             <w:pPr>
               <w:spacing w:after="40" w:line="240" w:lineRule="auto"/>
             </w:pPr>
-            <w:r/>
             <w:r>
               <w:rPr>
                 <w:b w:val="0"/>
@@ -2401,7 +2224,6 @@
             <w:pPr>
               <w:spacing w:after="40" w:line="240" w:lineRule="auto"/>
             </w:pPr>
-            <w:r/>
             <w:r>
               <w:rPr>
                 <w:b w:val="0"/>
@@ -2464,13 +2286,9 @@
             </w:pPr>
             <w:r>
               <w:rPr>
-                <w:color w:val="FFFFFF"/>
-              </w:rPr>
-            </w:r>
-            <w:r>
-              <w:rPr>
                 <w:b/>
                 <w:i w:val="0"/>
+                <w:color w:val="FFFFFF"/>
                 <w:sz w:val="19"/>
               </w:rPr>
               <w:t>Tip</w:t>
@@ -2489,13 +2307,9 @@
             </w:pPr>
             <w:r>
               <w:rPr>
-                <w:color w:val="FFFFFF"/>
-              </w:rPr>
-            </w:r>
-            <w:r>
-              <w:rPr>
                 <w:b/>
                 <w:i w:val="0"/>
+                <w:color w:val="FFFFFF"/>
                 <w:sz w:val="19"/>
               </w:rPr>
               <w:t>Examen</w:t>
@@ -2514,13 +2328,9 @@
             </w:pPr>
             <w:r>
               <w:rPr>
-                <w:color w:val="FFFFFF"/>
-              </w:rPr>
-            </w:r>
-            <w:r>
-              <w:rPr>
                 <w:b/>
                 <w:i w:val="0"/>
+                <w:color w:val="FFFFFF"/>
                 <w:sz w:val="19"/>
               </w:rPr>
               <w:t>Indicație</w:t>
@@ -2539,13 +2349,9 @@
             </w:pPr>
             <w:r>
               <w:rPr>
-                <w:color w:val="FFFFFF"/>
-              </w:rPr>
-            </w:r>
-            <w:r>
-              <w:rPr>
                 <w:b/>
                 <w:i w:val="0"/>
+                <w:color w:val="FFFFFF"/>
                 <w:sz w:val="19"/>
               </w:rPr>
               <w:t>Grad</w:t>
@@ -2564,13 +2370,9 @@
             </w:pPr>
             <w:r>
               <w:rPr>
-                <w:color w:val="FFFFFF"/>
-              </w:rPr>
-            </w:r>
-            <w:r>
-              <w:rPr>
                 <w:b/>
                 <w:i w:val="0"/>
+                <w:color w:val="FFFFFF"/>
                 <w:sz w:val="19"/>
               </w:rPr>
               <w:t>Doză</w:t>
@@ -2589,13 +2391,9 @@
             </w:pPr>
             <w:r>
               <w:rPr>
-                <w:color w:val="FFFFFF"/>
-              </w:rPr>
-            </w:r>
-            <w:r>
-              <w:rPr>
                 <w:b/>
                 <w:i w:val="0"/>
+                <w:color w:val="FFFFFF"/>
                 <w:sz w:val="19"/>
               </w:rPr>
               <w:t>Comentarii</w:t>
@@ -2614,13 +2412,9 @@
             </w:pPr>
             <w:r>
               <w:rPr>
-                <w:color w:val="FFFFFF"/>
-              </w:rPr>
-            </w:r>
-            <w:r>
-              <w:rPr>
                 <w:b/>
                 <w:i w:val="0"/>
+                <w:color w:val="FFFFFF"/>
                 <w:sz w:val="19"/>
               </w:rPr>
               <w:t>Decizie</w:t>
@@ -2639,13 +2433,9 @@
             </w:pPr>
             <w:r>
               <w:rPr>
-                <w:color w:val="FFFFFF"/>
-              </w:rPr>
-            </w:r>
-            <w:r>
-              <w:rPr>
                 <w:b/>
                 <w:i w:val="0"/>
+                <w:color w:val="FFFFFF"/>
                 <w:sz w:val="19"/>
               </w:rPr>
               <w:t>Comentariu editor</w:t>
@@ -2663,7 +2453,6 @@
             <w:pPr>
               <w:spacing w:after="40" w:line="240" w:lineRule="auto"/>
             </w:pPr>
-            <w:r/>
             <w:r>
               <w:rPr>
                 <w:b w:val="0"/>
@@ -2683,7 +2472,6 @@
             <w:pPr>
               <w:spacing w:after="40" w:line="240" w:lineRule="auto"/>
             </w:pPr>
-            <w:r/>
             <w:r>
               <w:rPr>
                 <w:b w:val="0"/>
@@ -2703,7 +2491,6 @@
             <w:pPr>
               <w:spacing w:after="40" w:line="240" w:lineRule="auto"/>
             </w:pPr>
-            <w:r/>
             <w:r>
               <w:rPr>
                 <w:b w:val="0"/>
@@ -2723,7 +2510,6 @@
             <w:pPr>
               <w:spacing w:after="40" w:line="240" w:lineRule="auto"/>
             </w:pPr>
-            <w:r/>
             <w:r>
               <w:rPr>
                 <w:b w:val="0"/>
@@ -2743,7 +2529,6 @@
             <w:pPr>
               <w:spacing w:after="40" w:line="240" w:lineRule="auto"/>
             </w:pPr>
-            <w:r/>
             <w:r>
               <w:rPr>
                 <w:b w:val="0"/>
@@ -2763,7 +2548,6 @@
             <w:pPr>
               <w:spacing w:after="40" w:line="240" w:lineRule="auto"/>
             </w:pPr>
-            <w:r/>
             <w:r>
               <w:rPr>
                 <w:b w:val="0"/>
@@ -2783,7 +2567,6 @@
             <w:pPr>
               <w:spacing w:after="40" w:line="240" w:lineRule="auto"/>
             </w:pPr>
-            <w:r/>
             <w:r>
               <w:rPr>
                 <w:b w:val="0"/>
@@ -2802,7 +2585,6 @@
             <w:pPr>
               <w:spacing w:after="40" w:line="240" w:lineRule="auto"/>
             </w:pPr>
-            <w:r/>
             <w:r>
               <w:rPr>
                 <w:b w:val="0"/>
@@ -2823,7 +2605,6 @@
             <w:pPr>
               <w:spacing w:after="40" w:line="240" w:lineRule="auto"/>
             </w:pPr>
-            <w:r/>
             <w:r>
               <w:rPr>
                 <w:b w:val="0"/>
@@ -2843,7 +2624,6 @@
             <w:pPr>
               <w:spacing w:after="40" w:line="240" w:lineRule="auto"/>
             </w:pPr>
-            <w:r/>
             <w:r>
               <w:rPr>
                 <w:b w:val="0"/>
@@ -2863,7 +2643,6 @@
             <w:pPr>
               <w:spacing w:after="40" w:line="240" w:lineRule="auto"/>
             </w:pPr>
-            <w:r/>
             <w:r>
               <w:rPr>
                 <w:b w:val="0"/>
@@ -2883,7 +2662,6 @@
             <w:pPr>
               <w:spacing w:after="40" w:line="240" w:lineRule="auto"/>
             </w:pPr>
-            <w:r/>
             <w:r>
               <w:rPr>
                 <w:b w:val="0"/>
@@ -2903,7 +2681,6 @@
             <w:pPr>
               <w:spacing w:after="40" w:line="240" w:lineRule="auto"/>
             </w:pPr>
-            <w:r/>
             <w:r>
               <w:rPr>
                 <w:b w:val="0"/>
@@ -2923,7 +2700,6 @@
             <w:pPr>
               <w:spacing w:after="40" w:line="240" w:lineRule="auto"/>
             </w:pPr>
-            <w:r/>
             <w:r>
               <w:rPr>
                 <w:b w:val="0"/>
@@ -2943,7 +2719,6 @@
             <w:pPr>
               <w:spacing w:after="40" w:line="240" w:lineRule="auto"/>
             </w:pPr>
-            <w:r/>
             <w:r>
               <w:rPr>
                 <w:b w:val="0"/>
@@ -2962,7 +2737,6 @@
             <w:pPr>
               <w:spacing w:after="40" w:line="240" w:lineRule="auto"/>
             </w:pPr>
-            <w:r/>
             <w:r>
               <w:rPr>
                 <w:b w:val="0"/>
@@ -3025,13 +2799,9 @@
             </w:pPr>
             <w:r>
               <w:rPr>
-                <w:color w:val="FFFFFF"/>
-              </w:rPr>
-            </w:r>
-            <w:r>
-              <w:rPr>
                 <w:b/>
                 <w:i w:val="0"/>
+                <w:color w:val="FFFFFF"/>
                 <w:sz w:val="19"/>
               </w:rPr>
               <w:t>Tip</w:t>
@@ -3050,13 +2820,9 @@
             </w:pPr>
             <w:r>
               <w:rPr>
-                <w:color w:val="FFFFFF"/>
-              </w:rPr>
-            </w:r>
-            <w:r>
-              <w:rPr>
                 <w:b/>
                 <w:i w:val="0"/>
+                <w:color w:val="FFFFFF"/>
                 <w:sz w:val="19"/>
               </w:rPr>
               <w:t>Examen</w:t>
@@ -3075,13 +2841,9 @@
             </w:pPr>
             <w:r>
               <w:rPr>
-                <w:color w:val="FFFFFF"/>
-              </w:rPr>
-            </w:r>
-            <w:r>
-              <w:rPr>
                 <w:b/>
                 <w:i w:val="0"/>
+                <w:color w:val="FFFFFF"/>
                 <w:sz w:val="19"/>
               </w:rPr>
               <w:t>Indicație</w:t>
@@ -3100,13 +2862,9 @@
             </w:pPr>
             <w:r>
               <w:rPr>
-                <w:color w:val="FFFFFF"/>
-              </w:rPr>
-            </w:r>
-            <w:r>
-              <w:rPr>
                 <w:b/>
                 <w:i w:val="0"/>
+                <w:color w:val="FFFFFF"/>
                 <w:sz w:val="19"/>
               </w:rPr>
               <w:t>Grad</w:t>
@@ -3125,13 +2883,9 @@
             </w:pPr>
             <w:r>
               <w:rPr>
-                <w:color w:val="FFFFFF"/>
-              </w:rPr>
-            </w:r>
-            <w:r>
-              <w:rPr>
                 <w:b/>
                 <w:i w:val="0"/>
+                <w:color w:val="FFFFFF"/>
                 <w:sz w:val="19"/>
               </w:rPr>
               <w:t>Doză</w:t>
@@ -3150,13 +2904,9 @@
             </w:pPr>
             <w:r>
               <w:rPr>
-                <w:color w:val="FFFFFF"/>
-              </w:rPr>
-            </w:r>
-            <w:r>
-              <w:rPr>
                 <w:b/>
                 <w:i w:val="0"/>
+                <w:color w:val="FFFFFF"/>
                 <w:sz w:val="19"/>
               </w:rPr>
               <w:t>Comentarii</w:t>
@@ -3175,13 +2925,9 @@
             </w:pPr>
             <w:r>
               <w:rPr>
-                <w:color w:val="FFFFFF"/>
-              </w:rPr>
-            </w:r>
-            <w:r>
-              <w:rPr>
                 <w:b/>
                 <w:i w:val="0"/>
+                <w:color w:val="FFFFFF"/>
                 <w:sz w:val="19"/>
               </w:rPr>
               <w:t>Decizie</w:t>
@@ -3200,13 +2946,9 @@
             </w:pPr>
             <w:r>
               <w:rPr>
-                <w:color w:val="FFFFFF"/>
-              </w:rPr>
-            </w:r>
-            <w:r>
-              <w:rPr>
                 <w:b/>
                 <w:i w:val="0"/>
+                <w:color w:val="FFFFFF"/>
                 <w:sz w:val="19"/>
               </w:rPr>
               <w:t>Comentariu editor</w:t>
@@ -3224,7 +2966,6 @@
             <w:pPr>
               <w:spacing w:after="40" w:line="240" w:lineRule="auto"/>
             </w:pPr>
-            <w:r/>
             <w:r>
               <w:rPr>
                 <w:b w:val="0"/>
@@ -3244,7 +2985,6 @@
             <w:pPr>
               <w:spacing w:after="40" w:line="240" w:lineRule="auto"/>
             </w:pPr>
-            <w:r/>
             <w:r>
               <w:rPr>
                 <w:b w:val="0"/>
@@ -3264,7 +3004,6 @@
             <w:pPr>
               <w:spacing w:after="40" w:line="240" w:lineRule="auto"/>
             </w:pPr>
-            <w:r/>
             <w:r>
               <w:rPr>
                 <w:b w:val="0"/>
@@ -3284,7 +3023,6 @@
             <w:pPr>
               <w:spacing w:after="40" w:line="240" w:lineRule="auto"/>
             </w:pPr>
-            <w:r/>
             <w:r>
               <w:rPr>
                 <w:b w:val="0"/>
@@ -3304,7 +3042,6 @@
             <w:pPr>
               <w:spacing w:after="40" w:line="240" w:lineRule="auto"/>
             </w:pPr>
-            <w:r/>
             <w:r>
               <w:rPr>
                 <w:b w:val="0"/>
@@ -3324,7 +3061,6 @@
             <w:pPr>
               <w:spacing w:after="40" w:line="240" w:lineRule="auto"/>
             </w:pPr>
-            <w:r/>
             <w:r>
               <w:rPr>
                 <w:b w:val="0"/>
@@ -3344,7 +3080,6 @@
             <w:pPr>
               <w:spacing w:after="40" w:line="240" w:lineRule="auto"/>
             </w:pPr>
-            <w:r/>
             <w:r>
               <w:rPr>
                 <w:b w:val="0"/>
@@ -3363,7 +3098,6 @@
             <w:pPr>
               <w:spacing w:after="40" w:line="240" w:lineRule="auto"/>
             </w:pPr>
-            <w:r/>
             <w:r>
               <w:rPr>
                 <w:b w:val="0"/>
@@ -3426,13 +3160,9 @@
             </w:pPr>
             <w:r>
               <w:rPr>
-                <w:color w:val="FFFFFF"/>
-              </w:rPr>
-            </w:r>
-            <w:r>
-              <w:rPr>
                 <w:b/>
                 <w:i w:val="0"/>
+                <w:color w:val="FFFFFF"/>
                 <w:sz w:val="19"/>
               </w:rPr>
               <w:t>Tip</w:t>
@@ -3451,13 +3181,9 @@
             </w:pPr>
             <w:r>
               <w:rPr>
-                <w:color w:val="FFFFFF"/>
-              </w:rPr>
-            </w:r>
-            <w:r>
-              <w:rPr>
                 <w:b/>
                 <w:i w:val="0"/>
+                <w:color w:val="FFFFFF"/>
                 <w:sz w:val="19"/>
               </w:rPr>
               <w:t>Examen</w:t>
@@ -3476,13 +3202,9 @@
             </w:pPr>
             <w:r>
               <w:rPr>
-                <w:color w:val="FFFFFF"/>
-              </w:rPr>
-            </w:r>
-            <w:r>
-              <w:rPr>
                 <w:b/>
                 <w:i w:val="0"/>
+                <w:color w:val="FFFFFF"/>
                 <w:sz w:val="19"/>
               </w:rPr>
               <w:t>Indicație</w:t>
@@ -3501,13 +3223,9 @@
             </w:pPr>
             <w:r>
               <w:rPr>
-                <w:color w:val="FFFFFF"/>
-              </w:rPr>
-            </w:r>
-            <w:r>
-              <w:rPr>
                 <w:b/>
                 <w:i w:val="0"/>
+                <w:color w:val="FFFFFF"/>
                 <w:sz w:val="19"/>
               </w:rPr>
               <w:t>Grad</w:t>
@@ -3526,13 +3244,9 @@
             </w:pPr>
             <w:r>
               <w:rPr>
-                <w:color w:val="FFFFFF"/>
-              </w:rPr>
-            </w:r>
-            <w:r>
-              <w:rPr>
                 <w:b/>
                 <w:i w:val="0"/>
+                <w:color w:val="FFFFFF"/>
                 <w:sz w:val="19"/>
               </w:rPr>
               <w:t>Doză</w:t>
@@ -3551,13 +3265,9 @@
             </w:pPr>
             <w:r>
               <w:rPr>
-                <w:color w:val="FFFFFF"/>
-              </w:rPr>
-            </w:r>
-            <w:r>
-              <w:rPr>
                 <w:b/>
                 <w:i w:val="0"/>
+                <w:color w:val="FFFFFF"/>
                 <w:sz w:val="19"/>
               </w:rPr>
               <w:t>Comentarii</w:t>
@@ -3576,13 +3286,9 @@
             </w:pPr>
             <w:r>
               <w:rPr>
-                <w:color w:val="FFFFFF"/>
-              </w:rPr>
-            </w:r>
-            <w:r>
-              <w:rPr>
                 <w:b/>
                 <w:i w:val="0"/>
+                <w:color w:val="FFFFFF"/>
                 <w:sz w:val="19"/>
               </w:rPr>
               <w:t>Decizie</w:t>
@@ -3601,13 +3307,9 @@
             </w:pPr>
             <w:r>
               <w:rPr>
-                <w:color w:val="FFFFFF"/>
-              </w:rPr>
-            </w:r>
-            <w:r>
-              <w:rPr>
                 <w:b/>
                 <w:i w:val="0"/>
+                <w:color w:val="FFFFFF"/>
                 <w:sz w:val="19"/>
               </w:rPr>
               <w:t>Comentariu editor</w:t>
@@ -3625,7 +3327,6 @@
             <w:pPr>
               <w:spacing w:after="40" w:line="240" w:lineRule="auto"/>
             </w:pPr>
-            <w:r/>
             <w:r>
               <w:rPr>
                 <w:b w:val="0"/>
@@ -3645,7 +3346,6 @@
             <w:pPr>
               <w:spacing w:after="40" w:line="240" w:lineRule="auto"/>
             </w:pPr>
-            <w:r/>
             <w:r>
               <w:rPr>
                 <w:b w:val="0"/>
@@ -3665,7 +3365,6 @@
             <w:pPr>
               <w:spacing w:after="40" w:line="240" w:lineRule="auto"/>
             </w:pPr>
-            <w:r/>
             <w:r>
               <w:rPr>
                 <w:b w:val="0"/>
@@ -3685,7 +3384,6 @@
             <w:pPr>
               <w:spacing w:after="40" w:line="240" w:lineRule="auto"/>
             </w:pPr>
-            <w:r/>
             <w:r>
               <w:rPr>
                 <w:b w:val="0"/>
@@ -3705,7 +3403,6 @@
             <w:pPr>
               <w:spacing w:after="40" w:line="240" w:lineRule="auto"/>
             </w:pPr>
-            <w:r/>
             <w:r>
               <w:rPr>
                 <w:b w:val="0"/>
@@ -3725,7 +3422,6 @@
             <w:pPr>
               <w:spacing w:after="40" w:line="240" w:lineRule="auto"/>
             </w:pPr>
-            <w:r/>
             <w:r>
               <w:rPr>
                 <w:b w:val="0"/>
@@ -3745,7 +3441,6 @@
             <w:pPr>
               <w:spacing w:after="40" w:line="240" w:lineRule="auto"/>
             </w:pPr>
-            <w:r/>
             <w:r>
               <w:rPr>
                 <w:b w:val="0"/>
@@ -3764,7 +3459,6 @@
             <w:pPr>
               <w:spacing w:after="40" w:line="240" w:lineRule="auto"/>
             </w:pPr>
-            <w:r/>
             <w:r>
               <w:rPr>
                 <w:b w:val="0"/>
@@ -3785,7 +3479,6 @@
             <w:pPr>
               <w:spacing w:after="40" w:line="240" w:lineRule="auto"/>
             </w:pPr>
-            <w:r/>
             <w:r>
               <w:rPr>
                 <w:b w:val="0"/>
@@ -3805,7 +3498,6 @@
             <w:pPr>
               <w:spacing w:after="40" w:line="240" w:lineRule="auto"/>
             </w:pPr>
-            <w:r/>
             <w:r>
               <w:rPr>
                 <w:b w:val="0"/>
@@ -3825,7 +3517,6 @@
             <w:pPr>
               <w:spacing w:after="40" w:line="240" w:lineRule="auto"/>
             </w:pPr>
-            <w:r/>
             <w:r>
               <w:rPr>
                 <w:b w:val="0"/>
@@ -3845,7 +3536,6 @@
             <w:pPr>
               <w:spacing w:after="40" w:line="240" w:lineRule="auto"/>
             </w:pPr>
-            <w:r/>
             <w:r>
               <w:rPr>
                 <w:b w:val="0"/>
@@ -3865,7 +3555,6 @@
             <w:pPr>
               <w:spacing w:after="40" w:line="240" w:lineRule="auto"/>
             </w:pPr>
-            <w:r/>
             <w:r>
               <w:rPr>
                 <w:b w:val="0"/>
@@ -3885,7 +3574,6 @@
             <w:pPr>
               <w:spacing w:after="40" w:line="240" w:lineRule="auto"/>
             </w:pPr>
-            <w:r/>
             <w:r>
               <w:rPr>
                 <w:b w:val="0"/>
@@ -3905,7 +3593,6 @@
             <w:pPr>
               <w:spacing w:after="40" w:line="240" w:lineRule="auto"/>
             </w:pPr>
-            <w:r/>
             <w:r>
               <w:rPr>
                 <w:b w:val="0"/>
@@ -3924,7 +3611,6 @@
             <w:pPr>
               <w:spacing w:after="40" w:line="240" w:lineRule="auto"/>
             </w:pPr>
-            <w:r/>
             <w:r>
               <w:rPr>
                 <w:b w:val="0"/>
@@ -3945,7 +3631,6 @@
             <w:pPr>
               <w:spacing w:after="40" w:line="240" w:lineRule="auto"/>
             </w:pPr>
-            <w:r/>
             <w:r>
               <w:rPr>
                 <w:b w:val="0"/>
@@ -3965,7 +3650,6 @@
             <w:pPr>
               <w:spacing w:after="40" w:line="240" w:lineRule="auto"/>
             </w:pPr>
-            <w:r/>
             <w:r>
               <w:rPr>
                 <w:b w:val="0"/>
@@ -3985,7 +3669,6 @@
             <w:pPr>
               <w:spacing w:after="40" w:line="240" w:lineRule="auto"/>
             </w:pPr>
-            <w:r/>
             <w:r>
               <w:rPr>
                 <w:b w:val="0"/>
@@ -4005,7 +3688,6 @@
             <w:pPr>
               <w:spacing w:after="40" w:line="240" w:lineRule="auto"/>
             </w:pPr>
-            <w:r/>
             <w:r>
               <w:rPr>
                 <w:b w:val="0"/>
@@ -4025,7 +3707,6 @@
             <w:pPr>
               <w:spacing w:after="40" w:line="240" w:lineRule="auto"/>
             </w:pPr>
-            <w:r/>
             <w:r>
               <w:rPr>
                 <w:b w:val="0"/>
@@ -4045,7 +3726,6 @@
             <w:pPr>
               <w:spacing w:after="40" w:line="240" w:lineRule="auto"/>
             </w:pPr>
-            <w:r/>
             <w:r>
               <w:rPr>
                 <w:b w:val="0"/>
@@ -4065,7 +3745,6 @@
             <w:pPr>
               <w:spacing w:after="40" w:line="240" w:lineRule="auto"/>
             </w:pPr>
-            <w:r/>
             <w:r>
               <w:rPr>
                 <w:b w:val="0"/>
@@ -4084,7 +3763,6 @@
             <w:pPr>
               <w:spacing w:after="40" w:line="240" w:lineRule="auto"/>
             </w:pPr>
-            <w:r/>
             <w:r>
               <w:rPr>
                 <w:b w:val="0"/>
@@ -4147,13 +3825,9 @@
             </w:pPr>
             <w:r>
               <w:rPr>
-                <w:color w:val="FFFFFF"/>
-              </w:rPr>
-            </w:r>
-            <w:r>
-              <w:rPr>
                 <w:b/>
                 <w:i w:val="0"/>
+                <w:color w:val="FFFFFF"/>
                 <w:sz w:val="19"/>
               </w:rPr>
               <w:t>Tip</w:t>
@@ -4172,13 +3846,9 @@
             </w:pPr>
             <w:r>
               <w:rPr>
-                <w:color w:val="FFFFFF"/>
-              </w:rPr>
-            </w:r>
-            <w:r>
-              <w:rPr>
                 <w:b/>
                 <w:i w:val="0"/>
+                <w:color w:val="FFFFFF"/>
                 <w:sz w:val="19"/>
               </w:rPr>
               <w:t>Examen</w:t>
@@ -4197,13 +3867,9 @@
             </w:pPr>
             <w:r>
               <w:rPr>
-                <w:color w:val="FFFFFF"/>
-              </w:rPr>
-            </w:r>
-            <w:r>
-              <w:rPr>
                 <w:b/>
                 <w:i w:val="0"/>
+                <w:color w:val="FFFFFF"/>
                 <w:sz w:val="19"/>
               </w:rPr>
               <w:t>Indicație</w:t>
@@ -4222,13 +3888,9 @@
             </w:pPr>
             <w:r>
               <w:rPr>
-                <w:color w:val="FFFFFF"/>
-              </w:rPr>
-            </w:r>
-            <w:r>
-              <w:rPr>
                 <w:b/>
                 <w:i w:val="0"/>
+                <w:color w:val="FFFFFF"/>
                 <w:sz w:val="19"/>
               </w:rPr>
               <w:t>Grad</w:t>
@@ -4247,13 +3909,9 @@
             </w:pPr>
             <w:r>
               <w:rPr>
-                <w:color w:val="FFFFFF"/>
-              </w:rPr>
-            </w:r>
-            <w:r>
-              <w:rPr>
                 <w:b/>
                 <w:i w:val="0"/>
+                <w:color w:val="FFFFFF"/>
                 <w:sz w:val="19"/>
               </w:rPr>
               <w:t>Doză</w:t>
@@ -4272,13 +3930,9 @@
             </w:pPr>
             <w:r>
               <w:rPr>
-                <w:color w:val="FFFFFF"/>
-              </w:rPr>
-            </w:r>
-            <w:r>
-              <w:rPr>
                 <w:b/>
                 <w:i w:val="0"/>
+                <w:color w:val="FFFFFF"/>
                 <w:sz w:val="19"/>
               </w:rPr>
               <w:t>Comentarii</w:t>
@@ -4297,13 +3951,9 @@
             </w:pPr>
             <w:r>
               <w:rPr>
-                <w:color w:val="FFFFFF"/>
-              </w:rPr>
-            </w:r>
-            <w:r>
-              <w:rPr>
                 <w:b/>
                 <w:i w:val="0"/>
+                <w:color w:val="FFFFFF"/>
                 <w:sz w:val="19"/>
               </w:rPr>
               <w:t>Decizie</w:t>
@@ -4322,13 +3972,9 @@
             </w:pPr>
             <w:r>
               <w:rPr>
-                <w:color w:val="FFFFFF"/>
-              </w:rPr>
-            </w:r>
-            <w:r>
-              <w:rPr>
                 <w:b/>
                 <w:i w:val="0"/>
+                <w:color w:val="FFFFFF"/>
                 <w:sz w:val="19"/>
               </w:rPr>
               <w:t>Comentariu editor</w:t>
@@ -4346,7 +3992,6 @@
             <w:pPr>
               <w:spacing w:after="40" w:line="240" w:lineRule="auto"/>
             </w:pPr>
-            <w:r/>
             <w:r>
               <w:rPr>
                 <w:b w:val="0"/>
@@ -4366,7 +4011,6 @@
             <w:pPr>
               <w:spacing w:after="40" w:line="240" w:lineRule="auto"/>
             </w:pPr>
-            <w:r/>
             <w:r>
               <w:rPr>
                 <w:b w:val="0"/>
@@ -4386,7 +4030,6 @@
             <w:pPr>
               <w:spacing w:after="40" w:line="240" w:lineRule="auto"/>
             </w:pPr>
-            <w:r/>
             <w:r>
               <w:rPr>
                 <w:b w:val="0"/>
@@ -4406,7 +4049,6 @@
             <w:pPr>
               <w:spacing w:after="40" w:line="240" w:lineRule="auto"/>
             </w:pPr>
-            <w:r/>
             <w:r>
               <w:rPr>
                 <w:b w:val="0"/>
@@ -4426,7 +4068,6 @@
             <w:pPr>
               <w:spacing w:after="40" w:line="240" w:lineRule="auto"/>
             </w:pPr>
-            <w:r/>
             <w:r>
               <w:rPr>
                 <w:b w:val="0"/>
@@ -4446,7 +4087,6 @@
             <w:pPr>
               <w:spacing w:after="40" w:line="240" w:lineRule="auto"/>
             </w:pPr>
-            <w:r/>
             <w:r>
               <w:rPr>
                 <w:b w:val="0"/>
@@ -4466,7 +4106,6 @@
             <w:pPr>
               <w:spacing w:after="40" w:line="240" w:lineRule="auto"/>
             </w:pPr>
-            <w:r/>
             <w:r>
               <w:rPr>
                 <w:b w:val="0"/>
@@ -4485,7 +4124,6 @@
             <w:pPr>
               <w:spacing w:after="40" w:line="240" w:lineRule="auto"/>
             </w:pPr>
-            <w:r/>
             <w:r>
               <w:rPr>
                 <w:b w:val="0"/>
@@ -4506,7 +4144,6 @@
             <w:pPr>
               <w:spacing w:after="40" w:line="240" w:lineRule="auto"/>
             </w:pPr>
-            <w:r/>
             <w:r>
               <w:rPr>
                 <w:b w:val="0"/>
@@ -4526,7 +4163,6 @@
             <w:pPr>
               <w:spacing w:after="40" w:line="240" w:lineRule="auto"/>
             </w:pPr>
-            <w:r/>
             <w:r>
               <w:rPr>
                 <w:b w:val="0"/>
@@ -4546,7 +4182,6 @@
             <w:pPr>
               <w:spacing w:after="40" w:line="240" w:lineRule="auto"/>
             </w:pPr>
-            <w:r/>
             <w:r>
               <w:rPr>
                 <w:b w:val="0"/>
@@ -4566,7 +4201,6 @@
             <w:pPr>
               <w:spacing w:after="40" w:line="240" w:lineRule="auto"/>
             </w:pPr>
-            <w:r/>
             <w:r>
               <w:rPr>
                 <w:b w:val="0"/>
@@ -4586,7 +4220,6 @@
             <w:pPr>
               <w:spacing w:after="40" w:line="240" w:lineRule="auto"/>
             </w:pPr>
-            <w:r/>
             <w:r>
               <w:rPr>
                 <w:b w:val="0"/>
@@ -4606,7 +4239,6 @@
             <w:pPr>
               <w:spacing w:after="40" w:line="240" w:lineRule="auto"/>
             </w:pPr>
-            <w:r/>
             <w:r>
               <w:rPr>
                 <w:b w:val="0"/>
@@ -4626,7 +4258,6 @@
             <w:pPr>
               <w:spacing w:after="40" w:line="240" w:lineRule="auto"/>
             </w:pPr>
-            <w:r/>
             <w:r>
               <w:rPr>
                 <w:b w:val="0"/>
@@ -4645,7 +4276,6 @@
             <w:pPr>
               <w:spacing w:after="40" w:line="240" w:lineRule="auto"/>
             </w:pPr>
-            <w:r/>
             <w:r>
               <w:rPr>
                 <w:b w:val="0"/>
@@ -4666,7 +4296,6 @@
             <w:pPr>
               <w:spacing w:after="40" w:line="240" w:lineRule="auto"/>
             </w:pPr>
-            <w:r/>
             <w:r>
               <w:rPr>
                 <w:b w:val="0"/>
@@ -4686,7 +4315,6 @@
             <w:pPr>
               <w:spacing w:after="40" w:line="240" w:lineRule="auto"/>
             </w:pPr>
-            <w:r/>
             <w:r>
               <w:rPr>
                 <w:b w:val="0"/>
@@ -4706,7 +4334,6 @@
             <w:pPr>
               <w:spacing w:after="40" w:line="240" w:lineRule="auto"/>
             </w:pPr>
-            <w:r/>
             <w:r>
               <w:rPr>
                 <w:b w:val="0"/>
@@ -4726,7 +4353,6 @@
             <w:pPr>
               <w:spacing w:after="40" w:line="240" w:lineRule="auto"/>
             </w:pPr>
-            <w:r/>
             <w:r>
               <w:rPr>
                 <w:b w:val="0"/>
@@ -4746,7 +4372,6 @@
             <w:pPr>
               <w:spacing w:after="40" w:line="240" w:lineRule="auto"/>
             </w:pPr>
-            <w:r/>
             <w:r>
               <w:rPr>
                 <w:b w:val="0"/>
@@ -4766,7 +4391,6 @@
             <w:pPr>
               <w:spacing w:after="40" w:line="240" w:lineRule="auto"/>
             </w:pPr>
-            <w:r/>
             <w:r>
               <w:rPr>
                 <w:b w:val="0"/>
@@ -4786,7 +4410,6 @@
             <w:pPr>
               <w:spacing w:after="40" w:line="240" w:lineRule="auto"/>
             </w:pPr>
-            <w:r/>
             <w:r>
               <w:rPr>
                 <w:b w:val="0"/>
@@ -4805,7 +4428,6 @@
             <w:pPr>
               <w:spacing w:after="40" w:line="240" w:lineRule="auto"/>
             </w:pPr>
-            <w:r/>
             <w:r>
               <w:rPr>
                 <w:b w:val="0"/>
@@ -4826,7 +4448,6 @@
             <w:pPr>
               <w:spacing w:after="40" w:line="240" w:lineRule="auto"/>
             </w:pPr>
-            <w:r/>
             <w:r>
               <w:rPr>
                 <w:b w:val="0"/>
@@ -4846,7 +4467,6 @@
             <w:pPr>
               <w:spacing w:after="40" w:line="240" w:lineRule="auto"/>
             </w:pPr>
-            <w:r/>
             <w:r>
               <w:rPr>
                 <w:b w:val="0"/>
@@ -4866,7 +4486,6 @@
             <w:pPr>
               <w:spacing w:after="40" w:line="240" w:lineRule="auto"/>
             </w:pPr>
-            <w:r/>
             <w:r>
               <w:rPr>
                 <w:b w:val="0"/>
@@ -4886,7 +4505,6 @@
             <w:pPr>
               <w:spacing w:after="40" w:line="240" w:lineRule="auto"/>
             </w:pPr>
-            <w:r/>
             <w:r>
               <w:rPr>
                 <w:b w:val="0"/>
@@ -4906,7 +4524,6 @@
             <w:pPr>
               <w:spacing w:after="40" w:line="240" w:lineRule="auto"/>
             </w:pPr>
-            <w:r/>
             <w:r>
               <w:rPr>
                 <w:b w:val="0"/>
@@ -4926,7 +4543,6 @@
             <w:pPr>
               <w:spacing w:after="40" w:line="240" w:lineRule="auto"/>
             </w:pPr>
-            <w:r/>
             <w:r>
               <w:rPr>
                 <w:b w:val="0"/>
@@ -4946,7 +4562,6 @@
             <w:pPr>
               <w:spacing w:after="40" w:line="240" w:lineRule="auto"/>
             </w:pPr>
-            <w:r/>
             <w:r>
               <w:rPr>
                 <w:b w:val="0"/>
@@ -4965,7 +4580,6 @@
             <w:pPr>
               <w:spacing w:after="40" w:line="240" w:lineRule="auto"/>
             </w:pPr>
-            <w:r/>
             <w:r>
               <w:rPr>
                 <w:b w:val="0"/>
@@ -5028,13 +4642,9 @@
             </w:pPr>
             <w:r>
               <w:rPr>
-                <w:color w:val="FFFFFF"/>
-              </w:rPr>
-            </w:r>
-            <w:r>
-              <w:rPr>
                 <w:b/>
                 <w:i w:val="0"/>
+                <w:color w:val="FFFFFF"/>
                 <w:sz w:val="19"/>
               </w:rPr>
               <w:t>Tip</w:t>
@@ -5053,13 +4663,9 @@
             </w:pPr>
             <w:r>
               <w:rPr>
-                <w:color w:val="FFFFFF"/>
-              </w:rPr>
-            </w:r>
-            <w:r>
-              <w:rPr>
                 <w:b/>
                 <w:i w:val="0"/>
+                <w:color w:val="FFFFFF"/>
                 <w:sz w:val="19"/>
               </w:rPr>
               <w:t>Examen</w:t>
@@ -5078,13 +4684,9 @@
             </w:pPr>
             <w:r>
               <w:rPr>
-                <w:color w:val="FFFFFF"/>
-              </w:rPr>
-            </w:r>
-            <w:r>
-              <w:rPr>
                 <w:b/>
                 <w:i w:val="0"/>
+                <w:color w:val="FFFFFF"/>
                 <w:sz w:val="19"/>
               </w:rPr>
               <w:t>Indicație</w:t>
@@ -5103,13 +4705,9 @@
             </w:pPr>
             <w:r>
               <w:rPr>
-                <w:color w:val="FFFFFF"/>
-              </w:rPr>
-            </w:r>
-            <w:r>
-              <w:rPr>
                 <w:b/>
                 <w:i w:val="0"/>
+                <w:color w:val="FFFFFF"/>
                 <w:sz w:val="19"/>
               </w:rPr>
               <w:t>Grad</w:t>
@@ -5128,13 +4726,9 @@
             </w:pPr>
             <w:r>
               <w:rPr>
-                <w:color w:val="FFFFFF"/>
-              </w:rPr>
-            </w:r>
-            <w:r>
-              <w:rPr>
                 <w:b/>
                 <w:i w:val="0"/>
+                <w:color w:val="FFFFFF"/>
                 <w:sz w:val="19"/>
               </w:rPr>
               <w:t>Doză</w:t>
@@ -5153,13 +4747,9 @@
             </w:pPr>
             <w:r>
               <w:rPr>
-                <w:color w:val="FFFFFF"/>
-              </w:rPr>
-            </w:r>
-            <w:r>
-              <w:rPr>
                 <w:b/>
                 <w:i w:val="0"/>
+                <w:color w:val="FFFFFF"/>
                 <w:sz w:val="19"/>
               </w:rPr>
               <w:t>Comentarii</w:t>
@@ -5178,13 +4768,9 @@
             </w:pPr>
             <w:r>
               <w:rPr>
-                <w:color w:val="FFFFFF"/>
-              </w:rPr>
-            </w:r>
-            <w:r>
-              <w:rPr>
                 <w:b/>
                 <w:i w:val="0"/>
+                <w:color w:val="FFFFFF"/>
                 <w:sz w:val="19"/>
               </w:rPr>
               <w:t>Decizie</w:t>
@@ -5203,13 +4789,9 @@
             </w:pPr>
             <w:r>
               <w:rPr>
-                <w:color w:val="FFFFFF"/>
-              </w:rPr>
-            </w:r>
-            <w:r>
-              <w:rPr>
                 <w:b/>
                 <w:i w:val="0"/>
+                <w:color w:val="FFFFFF"/>
                 <w:sz w:val="19"/>
               </w:rPr>
               <w:t>Comentariu editor</w:t>
@@ -5227,7 +4809,6 @@
             <w:pPr>
               <w:spacing w:after="40" w:line="240" w:lineRule="auto"/>
             </w:pPr>
-            <w:r/>
             <w:r>
               <w:rPr>
                 <w:b w:val="0"/>
@@ -5247,7 +4828,6 @@
             <w:pPr>
               <w:spacing w:after="40" w:line="240" w:lineRule="auto"/>
             </w:pPr>
-            <w:r/>
             <w:r>
               <w:rPr>
                 <w:b w:val="0"/>
@@ -5267,7 +4847,6 @@
             <w:pPr>
               <w:spacing w:after="40" w:line="240" w:lineRule="auto"/>
             </w:pPr>
-            <w:r/>
             <w:r>
               <w:rPr>
                 <w:b w:val="0"/>
@@ -5287,7 +4866,6 @@
             <w:pPr>
               <w:spacing w:after="40" w:line="240" w:lineRule="auto"/>
             </w:pPr>
-            <w:r/>
             <w:r>
               <w:rPr>
                 <w:b w:val="0"/>
@@ -5307,7 +4885,6 @@
             <w:pPr>
               <w:spacing w:after="40" w:line="240" w:lineRule="auto"/>
             </w:pPr>
-            <w:r/>
             <w:r>
               <w:rPr>
                 <w:b w:val="0"/>
@@ -5327,7 +4904,6 @@
             <w:pPr>
               <w:spacing w:after="40" w:line="240" w:lineRule="auto"/>
             </w:pPr>
-            <w:r/>
             <w:r>
               <w:rPr>
                 <w:b w:val="0"/>
@@ -5347,7 +4923,6 @@
             <w:pPr>
               <w:spacing w:after="40" w:line="240" w:lineRule="auto"/>
             </w:pPr>
-            <w:r/>
             <w:r>
               <w:rPr>
                 <w:b w:val="0"/>
@@ -5366,7 +4941,6 @@
             <w:pPr>
               <w:spacing w:after="40" w:line="240" w:lineRule="auto"/>
             </w:pPr>
-            <w:r/>
             <w:r>
               <w:rPr>
                 <w:b w:val="0"/>
@@ -5387,7 +4961,6 @@
             <w:pPr>
               <w:spacing w:after="40" w:line="240" w:lineRule="auto"/>
             </w:pPr>
-            <w:r/>
             <w:r>
               <w:rPr>
                 <w:b w:val="0"/>
@@ -5407,7 +4980,6 @@
             <w:pPr>
               <w:spacing w:after="40" w:line="240" w:lineRule="auto"/>
             </w:pPr>
-            <w:r/>
             <w:r>
               <w:rPr>
                 <w:b w:val="0"/>
@@ -5427,7 +4999,6 @@
             <w:pPr>
               <w:spacing w:after="40" w:line="240" w:lineRule="auto"/>
             </w:pPr>
-            <w:r/>
             <w:r>
               <w:rPr>
                 <w:b w:val="0"/>
@@ -5447,7 +5018,6 @@
             <w:pPr>
               <w:spacing w:after="40" w:line="240" w:lineRule="auto"/>
             </w:pPr>
-            <w:r/>
             <w:r>
               <w:rPr>
                 <w:b w:val="0"/>
@@ -5467,7 +5037,6 @@
             <w:pPr>
               <w:spacing w:after="40" w:line="240" w:lineRule="auto"/>
             </w:pPr>
-            <w:r/>
             <w:r>
               <w:rPr>
                 <w:b w:val="0"/>
@@ -5487,7 +5056,6 @@
             <w:pPr>
               <w:spacing w:after="40" w:line="240" w:lineRule="auto"/>
             </w:pPr>
-            <w:r/>
             <w:r>
               <w:rPr>
                 <w:b w:val="0"/>
@@ -5507,7 +5075,6 @@
             <w:pPr>
               <w:spacing w:after="40" w:line="240" w:lineRule="auto"/>
             </w:pPr>
-            <w:r/>
             <w:r>
               <w:rPr>
                 <w:b w:val="0"/>
@@ -5526,7 +5093,6 @@
             <w:pPr>
               <w:spacing w:after="40" w:line="240" w:lineRule="auto"/>
             </w:pPr>
-            <w:r/>
             <w:r>
               <w:rPr>
                 <w:b w:val="0"/>
@@ -5547,7 +5113,6 @@
             <w:pPr>
               <w:spacing w:after="40" w:line="240" w:lineRule="auto"/>
             </w:pPr>
-            <w:r/>
             <w:r>
               <w:rPr>
                 <w:b w:val="0"/>
@@ -5567,7 +5132,6 @@
             <w:pPr>
               <w:spacing w:after="40" w:line="240" w:lineRule="auto"/>
             </w:pPr>
-            <w:r/>
             <w:r>
               <w:rPr>
                 <w:b w:val="0"/>
@@ -5587,7 +5151,6 @@
             <w:pPr>
               <w:spacing w:after="40" w:line="240" w:lineRule="auto"/>
             </w:pPr>
-            <w:r/>
             <w:r>
               <w:rPr>
                 <w:b w:val="0"/>
@@ -5607,7 +5170,6 @@
             <w:pPr>
               <w:spacing w:after="40" w:line="240" w:lineRule="auto"/>
             </w:pPr>
-            <w:r/>
             <w:r>
               <w:rPr>
                 <w:b w:val="0"/>
@@ -5627,7 +5189,6 @@
             <w:pPr>
               <w:spacing w:after="40" w:line="240" w:lineRule="auto"/>
             </w:pPr>
-            <w:r/>
             <w:r>
               <w:rPr>
                 <w:b w:val="0"/>
@@ -5647,7 +5208,6 @@
             <w:pPr>
               <w:spacing w:after="40" w:line="240" w:lineRule="auto"/>
             </w:pPr>
-            <w:r/>
             <w:r>
               <w:rPr>
                 <w:b w:val="0"/>
@@ -5667,7 +5227,6 @@
             <w:pPr>
               <w:spacing w:after="40" w:line="240" w:lineRule="auto"/>
             </w:pPr>
-            <w:r/>
             <w:r>
               <w:rPr>
                 <w:b w:val="0"/>
@@ -5686,7 +5245,6 @@
             <w:pPr>
               <w:spacing w:after="40" w:line="240" w:lineRule="auto"/>
             </w:pPr>
-            <w:r/>
             <w:r>
               <w:rPr>
                 <w:b w:val="0"/>
